--- a/fig/table_S3.docx
+++ b/fig/table_S3.docx
@@ -29,6 +29,7 @@
           <w:trHeight w:val="620" w:hRule="auto"/>
           <w:tblHeader/>
         </w:trPr>
+        header 1
         <w:tc>
           <w:tcPr>
             <w:tcBorders>
@@ -48,7 +49,6 @@
           </w:tcPr>
           <w:p>
             <w:pPr>
-              <w:pStyle w:val="Normal"/>
               <w:jc w:val="left"/>
               <w:pBdr>
                 <w:bottom w:val="none" w:sz="0" w:space="0" w:color="000000"/>
@@ -63,7 +63,6 @@
                 <w:i w:val="false"/>
                 <w:b w:val="true"/>
                 <w:u w:val="none"/>
-                <w:strike w:val="false"/>
                 <w:sz w:val="20"/>
                 <w:szCs w:val="20"/>
                 <w:color w:val="000000"/>
@@ -75,7 +74,6 @@
                 <w:i w:val="false"/>
                 <w:b w:val="true"/>
                 <w:u w:val="none"/>
-                <w:strike w:val="false"/>
                 <w:sz w:val="20"/>
                 <w:szCs w:val="20"/>
                 <w:color w:val="000000"/>
@@ -103,7 +101,6 @@
           </w:tcPr>
           <w:p>
             <w:pPr>
-              <w:pStyle w:val="Normal"/>
               <w:jc w:val="center"/>
               <w:pBdr>
                 <w:bottom w:val="none" w:sz="0" w:space="0" w:color="000000"/>
@@ -118,7 +115,6 @@
                 <w:i w:val="false"/>
                 <w:b w:val="true"/>
                 <w:u w:val="none"/>
-                <w:strike w:val="false"/>
                 <w:sz w:val="20"/>
                 <w:szCs w:val="20"/>
                 <w:color w:val="000000"/>
@@ -130,7 +126,6 @@
                 <w:i w:val="false"/>
                 <w:b w:val="true"/>
                 <w:u w:val="none"/>
-                <w:strike w:val="false"/>
                 <w:sz w:val="20"/>
                 <w:szCs w:val="20"/>
                 <w:color w:val="000000"/>
@@ -158,7 +153,6 @@
           </w:tcPr>
           <w:p>
             <w:pPr>
-              <w:pStyle w:val="Normal"/>
               <w:jc w:val="center"/>
               <w:pBdr>
                 <w:bottom w:val="none" w:sz="0" w:space="0" w:color="000000"/>
@@ -173,7 +167,6 @@
                 <w:i w:val="false"/>
                 <w:b w:val="true"/>
                 <w:u w:val="none"/>
-                <w:strike w:val="false"/>
                 <w:sz w:val="20"/>
                 <w:szCs w:val="20"/>
                 <w:color w:val="000000"/>
@@ -185,7 +178,6 @@
                 <w:i w:val="false"/>
                 <w:b w:val="true"/>
                 <w:u w:val="none"/>
-                <w:strike w:val="false"/>
                 <w:sz w:val="20"/>
                 <w:szCs w:val="20"/>
                 <w:color w:val="000000"/>
@@ -213,7 +205,6 @@
           </w:tcPr>
           <w:p>
             <w:pPr>
-              <w:pStyle w:val="Normal"/>
               <w:jc w:val="center"/>
               <w:pBdr>
                 <w:bottom w:val="none" w:sz="0" w:space="0" w:color="000000"/>
@@ -228,7 +219,6 @@
                 <w:i w:val="false"/>
                 <w:b w:val="true"/>
                 <w:u w:val="none"/>
-                <w:strike w:val="false"/>
                 <w:sz w:val="20"/>
                 <w:szCs w:val="20"/>
                 <w:color w:val="000000"/>
@@ -240,7 +230,6 @@
                 <w:i w:val="false"/>
                 <w:b w:val="true"/>
                 <w:u w:val="none"/>
-                <w:strike w:val="false"/>
                 <w:sz w:val="20"/>
                 <w:szCs w:val="20"/>
                 <w:color w:val="000000"/>
@@ -268,7 +257,6 @@
           </w:tcPr>
           <w:p>
             <w:pPr>
-              <w:pStyle w:val="Normal"/>
               <w:jc w:val="center"/>
               <w:pBdr>
                 <w:bottom w:val="none" w:sz="0" w:space="0" w:color="000000"/>
@@ -283,7 +271,6 @@
                 <w:i w:val="false"/>
                 <w:b w:val="true"/>
                 <w:u w:val="none"/>
-                <w:strike w:val="false"/>
                 <w:sz w:val="20"/>
                 <w:szCs w:val="20"/>
                 <w:color w:val="000000"/>
@@ -295,7 +282,6 @@
                 <w:i w:val="false"/>
                 <w:b w:val="true"/>
                 <w:u w:val="none"/>
-                <w:strike w:val="false"/>
                 <w:sz w:val="20"/>
                 <w:szCs w:val="20"/>
                 <w:color w:val="000000"/>
@@ -323,7 +309,6 @@
           </w:tcPr>
           <w:p>
             <w:pPr>
-              <w:pStyle w:val="Normal"/>
               <w:jc w:val="center"/>
               <w:pBdr>
                 <w:bottom w:val="none" w:sz="0" w:space="0" w:color="000000"/>
@@ -338,7 +323,6 @@
                 <w:i w:val="false"/>
                 <w:b w:val="true"/>
                 <w:u w:val="none"/>
-                <w:strike w:val="false"/>
                 <w:sz w:val="20"/>
                 <w:szCs w:val="20"/>
                 <w:color w:val="000000"/>
@@ -350,7 +334,6 @@
                 <w:i w:val="false"/>
                 <w:b w:val="true"/>
                 <w:u w:val="none"/>
-                <w:strike w:val="false"/>
                 <w:sz w:val="20"/>
                 <w:szCs w:val="20"/>
                 <w:color w:val="000000"/>
@@ -364,6 +347,7 @@
         <w:trPr>
           <w:trHeight w:val="618" w:hRule="auto"/>
         </w:trPr>
+        body 1
         <w:tc>
           <w:tcPr>
             <w:tcBorders>
@@ -383,7 +367,6 @@
           </w:tcPr>
           <w:p>
             <w:pPr>
-              <w:pStyle w:val="Normal"/>
               <w:jc w:val="left"/>
               <w:pBdr>
                 <w:bottom w:val="none" w:sz="0" w:space="0" w:color="000000"/>
@@ -398,19 +381,17 @@
                 <w:i w:val="false"/>
                 <w:b w:val="false"/>
                 <w:u w:val="none"/>
-                <w:strike w:val="false"/>
-                <w:sz w:val="20"/>
-                <w:szCs w:val="20"/>
-                <w:color w:val="000000"/>
-              </w:rPr>
-            </w:pPr>
-            <w:r>
-              <w:rPr>
-                <w:rFonts w:ascii="Helvetica" w:hAnsi="Helvetica" w:eastAsia="Helvetica" w:cs="Helvetica"/>
-                <w:i w:val="false"/>
-                <w:b w:val="false"/>
-                <w:u w:val="none"/>
-                <w:strike w:val="false"/>
+                <w:sz w:val="20"/>
+                <w:szCs w:val="20"/>
+                <w:color w:val="000000"/>
+              </w:rPr>
+            </w:pPr>
+            <w:r>
+              <w:rPr>
+                <w:rFonts w:ascii="Helvetica" w:hAnsi="Helvetica" w:eastAsia="Helvetica" w:cs="Helvetica"/>
+                <w:i w:val="false"/>
+                <w:b w:val="false"/>
+                <w:u w:val="none"/>
                 <w:sz w:val="20"/>
                 <w:szCs w:val="20"/>
                 <w:color w:val="000000"/>
@@ -438,34 +419,31 @@
           </w:tcPr>
           <w:p>
             <w:pPr>
-              <w:pStyle w:val="Normal"/>
-              <w:jc w:val="center"/>
-              <w:pBdr>
-                <w:bottom w:val="none" w:sz="0" w:space="0" w:color="000000"/>
-                <w:top w:val="none" w:sz="0" w:space="0" w:color="000000"/>
-                <w:left w:val="none" w:sz="0" w:space="0" w:color="000000"/>
-                <w:right w:val="none" w:sz="0" w:space="0" w:color="000000"/>
-              </w:pBdr>
-              <w:spacing w:after="100" w:before="100" w:line="240"/>
-              <w:ind w:left="100" w:right="100" w:firstLine="0" w:firstLineChars="0"/>
-              <w:rPr>
-                <w:rFonts w:ascii="Helvetica" w:hAnsi="Helvetica" w:eastAsia="Helvetica" w:cs="Helvetica"/>
-                <w:i w:val="false"/>
-                <w:b w:val="false"/>
-                <w:u w:val="none"/>
-                <w:strike w:val="false"/>
-                <w:sz w:val="20"/>
-                <w:szCs w:val="20"/>
-                <w:color w:val="000000"/>
-              </w:rPr>
-            </w:pPr>
-            <w:r>
-              <w:rPr>
-                <w:rFonts w:ascii="Helvetica" w:hAnsi="Helvetica" w:eastAsia="Helvetica" w:cs="Helvetica"/>
-                <w:i w:val="false"/>
-                <w:b w:val="false"/>
-                <w:u w:val="none"/>
-                <w:strike w:val="false"/>
+              <w:jc w:val="center"/>
+              <w:pBdr>
+                <w:bottom w:val="none" w:sz="0" w:space="0" w:color="000000"/>
+                <w:top w:val="none" w:sz="0" w:space="0" w:color="000000"/>
+                <w:left w:val="none" w:sz="0" w:space="0" w:color="000000"/>
+                <w:right w:val="none" w:sz="0" w:space="0" w:color="000000"/>
+              </w:pBdr>
+              <w:spacing w:after="100" w:before="100" w:line="240"/>
+              <w:ind w:left="100" w:right="100" w:firstLine="0" w:firstLineChars="0"/>
+              <w:rPr>
+                <w:rFonts w:ascii="Helvetica" w:hAnsi="Helvetica" w:eastAsia="Helvetica" w:cs="Helvetica"/>
+                <w:i w:val="false"/>
+                <w:b w:val="false"/>
+                <w:u w:val="none"/>
+                <w:sz w:val="20"/>
+                <w:szCs w:val="20"/>
+                <w:color w:val="000000"/>
+              </w:rPr>
+            </w:pPr>
+            <w:r>
+              <w:rPr>
+                <w:rFonts w:ascii="Helvetica" w:hAnsi="Helvetica" w:eastAsia="Helvetica" w:cs="Helvetica"/>
+                <w:i w:val="false"/>
+                <w:b w:val="false"/>
+                <w:u w:val="none"/>
                 <w:sz w:val="20"/>
                 <w:szCs w:val="20"/>
                 <w:color w:val="000000"/>
@@ -493,34 +471,31 @@
           </w:tcPr>
           <w:p>
             <w:pPr>
-              <w:pStyle w:val="Normal"/>
-              <w:jc w:val="center"/>
-              <w:pBdr>
-                <w:bottom w:val="none" w:sz="0" w:space="0" w:color="000000"/>
-                <w:top w:val="none" w:sz="0" w:space="0" w:color="000000"/>
-                <w:left w:val="none" w:sz="0" w:space="0" w:color="000000"/>
-                <w:right w:val="none" w:sz="0" w:space="0" w:color="000000"/>
-              </w:pBdr>
-              <w:spacing w:after="100" w:before="100" w:line="240"/>
-              <w:ind w:left="100" w:right="100" w:firstLine="0" w:firstLineChars="0"/>
-              <w:rPr>
-                <w:rFonts w:ascii="Helvetica" w:hAnsi="Helvetica" w:eastAsia="Helvetica" w:cs="Helvetica"/>
-                <w:i w:val="false"/>
-                <w:b w:val="false"/>
-                <w:u w:val="none"/>
-                <w:strike w:val="false"/>
-                <w:sz w:val="20"/>
-                <w:szCs w:val="20"/>
-                <w:color w:val="000000"/>
-              </w:rPr>
-            </w:pPr>
-            <w:r>
-              <w:rPr>
-                <w:rFonts w:ascii="Helvetica" w:hAnsi="Helvetica" w:eastAsia="Helvetica" w:cs="Helvetica"/>
-                <w:i w:val="false"/>
-                <w:b w:val="false"/>
-                <w:u w:val="none"/>
-                <w:strike w:val="false"/>
+              <w:jc w:val="center"/>
+              <w:pBdr>
+                <w:bottom w:val="none" w:sz="0" w:space="0" w:color="000000"/>
+                <w:top w:val="none" w:sz="0" w:space="0" w:color="000000"/>
+                <w:left w:val="none" w:sz="0" w:space="0" w:color="000000"/>
+                <w:right w:val="none" w:sz="0" w:space="0" w:color="000000"/>
+              </w:pBdr>
+              <w:spacing w:after="100" w:before="100" w:line="240"/>
+              <w:ind w:left="100" w:right="100" w:firstLine="0" w:firstLineChars="0"/>
+              <w:rPr>
+                <w:rFonts w:ascii="Helvetica" w:hAnsi="Helvetica" w:eastAsia="Helvetica" w:cs="Helvetica"/>
+                <w:i w:val="false"/>
+                <w:b w:val="false"/>
+                <w:u w:val="none"/>
+                <w:sz w:val="20"/>
+                <w:szCs w:val="20"/>
+                <w:color w:val="000000"/>
+              </w:rPr>
+            </w:pPr>
+            <w:r>
+              <w:rPr>
+                <w:rFonts w:ascii="Helvetica" w:hAnsi="Helvetica" w:eastAsia="Helvetica" w:cs="Helvetica"/>
+                <w:i w:val="false"/>
+                <w:b w:val="false"/>
+                <w:u w:val="none"/>
                 <w:sz w:val="20"/>
                 <w:szCs w:val="20"/>
                 <w:color w:val="000000"/>
@@ -548,34 +523,31 @@
           </w:tcPr>
           <w:p>
             <w:pPr>
-              <w:pStyle w:val="Normal"/>
-              <w:jc w:val="center"/>
-              <w:pBdr>
-                <w:bottom w:val="none" w:sz="0" w:space="0" w:color="000000"/>
-                <w:top w:val="none" w:sz="0" w:space="0" w:color="000000"/>
-                <w:left w:val="none" w:sz="0" w:space="0" w:color="000000"/>
-                <w:right w:val="none" w:sz="0" w:space="0" w:color="000000"/>
-              </w:pBdr>
-              <w:spacing w:after="100" w:before="100" w:line="240"/>
-              <w:ind w:left="100" w:right="100" w:firstLine="0" w:firstLineChars="0"/>
-              <w:rPr>
-                <w:rFonts w:ascii="Helvetica" w:hAnsi="Helvetica" w:eastAsia="Helvetica" w:cs="Helvetica"/>
-                <w:i w:val="false"/>
-                <w:b w:val="false"/>
-                <w:u w:val="none"/>
-                <w:strike w:val="false"/>
-                <w:sz w:val="20"/>
-                <w:szCs w:val="20"/>
-                <w:color w:val="000000"/>
-              </w:rPr>
-            </w:pPr>
-            <w:r>
-              <w:rPr>
-                <w:rFonts w:ascii="Helvetica" w:hAnsi="Helvetica" w:eastAsia="Helvetica" w:cs="Helvetica"/>
-                <w:i w:val="false"/>
-                <w:b w:val="false"/>
-                <w:u w:val="none"/>
-                <w:strike w:val="false"/>
+              <w:jc w:val="center"/>
+              <w:pBdr>
+                <w:bottom w:val="none" w:sz="0" w:space="0" w:color="000000"/>
+                <w:top w:val="none" w:sz="0" w:space="0" w:color="000000"/>
+                <w:left w:val="none" w:sz="0" w:space="0" w:color="000000"/>
+                <w:right w:val="none" w:sz="0" w:space="0" w:color="000000"/>
+              </w:pBdr>
+              <w:spacing w:after="100" w:before="100" w:line="240"/>
+              <w:ind w:left="100" w:right="100" w:firstLine="0" w:firstLineChars="0"/>
+              <w:rPr>
+                <w:rFonts w:ascii="Helvetica" w:hAnsi="Helvetica" w:eastAsia="Helvetica" w:cs="Helvetica"/>
+                <w:i w:val="false"/>
+                <w:b w:val="false"/>
+                <w:u w:val="none"/>
+                <w:sz w:val="20"/>
+                <w:szCs w:val="20"/>
+                <w:color w:val="000000"/>
+              </w:rPr>
+            </w:pPr>
+            <w:r>
+              <w:rPr>
+                <w:rFonts w:ascii="Helvetica" w:hAnsi="Helvetica" w:eastAsia="Helvetica" w:cs="Helvetica"/>
+                <w:i w:val="false"/>
+                <w:b w:val="false"/>
+                <w:u w:val="none"/>
                 <w:sz w:val="20"/>
                 <w:szCs w:val="20"/>
                 <w:color w:val="000000"/>
@@ -603,34 +575,31 @@
           </w:tcPr>
           <w:p>
             <w:pPr>
-              <w:pStyle w:val="Normal"/>
-              <w:jc w:val="center"/>
-              <w:pBdr>
-                <w:bottom w:val="none" w:sz="0" w:space="0" w:color="000000"/>
-                <w:top w:val="none" w:sz="0" w:space="0" w:color="000000"/>
-                <w:left w:val="none" w:sz="0" w:space="0" w:color="000000"/>
-                <w:right w:val="none" w:sz="0" w:space="0" w:color="000000"/>
-              </w:pBdr>
-              <w:spacing w:after="100" w:before="100" w:line="240"/>
-              <w:ind w:left="100" w:right="100" w:firstLine="0" w:firstLineChars="0"/>
-              <w:rPr>
-                <w:rFonts w:ascii="Helvetica" w:hAnsi="Helvetica" w:eastAsia="Helvetica" w:cs="Helvetica"/>
-                <w:i w:val="false"/>
-                <w:b w:val="false"/>
-                <w:u w:val="none"/>
-                <w:strike w:val="false"/>
-                <w:sz w:val="20"/>
-                <w:szCs w:val="20"/>
-                <w:color w:val="000000"/>
-              </w:rPr>
-            </w:pPr>
-            <w:r>
-              <w:rPr>
-                <w:rFonts w:ascii="Helvetica" w:hAnsi="Helvetica" w:eastAsia="Helvetica" w:cs="Helvetica"/>
-                <w:i w:val="false"/>
-                <w:b w:val="false"/>
-                <w:u w:val="none"/>
-                <w:strike w:val="false"/>
+              <w:jc w:val="center"/>
+              <w:pBdr>
+                <w:bottom w:val="none" w:sz="0" w:space="0" w:color="000000"/>
+                <w:top w:val="none" w:sz="0" w:space="0" w:color="000000"/>
+                <w:left w:val="none" w:sz="0" w:space="0" w:color="000000"/>
+                <w:right w:val="none" w:sz="0" w:space="0" w:color="000000"/>
+              </w:pBdr>
+              <w:spacing w:after="100" w:before="100" w:line="240"/>
+              <w:ind w:left="100" w:right="100" w:firstLine="0" w:firstLineChars="0"/>
+              <w:rPr>
+                <w:rFonts w:ascii="Helvetica" w:hAnsi="Helvetica" w:eastAsia="Helvetica" w:cs="Helvetica"/>
+                <w:i w:val="false"/>
+                <w:b w:val="false"/>
+                <w:u w:val="none"/>
+                <w:sz w:val="20"/>
+                <w:szCs w:val="20"/>
+                <w:color w:val="000000"/>
+              </w:rPr>
+            </w:pPr>
+            <w:r>
+              <w:rPr>
+                <w:rFonts w:ascii="Helvetica" w:hAnsi="Helvetica" w:eastAsia="Helvetica" w:cs="Helvetica"/>
+                <w:i w:val="false"/>
+                <w:b w:val="false"/>
+                <w:u w:val="none"/>
                 <w:sz w:val="20"/>
                 <w:szCs w:val="20"/>
                 <w:color w:val="000000"/>
@@ -658,34 +627,31 @@
           </w:tcPr>
           <w:p>
             <w:pPr>
-              <w:pStyle w:val="Normal"/>
-              <w:jc w:val="center"/>
-              <w:pBdr>
-                <w:bottom w:val="none" w:sz="0" w:space="0" w:color="000000"/>
-                <w:top w:val="none" w:sz="0" w:space="0" w:color="000000"/>
-                <w:left w:val="none" w:sz="0" w:space="0" w:color="000000"/>
-                <w:right w:val="none" w:sz="0" w:space="0" w:color="000000"/>
-              </w:pBdr>
-              <w:spacing w:after="100" w:before="100" w:line="240"/>
-              <w:ind w:left="100" w:right="100" w:firstLine="0" w:firstLineChars="0"/>
-              <w:rPr>
-                <w:rFonts w:ascii="Helvetica" w:hAnsi="Helvetica" w:eastAsia="Helvetica" w:cs="Helvetica"/>
-                <w:i w:val="false"/>
-                <w:b w:val="false"/>
-                <w:u w:val="none"/>
-                <w:strike w:val="false"/>
-                <w:sz w:val="20"/>
-                <w:szCs w:val="20"/>
-                <w:color w:val="000000"/>
-              </w:rPr>
-            </w:pPr>
-            <w:r>
-              <w:rPr>
-                <w:rFonts w:ascii="Helvetica" w:hAnsi="Helvetica" w:eastAsia="Helvetica" w:cs="Helvetica"/>
-                <w:i w:val="false"/>
-                <w:b w:val="false"/>
-                <w:u w:val="none"/>
-                <w:strike w:val="false"/>
+              <w:jc w:val="center"/>
+              <w:pBdr>
+                <w:bottom w:val="none" w:sz="0" w:space="0" w:color="000000"/>
+                <w:top w:val="none" w:sz="0" w:space="0" w:color="000000"/>
+                <w:left w:val="none" w:sz="0" w:space="0" w:color="000000"/>
+                <w:right w:val="none" w:sz="0" w:space="0" w:color="000000"/>
+              </w:pBdr>
+              <w:spacing w:after="100" w:before="100" w:line="240"/>
+              <w:ind w:left="100" w:right="100" w:firstLine="0" w:firstLineChars="0"/>
+              <w:rPr>
+                <w:rFonts w:ascii="Helvetica" w:hAnsi="Helvetica" w:eastAsia="Helvetica" w:cs="Helvetica"/>
+                <w:i w:val="false"/>
+                <w:b w:val="false"/>
+                <w:u w:val="none"/>
+                <w:sz w:val="20"/>
+                <w:szCs w:val="20"/>
+                <w:color w:val="000000"/>
+              </w:rPr>
+            </w:pPr>
+            <w:r>
+              <w:rPr>
+                <w:rFonts w:ascii="Helvetica" w:hAnsi="Helvetica" w:eastAsia="Helvetica" w:cs="Helvetica"/>
+                <w:i w:val="false"/>
+                <w:b w:val="false"/>
+                <w:u w:val="none"/>
                 <w:sz w:val="20"/>
                 <w:szCs w:val="20"/>
                 <w:color w:val="000000"/>
@@ -699,26 +665,26 @@
         <w:trPr>
           <w:trHeight w:val="577" w:hRule="auto"/>
         </w:trPr>
-        <w:tc>
-          <w:tcPr>
-            <w:tcBorders>
-              <w:bottom w:val="none" w:sz="0" w:space="0" w:color="000000"/>
-              <w:top w:val="none" w:sz="0" w:space="0" w:color="000000"/>
-              <w:left w:val="none" w:sz="0" w:space="0" w:color="000000"/>
-              <w:right w:val="none" w:sz="0" w:space="0" w:color="000000"/>
-            </w:tcBorders>
-            <w:shd w:val="clear" w:color="auto" w:fill="FFFFFF"/>
-            <w:tcMar>
-              <w:top w:w="0" w:type="dxa"/>
-              <w:bottom w:w="0" w:type="dxa"/>
-              <w:left w:w="0" w:type="dxa"/>
-              <w:right w:w="0" w:type="dxa"/>
-            </w:tcMar>
-            <w:vAlign w:val="center"/>
-          </w:tcPr>
-          <w:p>
-            <w:pPr>
-              <w:pStyle w:val="Normal"/>
+        body 2
+        <w:tc>
+          <w:tcPr>
+            <w:tcBorders>
+              <w:bottom w:val="none" w:sz="0" w:space="0" w:color="000000"/>
+              <w:top w:val="none" w:sz="0" w:space="0" w:color="000000"/>
+              <w:left w:val="none" w:sz="0" w:space="0" w:color="000000"/>
+              <w:right w:val="none" w:sz="0" w:space="0" w:color="000000"/>
+            </w:tcBorders>
+            <w:shd w:val="clear" w:color="auto" w:fill="FFFFFF"/>
+            <w:tcMar>
+              <w:top w:w="0" w:type="dxa"/>
+              <w:bottom w:w="0" w:type="dxa"/>
+              <w:left w:w="0" w:type="dxa"/>
+              <w:right w:w="0" w:type="dxa"/>
+            </w:tcMar>
+            <w:vAlign w:val="center"/>
+          </w:tcPr>
+          <w:p>
+            <w:pPr>
               <w:jc w:val="left"/>
               <w:pBdr>
                 <w:bottom w:val="none" w:sz="0" w:space="0" w:color="000000"/>
@@ -733,19 +699,17 @@
                 <w:i w:val="false"/>
                 <w:b w:val="false"/>
                 <w:u w:val="none"/>
-                <w:strike w:val="false"/>
-                <w:sz w:val="20"/>
-                <w:szCs w:val="20"/>
-                <w:color w:val="000000"/>
-              </w:rPr>
-            </w:pPr>
-            <w:r>
-              <w:rPr>
-                <w:rFonts w:ascii="Helvetica" w:hAnsi="Helvetica" w:eastAsia="Helvetica" w:cs="Helvetica"/>
-                <w:i w:val="false"/>
-                <w:b w:val="false"/>
-                <w:u w:val="none"/>
-                <w:strike w:val="false"/>
+                <w:sz w:val="20"/>
+                <w:szCs w:val="20"/>
+                <w:color w:val="000000"/>
+              </w:rPr>
+            </w:pPr>
+            <w:r>
+              <w:rPr>
+                <w:rFonts w:ascii="Helvetica" w:hAnsi="Helvetica" w:eastAsia="Helvetica" w:cs="Helvetica"/>
+                <w:i w:val="false"/>
+                <w:b w:val="false"/>
+                <w:u w:val="none"/>
                 <w:sz w:val="20"/>
                 <w:szCs w:val="20"/>
                 <w:color w:val="000000"/>
@@ -773,34 +737,31 @@
           </w:tcPr>
           <w:p>
             <w:pPr>
-              <w:pStyle w:val="Normal"/>
-              <w:jc w:val="center"/>
-              <w:pBdr>
-                <w:bottom w:val="none" w:sz="0" w:space="0" w:color="000000"/>
-                <w:top w:val="none" w:sz="0" w:space="0" w:color="000000"/>
-                <w:left w:val="none" w:sz="0" w:space="0" w:color="000000"/>
-                <w:right w:val="none" w:sz="0" w:space="0" w:color="000000"/>
-              </w:pBdr>
-              <w:spacing w:after="100" w:before="100" w:line="240"/>
-              <w:ind w:left="100" w:right="100" w:firstLine="0" w:firstLineChars="0"/>
-              <w:rPr>
-                <w:rFonts w:ascii="Helvetica" w:hAnsi="Helvetica" w:eastAsia="Helvetica" w:cs="Helvetica"/>
-                <w:i w:val="false"/>
-                <w:b w:val="false"/>
-                <w:u w:val="none"/>
-                <w:strike w:val="false"/>
-                <w:sz w:val="20"/>
-                <w:szCs w:val="20"/>
-                <w:color w:val="000000"/>
-              </w:rPr>
-            </w:pPr>
-            <w:r>
-              <w:rPr>
-                <w:rFonts w:ascii="Helvetica" w:hAnsi="Helvetica" w:eastAsia="Helvetica" w:cs="Helvetica"/>
-                <w:i w:val="false"/>
-                <w:b w:val="false"/>
-                <w:u w:val="none"/>
-                <w:strike w:val="false"/>
+              <w:jc w:val="center"/>
+              <w:pBdr>
+                <w:bottom w:val="none" w:sz="0" w:space="0" w:color="000000"/>
+                <w:top w:val="none" w:sz="0" w:space="0" w:color="000000"/>
+                <w:left w:val="none" w:sz="0" w:space="0" w:color="000000"/>
+                <w:right w:val="none" w:sz="0" w:space="0" w:color="000000"/>
+              </w:pBdr>
+              <w:spacing w:after="100" w:before="100" w:line="240"/>
+              <w:ind w:left="100" w:right="100" w:firstLine="0" w:firstLineChars="0"/>
+              <w:rPr>
+                <w:rFonts w:ascii="Helvetica" w:hAnsi="Helvetica" w:eastAsia="Helvetica" w:cs="Helvetica"/>
+                <w:i w:val="false"/>
+                <w:b w:val="false"/>
+                <w:u w:val="none"/>
+                <w:sz w:val="20"/>
+                <w:szCs w:val="20"/>
+                <w:color w:val="000000"/>
+              </w:rPr>
+            </w:pPr>
+            <w:r>
+              <w:rPr>
+                <w:rFonts w:ascii="Helvetica" w:hAnsi="Helvetica" w:eastAsia="Helvetica" w:cs="Helvetica"/>
+                <w:i w:val="false"/>
+                <w:b w:val="false"/>
+                <w:u w:val="none"/>
                 <w:sz w:val="20"/>
                 <w:szCs w:val="20"/>
                 <w:color w:val="000000"/>
@@ -828,34 +789,31 @@
           </w:tcPr>
           <w:p>
             <w:pPr>
-              <w:pStyle w:val="Normal"/>
-              <w:jc w:val="center"/>
-              <w:pBdr>
-                <w:bottom w:val="none" w:sz="0" w:space="0" w:color="000000"/>
-                <w:top w:val="none" w:sz="0" w:space="0" w:color="000000"/>
-                <w:left w:val="none" w:sz="0" w:space="0" w:color="000000"/>
-                <w:right w:val="none" w:sz="0" w:space="0" w:color="000000"/>
-              </w:pBdr>
-              <w:spacing w:after="100" w:before="100" w:line="240"/>
-              <w:ind w:left="100" w:right="100" w:firstLine="0" w:firstLineChars="0"/>
-              <w:rPr>
-                <w:rFonts w:ascii="Helvetica" w:hAnsi="Helvetica" w:eastAsia="Helvetica" w:cs="Helvetica"/>
-                <w:i w:val="false"/>
-                <w:b w:val="false"/>
-                <w:u w:val="none"/>
-                <w:strike w:val="false"/>
-                <w:sz w:val="20"/>
-                <w:szCs w:val="20"/>
-                <w:color w:val="000000"/>
-              </w:rPr>
-            </w:pPr>
-            <w:r>
-              <w:rPr>
-                <w:rFonts w:ascii="Helvetica" w:hAnsi="Helvetica" w:eastAsia="Helvetica" w:cs="Helvetica"/>
-                <w:i w:val="false"/>
-                <w:b w:val="false"/>
-                <w:u w:val="none"/>
-                <w:strike w:val="false"/>
+              <w:jc w:val="center"/>
+              <w:pBdr>
+                <w:bottom w:val="none" w:sz="0" w:space="0" w:color="000000"/>
+                <w:top w:val="none" w:sz="0" w:space="0" w:color="000000"/>
+                <w:left w:val="none" w:sz="0" w:space="0" w:color="000000"/>
+                <w:right w:val="none" w:sz="0" w:space="0" w:color="000000"/>
+              </w:pBdr>
+              <w:spacing w:after="100" w:before="100" w:line="240"/>
+              <w:ind w:left="100" w:right="100" w:firstLine="0" w:firstLineChars="0"/>
+              <w:rPr>
+                <w:rFonts w:ascii="Helvetica" w:hAnsi="Helvetica" w:eastAsia="Helvetica" w:cs="Helvetica"/>
+                <w:i w:val="false"/>
+                <w:b w:val="false"/>
+                <w:u w:val="none"/>
+                <w:sz w:val="20"/>
+                <w:szCs w:val="20"/>
+                <w:color w:val="000000"/>
+              </w:rPr>
+            </w:pPr>
+            <w:r>
+              <w:rPr>
+                <w:rFonts w:ascii="Helvetica" w:hAnsi="Helvetica" w:eastAsia="Helvetica" w:cs="Helvetica"/>
+                <w:i w:val="false"/>
+                <w:b w:val="false"/>
+                <w:u w:val="none"/>
                 <w:sz w:val="20"/>
                 <w:szCs w:val="20"/>
                 <w:color w:val="000000"/>
@@ -883,34 +841,31 @@
           </w:tcPr>
           <w:p>
             <w:pPr>
-              <w:pStyle w:val="Normal"/>
-              <w:jc w:val="center"/>
-              <w:pBdr>
-                <w:bottom w:val="none" w:sz="0" w:space="0" w:color="000000"/>
-                <w:top w:val="none" w:sz="0" w:space="0" w:color="000000"/>
-                <w:left w:val="none" w:sz="0" w:space="0" w:color="000000"/>
-                <w:right w:val="none" w:sz="0" w:space="0" w:color="000000"/>
-              </w:pBdr>
-              <w:spacing w:after="100" w:before="100" w:line="240"/>
-              <w:ind w:left="100" w:right="100" w:firstLine="0" w:firstLineChars="0"/>
-              <w:rPr>
-                <w:rFonts w:ascii="Helvetica" w:hAnsi="Helvetica" w:eastAsia="Helvetica" w:cs="Helvetica"/>
-                <w:i w:val="false"/>
-                <w:b w:val="false"/>
-                <w:u w:val="none"/>
-                <w:strike w:val="false"/>
-                <w:sz w:val="20"/>
-                <w:szCs w:val="20"/>
-                <w:color w:val="000000"/>
-              </w:rPr>
-            </w:pPr>
-            <w:r>
-              <w:rPr>
-                <w:rFonts w:ascii="Helvetica" w:hAnsi="Helvetica" w:eastAsia="Helvetica" w:cs="Helvetica"/>
-                <w:i w:val="false"/>
-                <w:b w:val="false"/>
-                <w:u w:val="none"/>
-                <w:strike w:val="false"/>
+              <w:jc w:val="center"/>
+              <w:pBdr>
+                <w:bottom w:val="none" w:sz="0" w:space="0" w:color="000000"/>
+                <w:top w:val="none" w:sz="0" w:space="0" w:color="000000"/>
+                <w:left w:val="none" w:sz="0" w:space="0" w:color="000000"/>
+                <w:right w:val="none" w:sz="0" w:space="0" w:color="000000"/>
+              </w:pBdr>
+              <w:spacing w:after="100" w:before="100" w:line="240"/>
+              <w:ind w:left="100" w:right="100" w:firstLine="0" w:firstLineChars="0"/>
+              <w:rPr>
+                <w:rFonts w:ascii="Helvetica" w:hAnsi="Helvetica" w:eastAsia="Helvetica" w:cs="Helvetica"/>
+                <w:i w:val="false"/>
+                <w:b w:val="false"/>
+                <w:u w:val="none"/>
+                <w:sz w:val="20"/>
+                <w:szCs w:val="20"/>
+                <w:color w:val="000000"/>
+              </w:rPr>
+            </w:pPr>
+            <w:r>
+              <w:rPr>
+                <w:rFonts w:ascii="Helvetica" w:hAnsi="Helvetica" w:eastAsia="Helvetica" w:cs="Helvetica"/>
+                <w:i w:val="false"/>
+                <w:b w:val="false"/>
+                <w:u w:val="none"/>
                 <w:sz w:val="20"/>
                 <w:szCs w:val="20"/>
                 <w:color w:val="000000"/>
@@ -938,34 +893,31 @@
           </w:tcPr>
           <w:p>
             <w:pPr>
-              <w:pStyle w:val="Normal"/>
-              <w:jc w:val="center"/>
-              <w:pBdr>
-                <w:bottom w:val="none" w:sz="0" w:space="0" w:color="000000"/>
-                <w:top w:val="none" w:sz="0" w:space="0" w:color="000000"/>
-                <w:left w:val="none" w:sz="0" w:space="0" w:color="000000"/>
-                <w:right w:val="none" w:sz="0" w:space="0" w:color="000000"/>
-              </w:pBdr>
-              <w:spacing w:after="100" w:before="100" w:line="240"/>
-              <w:ind w:left="100" w:right="100" w:firstLine="0" w:firstLineChars="0"/>
-              <w:rPr>
-                <w:rFonts w:ascii="Helvetica" w:hAnsi="Helvetica" w:eastAsia="Helvetica" w:cs="Helvetica"/>
-                <w:i w:val="false"/>
-                <w:b w:val="false"/>
-                <w:u w:val="none"/>
-                <w:strike w:val="false"/>
-                <w:sz w:val="20"/>
-                <w:szCs w:val="20"/>
-                <w:color w:val="000000"/>
-              </w:rPr>
-            </w:pPr>
-            <w:r>
-              <w:rPr>
-                <w:rFonts w:ascii="Helvetica" w:hAnsi="Helvetica" w:eastAsia="Helvetica" w:cs="Helvetica"/>
-                <w:i w:val="false"/>
-                <w:b w:val="false"/>
-                <w:u w:val="none"/>
-                <w:strike w:val="false"/>
+              <w:jc w:val="center"/>
+              <w:pBdr>
+                <w:bottom w:val="none" w:sz="0" w:space="0" w:color="000000"/>
+                <w:top w:val="none" w:sz="0" w:space="0" w:color="000000"/>
+                <w:left w:val="none" w:sz="0" w:space="0" w:color="000000"/>
+                <w:right w:val="none" w:sz="0" w:space="0" w:color="000000"/>
+              </w:pBdr>
+              <w:spacing w:after="100" w:before="100" w:line="240"/>
+              <w:ind w:left="100" w:right="100" w:firstLine="0" w:firstLineChars="0"/>
+              <w:rPr>
+                <w:rFonts w:ascii="Helvetica" w:hAnsi="Helvetica" w:eastAsia="Helvetica" w:cs="Helvetica"/>
+                <w:i w:val="false"/>
+                <w:b w:val="false"/>
+                <w:u w:val="none"/>
+                <w:sz w:val="20"/>
+                <w:szCs w:val="20"/>
+                <w:color w:val="000000"/>
+              </w:rPr>
+            </w:pPr>
+            <w:r>
+              <w:rPr>
+                <w:rFonts w:ascii="Helvetica" w:hAnsi="Helvetica" w:eastAsia="Helvetica" w:cs="Helvetica"/>
+                <w:i w:val="false"/>
+                <w:b w:val="false"/>
+                <w:u w:val="none"/>
                 <w:sz w:val="20"/>
                 <w:szCs w:val="20"/>
                 <w:color w:val="000000"/>
@@ -993,34 +945,31 @@
           </w:tcPr>
           <w:p>
             <w:pPr>
-              <w:pStyle w:val="Normal"/>
-              <w:jc w:val="center"/>
-              <w:pBdr>
-                <w:bottom w:val="none" w:sz="0" w:space="0" w:color="000000"/>
-                <w:top w:val="none" w:sz="0" w:space="0" w:color="000000"/>
-                <w:left w:val="none" w:sz="0" w:space="0" w:color="000000"/>
-                <w:right w:val="none" w:sz="0" w:space="0" w:color="000000"/>
-              </w:pBdr>
-              <w:spacing w:after="100" w:before="100" w:line="240"/>
-              <w:ind w:left="100" w:right="100" w:firstLine="0" w:firstLineChars="0"/>
-              <w:rPr>
-                <w:rFonts w:ascii="Helvetica" w:hAnsi="Helvetica" w:eastAsia="Helvetica" w:cs="Helvetica"/>
-                <w:i w:val="false"/>
-                <w:b w:val="false"/>
-                <w:u w:val="none"/>
-                <w:strike w:val="false"/>
-                <w:sz w:val="20"/>
-                <w:szCs w:val="20"/>
-                <w:color w:val="000000"/>
-              </w:rPr>
-            </w:pPr>
-            <w:r>
-              <w:rPr>
-                <w:rFonts w:ascii="Helvetica" w:hAnsi="Helvetica" w:eastAsia="Helvetica" w:cs="Helvetica"/>
-                <w:i w:val="false"/>
-                <w:b w:val="false"/>
-                <w:u w:val="none"/>
-                <w:strike w:val="false"/>
+              <w:jc w:val="center"/>
+              <w:pBdr>
+                <w:bottom w:val="none" w:sz="0" w:space="0" w:color="000000"/>
+                <w:top w:val="none" w:sz="0" w:space="0" w:color="000000"/>
+                <w:left w:val="none" w:sz="0" w:space="0" w:color="000000"/>
+                <w:right w:val="none" w:sz="0" w:space="0" w:color="000000"/>
+              </w:pBdr>
+              <w:spacing w:after="100" w:before="100" w:line="240"/>
+              <w:ind w:left="100" w:right="100" w:firstLine="0" w:firstLineChars="0"/>
+              <w:rPr>
+                <w:rFonts w:ascii="Helvetica" w:hAnsi="Helvetica" w:eastAsia="Helvetica" w:cs="Helvetica"/>
+                <w:i w:val="false"/>
+                <w:b w:val="false"/>
+                <w:u w:val="none"/>
+                <w:sz w:val="20"/>
+                <w:szCs w:val="20"/>
+                <w:color w:val="000000"/>
+              </w:rPr>
+            </w:pPr>
+            <w:r>
+              <w:rPr>
+                <w:rFonts w:ascii="Helvetica" w:hAnsi="Helvetica" w:eastAsia="Helvetica" w:cs="Helvetica"/>
+                <w:i w:val="false"/>
+                <w:b w:val="false"/>
+                <w:u w:val="none"/>
                 <w:sz w:val="20"/>
                 <w:szCs w:val="20"/>
                 <w:color w:val="000000"/>
@@ -1034,26 +983,26 @@
         <w:trPr>
           <w:trHeight w:val="577" w:hRule="auto"/>
         </w:trPr>
-        <w:tc>
-          <w:tcPr>
-            <w:tcBorders>
-              <w:bottom w:val="none" w:sz="0" w:space="0" w:color="000000"/>
-              <w:top w:val="none" w:sz="0" w:space="0" w:color="000000"/>
-              <w:left w:val="none" w:sz="0" w:space="0" w:color="000000"/>
-              <w:right w:val="none" w:sz="0" w:space="0" w:color="000000"/>
-            </w:tcBorders>
-            <w:shd w:val="clear" w:color="auto" w:fill="FFFFFF"/>
-            <w:tcMar>
-              <w:top w:w="0" w:type="dxa"/>
-              <w:bottom w:w="0" w:type="dxa"/>
-              <w:left w:w="0" w:type="dxa"/>
-              <w:right w:w="0" w:type="dxa"/>
-            </w:tcMar>
-            <w:vAlign w:val="center"/>
-          </w:tcPr>
-          <w:p>
-            <w:pPr>
-              <w:pStyle w:val="Normal"/>
+        body 3
+        <w:tc>
+          <w:tcPr>
+            <w:tcBorders>
+              <w:bottom w:val="none" w:sz="0" w:space="0" w:color="000000"/>
+              <w:top w:val="none" w:sz="0" w:space="0" w:color="000000"/>
+              <w:left w:val="none" w:sz="0" w:space="0" w:color="000000"/>
+              <w:right w:val="none" w:sz="0" w:space="0" w:color="000000"/>
+            </w:tcBorders>
+            <w:shd w:val="clear" w:color="auto" w:fill="FFFFFF"/>
+            <w:tcMar>
+              <w:top w:w="0" w:type="dxa"/>
+              <w:bottom w:w="0" w:type="dxa"/>
+              <w:left w:w="0" w:type="dxa"/>
+              <w:right w:w="0" w:type="dxa"/>
+            </w:tcMar>
+            <w:vAlign w:val="center"/>
+          </w:tcPr>
+          <w:p>
+            <w:pPr>
               <w:jc w:val="left"/>
               <w:pBdr>
                 <w:bottom w:val="none" w:sz="0" w:space="0" w:color="000000"/>
@@ -1068,19 +1017,17 @@
                 <w:i w:val="false"/>
                 <w:b w:val="false"/>
                 <w:u w:val="none"/>
-                <w:strike w:val="false"/>
-                <w:sz w:val="20"/>
-                <w:szCs w:val="20"/>
-                <w:color w:val="000000"/>
-              </w:rPr>
-            </w:pPr>
-            <w:r>
-              <w:rPr>
-                <w:rFonts w:ascii="Helvetica" w:hAnsi="Helvetica" w:eastAsia="Helvetica" w:cs="Helvetica"/>
-                <w:i w:val="false"/>
-                <w:b w:val="false"/>
-                <w:u w:val="none"/>
-                <w:strike w:val="false"/>
+                <w:sz w:val="20"/>
+                <w:szCs w:val="20"/>
+                <w:color w:val="000000"/>
+              </w:rPr>
+            </w:pPr>
+            <w:r>
+              <w:rPr>
+                <w:rFonts w:ascii="Helvetica" w:hAnsi="Helvetica" w:eastAsia="Helvetica" w:cs="Helvetica"/>
+                <w:i w:val="false"/>
+                <w:b w:val="false"/>
+                <w:u w:val="none"/>
                 <w:sz w:val="20"/>
                 <w:szCs w:val="20"/>
                 <w:color w:val="000000"/>
@@ -1108,34 +1055,31 @@
           </w:tcPr>
           <w:p>
             <w:pPr>
-              <w:pStyle w:val="Normal"/>
-              <w:jc w:val="center"/>
-              <w:pBdr>
-                <w:bottom w:val="none" w:sz="0" w:space="0" w:color="000000"/>
-                <w:top w:val="none" w:sz="0" w:space="0" w:color="000000"/>
-                <w:left w:val="none" w:sz="0" w:space="0" w:color="000000"/>
-                <w:right w:val="none" w:sz="0" w:space="0" w:color="000000"/>
-              </w:pBdr>
-              <w:spacing w:after="100" w:before="100" w:line="240"/>
-              <w:ind w:left="100" w:right="100" w:firstLine="0" w:firstLineChars="0"/>
-              <w:rPr>
-                <w:rFonts w:ascii="Helvetica" w:hAnsi="Helvetica" w:eastAsia="Helvetica" w:cs="Helvetica"/>
-                <w:i w:val="false"/>
-                <w:b w:val="false"/>
-                <w:u w:val="none"/>
-                <w:strike w:val="false"/>
-                <w:sz w:val="20"/>
-                <w:szCs w:val="20"/>
-                <w:color w:val="000000"/>
-              </w:rPr>
-            </w:pPr>
-            <w:r>
-              <w:rPr>
-                <w:rFonts w:ascii="Helvetica" w:hAnsi="Helvetica" w:eastAsia="Helvetica" w:cs="Helvetica"/>
-                <w:i w:val="false"/>
-                <w:b w:val="false"/>
-                <w:u w:val="none"/>
-                <w:strike w:val="false"/>
+              <w:jc w:val="center"/>
+              <w:pBdr>
+                <w:bottom w:val="none" w:sz="0" w:space="0" w:color="000000"/>
+                <w:top w:val="none" w:sz="0" w:space="0" w:color="000000"/>
+                <w:left w:val="none" w:sz="0" w:space="0" w:color="000000"/>
+                <w:right w:val="none" w:sz="0" w:space="0" w:color="000000"/>
+              </w:pBdr>
+              <w:spacing w:after="100" w:before="100" w:line="240"/>
+              <w:ind w:left="100" w:right="100" w:firstLine="0" w:firstLineChars="0"/>
+              <w:rPr>
+                <w:rFonts w:ascii="Helvetica" w:hAnsi="Helvetica" w:eastAsia="Helvetica" w:cs="Helvetica"/>
+                <w:i w:val="false"/>
+                <w:b w:val="false"/>
+                <w:u w:val="none"/>
+                <w:sz w:val="20"/>
+                <w:szCs w:val="20"/>
+                <w:color w:val="000000"/>
+              </w:rPr>
+            </w:pPr>
+            <w:r>
+              <w:rPr>
+                <w:rFonts w:ascii="Helvetica" w:hAnsi="Helvetica" w:eastAsia="Helvetica" w:cs="Helvetica"/>
+                <w:i w:val="false"/>
+                <w:b w:val="false"/>
+                <w:u w:val="none"/>
                 <w:sz w:val="20"/>
                 <w:szCs w:val="20"/>
                 <w:color w:val="000000"/>
@@ -1163,34 +1107,31 @@
           </w:tcPr>
           <w:p>
             <w:pPr>
-              <w:pStyle w:val="Normal"/>
-              <w:jc w:val="center"/>
-              <w:pBdr>
-                <w:bottom w:val="none" w:sz="0" w:space="0" w:color="000000"/>
-                <w:top w:val="none" w:sz="0" w:space="0" w:color="000000"/>
-                <w:left w:val="none" w:sz="0" w:space="0" w:color="000000"/>
-                <w:right w:val="none" w:sz="0" w:space="0" w:color="000000"/>
-              </w:pBdr>
-              <w:spacing w:after="100" w:before="100" w:line="240"/>
-              <w:ind w:left="100" w:right="100" w:firstLine="0" w:firstLineChars="0"/>
-              <w:rPr>
-                <w:rFonts w:ascii="Helvetica" w:hAnsi="Helvetica" w:eastAsia="Helvetica" w:cs="Helvetica"/>
-                <w:i w:val="false"/>
-                <w:b w:val="false"/>
-                <w:u w:val="none"/>
-                <w:strike w:val="false"/>
-                <w:sz w:val="20"/>
-                <w:szCs w:val="20"/>
-                <w:color w:val="000000"/>
-              </w:rPr>
-            </w:pPr>
-            <w:r>
-              <w:rPr>
-                <w:rFonts w:ascii="Helvetica" w:hAnsi="Helvetica" w:eastAsia="Helvetica" w:cs="Helvetica"/>
-                <w:i w:val="false"/>
-                <w:b w:val="false"/>
-                <w:u w:val="none"/>
-                <w:strike w:val="false"/>
+              <w:jc w:val="center"/>
+              <w:pBdr>
+                <w:bottom w:val="none" w:sz="0" w:space="0" w:color="000000"/>
+                <w:top w:val="none" w:sz="0" w:space="0" w:color="000000"/>
+                <w:left w:val="none" w:sz="0" w:space="0" w:color="000000"/>
+                <w:right w:val="none" w:sz="0" w:space="0" w:color="000000"/>
+              </w:pBdr>
+              <w:spacing w:after="100" w:before="100" w:line="240"/>
+              <w:ind w:left="100" w:right="100" w:firstLine="0" w:firstLineChars="0"/>
+              <w:rPr>
+                <w:rFonts w:ascii="Helvetica" w:hAnsi="Helvetica" w:eastAsia="Helvetica" w:cs="Helvetica"/>
+                <w:i w:val="false"/>
+                <w:b w:val="false"/>
+                <w:u w:val="none"/>
+                <w:sz w:val="20"/>
+                <w:szCs w:val="20"/>
+                <w:color w:val="000000"/>
+              </w:rPr>
+            </w:pPr>
+            <w:r>
+              <w:rPr>
+                <w:rFonts w:ascii="Helvetica" w:hAnsi="Helvetica" w:eastAsia="Helvetica" w:cs="Helvetica"/>
+                <w:i w:val="false"/>
+                <w:b w:val="false"/>
+                <w:u w:val="none"/>
                 <w:sz w:val="20"/>
                 <w:szCs w:val="20"/>
                 <w:color w:val="000000"/>
@@ -1218,34 +1159,31 @@
           </w:tcPr>
           <w:p>
             <w:pPr>
-              <w:pStyle w:val="Normal"/>
-              <w:jc w:val="center"/>
-              <w:pBdr>
-                <w:bottom w:val="none" w:sz="0" w:space="0" w:color="000000"/>
-                <w:top w:val="none" w:sz="0" w:space="0" w:color="000000"/>
-                <w:left w:val="none" w:sz="0" w:space="0" w:color="000000"/>
-                <w:right w:val="none" w:sz="0" w:space="0" w:color="000000"/>
-              </w:pBdr>
-              <w:spacing w:after="100" w:before="100" w:line="240"/>
-              <w:ind w:left="100" w:right="100" w:firstLine="0" w:firstLineChars="0"/>
-              <w:rPr>
-                <w:rFonts w:ascii="Helvetica" w:hAnsi="Helvetica" w:eastAsia="Helvetica" w:cs="Helvetica"/>
-                <w:i w:val="false"/>
-                <w:b w:val="false"/>
-                <w:u w:val="none"/>
-                <w:strike w:val="false"/>
-                <w:sz w:val="20"/>
-                <w:szCs w:val="20"/>
-                <w:color w:val="000000"/>
-              </w:rPr>
-            </w:pPr>
-            <w:r>
-              <w:rPr>
-                <w:rFonts w:ascii="Helvetica" w:hAnsi="Helvetica" w:eastAsia="Helvetica" w:cs="Helvetica"/>
-                <w:i w:val="false"/>
-                <w:b w:val="false"/>
-                <w:u w:val="none"/>
-                <w:strike w:val="false"/>
+              <w:jc w:val="center"/>
+              <w:pBdr>
+                <w:bottom w:val="none" w:sz="0" w:space="0" w:color="000000"/>
+                <w:top w:val="none" w:sz="0" w:space="0" w:color="000000"/>
+                <w:left w:val="none" w:sz="0" w:space="0" w:color="000000"/>
+                <w:right w:val="none" w:sz="0" w:space="0" w:color="000000"/>
+              </w:pBdr>
+              <w:spacing w:after="100" w:before="100" w:line="240"/>
+              <w:ind w:left="100" w:right="100" w:firstLine="0" w:firstLineChars="0"/>
+              <w:rPr>
+                <w:rFonts w:ascii="Helvetica" w:hAnsi="Helvetica" w:eastAsia="Helvetica" w:cs="Helvetica"/>
+                <w:i w:val="false"/>
+                <w:b w:val="false"/>
+                <w:u w:val="none"/>
+                <w:sz w:val="20"/>
+                <w:szCs w:val="20"/>
+                <w:color w:val="000000"/>
+              </w:rPr>
+            </w:pPr>
+            <w:r>
+              <w:rPr>
+                <w:rFonts w:ascii="Helvetica" w:hAnsi="Helvetica" w:eastAsia="Helvetica" w:cs="Helvetica"/>
+                <w:i w:val="false"/>
+                <w:b w:val="false"/>
+                <w:u w:val="none"/>
                 <w:sz w:val="20"/>
                 <w:szCs w:val="20"/>
                 <w:color w:val="000000"/>
@@ -1273,34 +1211,31 @@
           </w:tcPr>
           <w:p>
             <w:pPr>
-              <w:pStyle w:val="Normal"/>
-              <w:jc w:val="center"/>
-              <w:pBdr>
-                <w:bottom w:val="none" w:sz="0" w:space="0" w:color="000000"/>
-                <w:top w:val="none" w:sz="0" w:space="0" w:color="000000"/>
-                <w:left w:val="none" w:sz="0" w:space="0" w:color="000000"/>
-                <w:right w:val="none" w:sz="0" w:space="0" w:color="000000"/>
-              </w:pBdr>
-              <w:spacing w:after="100" w:before="100" w:line="240"/>
-              <w:ind w:left="100" w:right="100" w:firstLine="0" w:firstLineChars="0"/>
-              <w:rPr>
-                <w:rFonts w:ascii="Helvetica" w:hAnsi="Helvetica" w:eastAsia="Helvetica" w:cs="Helvetica"/>
-                <w:i w:val="false"/>
-                <w:b w:val="false"/>
-                <w:u w:val="none"/>
-                <w:strike w:val="false"/>
-                <w:sz w:val="20"/>
-                <w:szCs w:val="20"/>
-                <w:color w:val="000000"/>
-              </w:rPr>
-            </w:pPr>
-            <w:r>
-              <w:rPr>
-                <w:rFonts w:ascii="Helvetica" w:hAnsi="Helvetica" w:eastAsia="Helvetica" w:cs="Helvetica"/>
-                <w:i w:val="false"/>
-                <w:b w:val="false"/>
-                <w:u w:val="none"/>
-                <w:strike w:val="false"/>
+              <w:jc w:val="center"/>
+              <w:pBdr>
+                <w:bottom w:val="none" w:sz="0" w:space="0" w:color="000000"/>
+                <w:top w:val="none" w:sz="0" w:space="0" w:color="000000"/>
+                <w:left w:val="none" w:sz="0" w:space="0" w:color="000000"/>
+                <w:right w:val="none" w:sz="0" w:space="0" w:color="000000"/>
+              </w:pBdr>
+              <w:spacing w:after="100" w:before="100" w:line="240"/>
+              <w:ind w:left="100" w:right="100" w:firstLine="0" w:firstLineChars="0"/>
+              <w:rPr>
+                <w:rFonts w:ascii="Helvetica" w:hAnsi="Helvetica" w:eastAsia="Helvetica" w:cs="Helvetica"/>
+                <w:i w:val="false"/>
+                <w:b w:val="false"/>
+                <w:u w:val="none"/>
+                <w:sz w:val="20"/>
+                <w:szCs w:val="20"/>
+                <w:color w:val="000000"/>
+              </w:rPr>
+            </w:pPr>
+            <w:r>
+              <w:rPr>
+                <w:rFonts w:ascii="Helvetica" w:hAnsi="Helvetica" w:eastAsia="Helvetica" w:cs="Helvetica"/>
+                <w:i w:val="false"/>
+                <w:b w:val="false"/>
+                <w:u w:val="none"/>
                 <w:sz w:val="20"/>
                 <w:szCs w:val="20"/>
                 <w:color w:val="000000"/>
@@ -1328,34 +1263,31 @@
           </w:tcPr>
           <w:p>
             <w:pPr>
-              <w:pStyle w:val="Normal"/>
-              <w:jc w:val="center"/>
-              <w:pBdr>
-                <w:bottom w:val="none" w:sz="0" w:space="0" w:color="000000"/>
-                <w:top w:val="none" w:sz="0" w:space="0" w:color="000000"/>
-                <w:left w:val="none" w:sz="0" w:space="0" w:color="000000"/>
-                <w:right w:val="none" w:sz="0" w:space="0" w:color="000000"/>
-              </w:pBdr>
-              <w:spacing w:after="100" w:before="100" w:line="240"/>
-              <w:ind w:left="100" w:right="100" w:firstLine="0" w:firstLineChars="0"/>
-              <w:rPr>
-                <w:rFonts w:ascii="Helvetica" w:hAnsi="Helvetica" w:eastAsia="Helvetica" w:cs="Helvetica"/>
-                <w:i w:val="false"/>
-                <w:b w:val="false"/>
-                <w:u w:val="none"/>
-                <w:strike w:val="false"/>
-                <w:sz w:val="20"/>
-                <w:szCs w:val="20"/>
-                <w:color w:val="000000"/>
-              </w:rPr>
-            </w:pPr>
-            <w:r>
-              <w:rPr>
-                <w:rFonts w:ascii="Helvetica" w:hAnsi="Helvetica" w:eastAsia="Helvetica" w:cs="Helvetica"/>
-                <w:i w:val="false"/>
-                <w:b w:val="false"/>
-                <w:u w:val="none"/>
-                <w:strike w:val="false"/>
+              <w:jc w:val="center"/>
+              <w:pBdr>
+                <w:bottom w:val="none" w:sz="0" w:space="0" w:color="000000"/>
+                <w:top w:val="none" w:sz="0" w:space="0" w:color="000000"/>
+                <w:left w:val="none" w:sz="0" w:space="0" w:color="000000"/>
+                <w:right w:val="none" w:sz="0" w:space="0" w:color="000000"/>
+              </w:pBdr>
+              <w:spacing w:after="100" w:before="100" w:line="240"/>
+              <w:ind w:left="100" w:right="100" w:firstLine="0" w:firstLineChars="0"/>
+              <w:rPr>
+                <w:rFonts w:ascii="Helvetica" w:hAnsi="Helvetica" w:eastAsia="Helvetica" w:cs="Helvetica"/>
+                <w:i w:val="false"/>
+                <w:b w:val="false"/>
+                <w:u w:val="none"/>
+                <w:sz w:val="20"/>
+                <w:szCs w:val="20"/>
+                <w:color w:val="000000"/>
+              </w:rPr>
+            </w:pPr>
+            <w:r>
+              <w:rPr>
+                <w:rFonts w:ascii="Helvetica" w:hAnsi="Helvetica" w:eastAsia="Helvetica" w:cs="Helvetica"/>
+                <w:i w:val="false"/>
+                <w:b w:val="false"/>
+                <w:u w:val="none"/>
                 <w:sz w:val="20"/>
                 <w:szCs w:val="20"/>
                 <w:color w:val="000000"/>
@@ -1369,26 +1301,26 @@
         <w:trPr>
           <w:trHeight w:val="577" w:hRule="auto"/>
         </w:trPr>
-        <w:tc>
-          <w:tcPr>
-            <w:tcBorders>
-              <w:bottom w:val="none" w:sz="0" w:space="0" w:color="000000"/>
-              <w:top w:val="none" w:sz="0" w:space="0" w:color="000000"/>
-              <w:left w:val="none" w:sz="0" w:space="0" w:color="000000"/>
-              <w:right w:val="none" w:sz="0" w:space="0" w:color="000000"/>
-            </w:tcBorders>
-            <w:shd w:val="clear" w:color="auto" w:fill="FFFFFF"/>
-            <w:tcMar>
-              <w:top w:w="0" w:type="dxa"/>
-              <w:bottom w:w="0" w:type="dxa"/>
-              <w:left w:w="0" w:type="dxa"/>
-              <w:right w:w="0" w:type="dxa"/>
-            </w:tcMar>
-            <w:vAlign w:val="center"/>
-          </w:tcPr>
-          <w:p>
-            <w:pPr>
-              <w:pStyle w:val="Normal"/>
+        body 4
+        <w:tc>
+          <w:tcPr>
+            <w:tcBorders>
+              <w:bottom w:val="none" w:sz="0" w:space="0" w:color="000000"/>
+              <w:top w:val="none" w:sz="0" w:space="0" w:color="000000"/>
+              <w:left w:val="none" w:sz="0" w:space="0" w:color="000000"/>
+              <w:right w:val="none" w:sz="0" w:space="0" w:color="000000"/>
+            </w:tcBorders>
+            <w:shd w:val="clear" w:color="auto" w:fill="FFFFFF"/>
+            <w:tcMar>
+              <w:top w:w="0" w:type="dxa"/>
+              <w:bottom w:w="0" w:type="dxa"/>
+              <w:left w:w="0" w:type="dxa"/>
+              <w:right w:w="0" w:type="dxa"/>
+            </w:tcMar>
+            <w:vAlign w:val="center"/>
+          </w:tcPr>
+          <w:p>
+            <w:pPr>
               <w:jc w:val="left"/>
               <w:pBdr>
                 <w:bottom w:val="none" w:sz="0" w:space="0" w:color="000000"/>
@@ -1403,19 +1335,17 @@
                 <w:i w:val="false"/>
                 <w:b w:val="false"/>
                 <w:u w:val="none"/>
-                <w:strike w:val="false"/>
-                <w:sz w:val="20"/>
-                <w:szCs w:val="20"/>
-                <w:color w:val="000000"/>
-              </w:rPr>
-            </w:pPr>
-            <w:r>
-              <w:rPr>
-                <w:rFonts w:ascii="Helvetica" w:hAnsi="Helvetica" w:eastAsia="Helvetica" w:cs="Helvetica"/>
-                <w:i w:val="false"/>
-                <w:b w:val="false"/>
-                <w:u w:val="none"/>
-                <w:strike w:val="false"/>
+                <w:sz w:val="20"/>
+                <w:szCs w:val="20"/>
+                <w:color w:val="000000"/>
+              </w:rPr>
+            </w:pPr>
+            <w:r>
+              <w:rPr>
+                <w:rFonts w:ascii="Helvetica" w:hAnsi="Helvetica" w:eastAsia="Helvetica" w:cs="Helvetica"/>
+                <w:i w:val="false"/>
+                <w:b w:val="false"/>
+                <w:u w:val="none"/>
                 <w:sz w:val="20"/>
                 <w:szCs w:val="20"/>
                 <w:color w:val="000000"/>
@@ -1443,34 +1373,31 @@
           </w:tcPr>
           <w:p>
             <w:pPr>
-              <w:pStyle w:val="Normal"/>
-              <w:jc w:val="center"/>
-              <w:pBdr>
-                <w:bottom w:val="none" w:sz="0" w:space="0" w:color="000000"/>
-                <w:top w:val="none" w:sz="0" w:space="0" w:color="000000"/>
-                <w:left w:val="none" w:sz="0" w:space="0" w:color="000000"/>
-                <w:right w:val="none" w:sz="0" w:space="0" w:color="000000"/>
-              </w:pBdr>
-              <w:spacing w:after="100" w:before="100" w:line="240"/>
-              <w:ind w:left="100" w:right="100" w:firstLine="0" w:firstLineChars="0"/>
-              <w:rPr>
-                <w:rFonts w:ascii="Helvetica" w:hAnsi="Helvetica" w:eastAsia="Helvetica" w:cs="Helvetica"/>
-                <w:i w:val="false"/>
-                <w:b w:val="false"/>
-                <w:u w:val="none"/>
-                <w:strike w:val="false"/>
-                <w:sz w:val="20"/>
-                <w:szCs w:val="20"/>
-                <w:color w:val="000000"/>
-              </w:rPr>
-            </w:pPr>
-            <w:r>
-              <w:rPr>
-                <w:rFonts w:ascii="Helvetica" w:hAnsi="Helvetica" w:eastAsia="Helvetica" w:cs="Helvetica"/>
-                <w:i w:val="false"/>
-                <w:b w:val="false"/>
-                <w:u w:val="none"/>
-                <w:strike w:val="false"/>
+              <w:jc w:val="center"/>
+              <w:pBdr>
+                <w:bottom w:val="none" w:sz="0" w:space="0" w:color="000000"/>
+                <w:top w:val="none" w:sz="0" w:space="0" w:color="000000"/>
+                <w:left w:val="none" w:sz="0" w:space="0" w:color="000000"/>
+                <w:right w:val="none" w:sz="0" w:space="0" w:color="000000"/>
+              </w:pBdr>
+              <w:spacing w:after="100" w:before="100" w:line="240"/>
+              <w:ind w:left="100" w:right="100" w:firstLine="0" w:firstLineChars="0"/>
+              <w:rPr>
+                <w:rFonts w:ascii="Helvetica" w:hAnsi="Helvetica" w:eastAsia="Helvetica" w:cs="Helvetica"/>
+                <w:i w:val="false"/>
+                <w:b w:val="false"/>
+                <w:u w:val="none"/>
+                <w:sz w:val="20"/>
+                <w:szCs w:val="20"/>
+                <w:color w:val="000000"/>
+              </w:rPr>
+            </w:pPr>
+            <w:r>
+              <w:rPr>
+                <w:rFonts w:ascii="Helvetica" w:hAnsi="Helvetica" w:eastAsia="Helvetica" w:cs="Helvetica"/>
+                <w:i w:val="false"/>
+                <w:b w:val="false"/>
+                <w:u w:val="none"/>
                 <w:sz w:val="20"/>
                 <w:szCs w:val="20"/>
                 <w:color w:val="000000"/>
@@ -1498,34 +1425,31 @@
           </w:tcPr>
           <w:p>
             <w:pPr>
-              <w:pStyle w:val="Normal"/>
-              <w:jc w:val="center"/>
-              <w:pBdr>
-                <w:bottom w:val="none" w:sz="0" w:space="0" w:color="000000"/>
-                <w:top w:val="none" w:sz="0" w:space="0" w:color="000000"/>
-                <w:left w:val="none" w:sz="0" w:space="0" w:color="000000"/>
-                <w:right w:val="none" w:sz="0" w:space="0" w:color="000000"/>
-              </w:pBdr>
-              <w:spacing w:after="100" w:before="100" w:line="240"/>
-              <w:ind w:left="100" w:right="100" w:firstLine="0" w:firstLineChars="0"/>
-              <w:rPr>
-                <w:rFonts w:ascii="Helvetica" w:hAnsi="Helvetica" w:eastAsia="Helvetica" w:cs="Helvetica"/>
-                <w:i w:val="false"/>
-                <w:b w:val="false"/>
-                <w:u w:val="none"/>
-                <w:strike w:val="false"/>
-                <w:sz w:val="20"/>
-                <w:szCs w:val="20"/>
-                <w:color w:val="000000"/>
-              </w:rPr>
-            </w:pPr>
-            <w:r>
-              <w:rPr>
-                <w:rFonts w:ascii="Helvetica" w:hAnsi="Helvetica" w:eastAsia="Helvetica" w:cs="Helvetica"/>
-                <w:i w:val="false"/>
-                <w:b w:val="false"/>
-                <w:u w:val="none"/>
-                <w:strike w:val="false"/>
+              <w:jc w:val="center"/>
+              <w:pBdr>
+                <w:bottom w:val="none" w:sz="0" w:space="0" w:color="000000"/>
+                <w:top w:val="none" w:sz="0" w:space="0" w:color="000000"/>
+                <w:left w:val="none" w:sz="0" w:space="0" w:color="000000"/>
+                <w:right w:val="none" w:sz="0" w:space="0" w:color="000000"/>
+              </w:pBdr>
+              <w:spacing w:after="100" w:before="100" w:line="240"/>
+              <w:ind w:left="100" w:right="100" w:firstLine="0" w:firstLineChars="0"/>
+              <w:rPr>
+                <w:rFonts w:ascii="Helvetica" w:hAnsi="Helvetica" w:eastAsia="Helvetica" w:cs="Helvetica"/>
+                <w:i w:val="false"/>
+                <w:b w:val="false"/>
+                <w:u w:val="none"/>
+                <w:sz w:val="20"/>
+                <w:szCs w:val="20"/>
+                <w:color w:val="000000"/>
+              </w:rPr>
+            </w:pPr>
+            <w:r>
+              <w:rPr>
+                <w:rFonts w:ascii="Helvetica" w:hAnsi="Helvetica" w:eastAsia="Helvetica" w:cs="Helvetica"/>
+                <w:i w:val="false"/>
+                <w:b w:val="false"/>
+                <w:u w:val="none"/>
                 <w:sz w:val="20"/>
                 <w:szCs w:val="20"/>
                 <w:color w:val="000000"/>
@@ -1553,34 +1477,31 @@
           </w:tcPr>
           <w:p>
             <w:pPr>
-              <w:pStyle w:val="Normal"/>
-              <w:jc w:val="center"/>
-              <w:pBdr>
-                <w:bottom w:val="none" w:sz="0" w:space="0" w:color="000000"/>
-                <w:top w:val="none" w:sz="0" w:space="0" w:color="000000"/>
-                <w:left w:val="none" w:sz="0" w:space="0" w:color="000000"/>
-                <w:right w:val="none" w:sz="0" w:space="0" w:color="000000"/>
-              </w:pBdr>
-              <w:spacing w:after="100" w:before="100" w:line="240"/>
-              <w:ind w:left="100" w:right="100" w:firstLine="0" w:firstLineChars="0"/>
-              <w:rPr>
-                <w:rFonts w:ascii="Helvetica" w:hAnsi="Helvetica" w:eastAsia="Helvetica" w:cs="Helvetica"/>
-                <w:i w:val="false"/>
-                <w:b w:val="false"/>
-                <w:u w:val="none"/>
-                <w:strike w:val="false"/>
-                <w:sz w:val="20"/>
-                <w:szCs w:val="20"/>
-                <w:color w:val="000000"/>
-              </w:rPr>
-            </w:pPr>
-            <w:r>
-              <w:rPr>
-                <w:rFonts w:ascii="Helvetica" w:hAnsi="Helvetica" w:eastAsia="Helvetica" w:cs="Helvetica"/>
-                <w:i w:val="false"/>
-                <w:b w:val="false"/>
-                <w:u w:val="none"/>
-                <w:strike w:val="false"/>
+              <w:jc w:val="center"/>
+              <w:pBdr>
+                <w:bottom w:val="none" w:sz="0" w:space="0" w:color="000000"/>
+                <w:top w:val="none" w:sz="0" w:space="0" w:color="000000"/>
+                <w:left w:val="none" w:sz="0" w:space="0" w:color="000000"/>
+                <w:right w:val="none" w:sz="0" w:space="0" w:color="000000"/>
+              </w:pBdr>
+              <w:spacing w:after="100" w:before="100" w:line="240"/>
+              <w:ind w:left="100" w:right="100" w:firstLine="0" w:firstLineChars="0"/>
+              <w:rPr>
+                <w:rFonts w:ascii="Helvetica" w:hAnsi="Helvetica" w:eastAsia="Helvetica" w:cs="Helvetica"/>
+                <w:i w:val="false"/>
+                <w:b w:val="false"/>
+                <w:u w:val="none"/>
+                <w:sz w:val="20"/>
+                <w:szCs w:val="20"/>
+                <w:color w:val="000000"/>
+              </w:rPr>
+            </w:pPr>
+            <w:r>
+              <w:rPr>
+                <w:rFonts w:ascii="Helvetica" w:hAnsi="Helvetica" w:eastAsia="Helvetica" w:cs="Helvetica"/>
+                <w:i w:val="false"/>
+                <w:b w:val="false"/>
+                <w:u w:val="none"/>
                 <w:sz w:val="20"/>
                 <w:szCs w:val="20"/>
                 <w:color w:val="000000"/>
@@ -1608,34 +1529,31 @@
           </w:tcPr>
           <w:p>
             <w:pPr>
-              <w:pStyle w:val="Normal"/>
-              <w:jc w:val="center"/>
-              <w:pBdr>
-                <w:bottom w:val="none" w:sz="0" w:space="0" w:color="000000"/>
-                <w:top w:val="none" w:sz="0" w:space="0" w:color="000000"/>
-                <w:left w:val="none" w:sz="0" w:space="0" w:color="000000"/>
-                <w:right w:val="none" w:sz="0" w:space="0" w:color="000000"/>
-              </w:pBdr>
-              <w:spacing w:after="100" w:before="100" w:line="240"/>
-              <w:ind w:left="100" w:right="100" w:firstLine="0" w:firstLineChars="0"/>
-              <w:rPr>
-                <w:rFonts w:ascii="Helvetica" w:hAnsi="Helvetica" w:eastAsia="Helvetica" w:cs="Helvetica"/>
-                <w:i w:val="false"/>
-                <w:b w:val="false"/>
-                <w:u w:val="none"/>
-                <w:strike w:val="false"/>
-                <w:sz w:val="20"/>
-                <w:szCs w:val="20"/>
-                <w:color w:val="000000"/>
-              </w:rPr>
-            </w:pPr>
-            <w:r>
-              <w:rPr>
-                <w:rFonts w:ascii="Helvetica" w:hAnsi="Helvetica" w:eastAsia="Helvetica" w:cs="Helvetica"/>
-                <w:i w:val="false"/>
-                <w:b w:val="false"/>
-                <w:u w:val="none"/>
-                <w:strike w:val="false"/>
+              <w:jc w:val="center"/>
+              <w:pBdr>
+                <w:bottom w:val="none" w:sz="0" w:space="0" w:color="000000"/>
+                <w:top w:val="none" w:sz="0" w:space="0" w:color="000000"/>
+                <w:left w:val="none" w:sz="0" w:space="0" w:color="000000"/>
+                <w:right w:val="none" w:sz="0" w:space="0" w:color="000000"/>
+              </w:pBdr>
+              <w:spacing w:after="100" w:before="100" w:line="240"/>
+              <w:ind w:left="100" w:right="100" w:firstLine="0" w:firstLineChars="0"/>
+              <w:rPr>
+                <w:rFonts w:ascii="Helvetica" w:hAnsi="Helvetica" w:eastAsia="Helvetica" w:cs="Helvetica"/>
+                <w:i w:val="false"/>
+                <w:b w:val="false"/>
+                <w:u w:val="none"/>
+                <w:sz w:val="20"/>
+                <w:szCs w:val="20"/>
+                <w:color w:val="000000"/>
+              </w:rPr>
+            </w:pPr>
+            <w:r>
+              <w:rPr>
+                <w:rFonts w:ascii="Helvetica" w:hAnsi="Helvetica" w:eastAsia="Helvetica" w:cs="Helvetica"/>
+                <w:i w:val="false"/>
+                <w:b w:val="false"/>
+                <w:u w:val="none"/>
                 <w:sz w:val="20"/>
                 <w:szCs w:val="20"/>
                 <w:color w:val="000000"/>
@@ -1663,34 +1581,31 @@
           </w:tcPr>
           <w:p>
             <w:pPr>
-              <w:pStyle w:val="Normal"/>
-              <w:jc w:val="center"/>
-              <w:pBdr>
-                <w:bottom w:val="none" w:sz="0" w:space="0" w:color="000000"/>
-                <w:top w:val="none" w:sz="0" w:space="0" w:color="000000"/>
-                <w:left w:val="none" w:sz="0" w:space="0" w:color="000000"/>
-                <w:right w:val="none" w:sz="0" w:space="0" w:color="000000"/>
-              </w:pBdr>
-              <w:spacing w:after="100" w:before="100" w:line="240"/>
-              <w:ind w:left="100" w:right="100" w:firstLine="0" w:firstLineChars="0"/>
-              <w:rPr>
-                <w:rFonts w:ascii="Helvetica" w:hAnsi="Helvetica" w:eastAsia="Helvetica" w:cs="Helvetica"/>
-                <w:i w:val="false"/>
-                <w:b w:val="false"/>
-                <w:u w:val="none"/>
-                <w:strike w:val="false"/>
-                <w:sz w:val="20"/>
-                <w:szCs w:val="20"/>
-                <w:color w:val="000000"/>
-              </w:rPr>
-            </w:pPr>
-            <w:r>
-              <w:rPr>
-                <w:rFonts w:ascii="Helvetica" w:hAnsi="Helvetica" w:eastAsia="Helvetica" w:cs="Helvetica"/>
-                <w:i w:val="false"/>
-                <w:b w:val="false"/>
-                <w:u w:val="none"/>
-                <w:strike w:val="false"/>
+              <w:jc w:val="center"/>
+              <w:pBdr>
+                <w:bottom w:val="none" w:sz="0" w:space="0" w:color="000000"/>
+                <w:top w:val="none" w:sz="0" w:space="0" w:color="000000"/>
+                <w:left w:val="none" w:sz="0" w:space="0" w:color="000000"/>
+                <w:right w:val="none" w:sz="0" w:space="0" w:color="000000"/>
+              </w:pBdr>
+              <w:spacing w:after="100" w:before="100" w:line="240"/>
+              <w:ind w:left="100" w:right="100" w:firstLine="0" w:firstLineChars="0"/>
+              <w:rPr>
+                <w:rFonts w:ascii="Helvetica" w:hAnsi="Helvetica" w:eastAsia="Helvetica" w:cs="Helvetica"/>
+                <w:i w:val="false"/>
+                <w:b w:val="false"/>
+                <w:u w:val="none"/>
+                <w:sz w:val="20"/>
+                <w:szCs w:val="20"/>
+                <w:color w:val="000000"/>
+              </w:rPr>
+            </w:pPr>
+            <w:r>
+              <w:rPr>
+                <w:rFonts w:ascii="Helvetica" w:hAnsi="Helvetica" w:eastAsia="Helvetica" w:cs="Helvetica"/>
+                <w:i w:val="false"/>
+                <w:b w:val="false"/>
+                <w:u w:val="none"/>
                 <w:sz w:val="20"/>
                 <w:szCs w:val="20"/>
                 <w:color w:val="000000"/>
@@ -1704,26 +1619,26 @@
         <w:trPr>
           <w:trHeight w:val="577" w:hRule="auto"/>
         </w:trPr>
-        <w:tc>
-          <w:tcPr>
-            <w:tcBorders>
-              <w:bottom w:val="none" w:sz="0" w:space="0" w:color="000000"/>
-              <w:top w:val="none" w:sz="0" w:space="0" w:color="000000"/>
-              <w:left w:val="none" w:sz="0" w:space="0" w:color="000000"/>
-              <w:right w:val="none" w:sz="0" w:space="0" w:color="000000"/>
-            </w:tcBorders>
-            <w:shd w:val="clear" w:color="auto" w:fill="FFFFFF"/>
-            <w:tcMar>
-              <w:top w:w="0" w:type="dxa"/>
-              <w:bottom w:w="0" w:type="dxa"/>
-              <w:left w:w="0" w:type="dxa"/>
-              <w:right w:w="0" w:type="dxa"/>
-            </w:tcMar>
-            <w:vAlign w:val="center"/>
-          </w:tcPr>
-          <w:p>
-            <w:pPr>
-              <w:pStyle w:val="Normal"/>
+        body 5
+        <w:tc>
+          <w:tcPr>
+            <w:tcBorders>
+              <w:bottom w:val="none" w:sz="0" w:space="0" w:color="000000"/>
+              <w:top w:val="none" w:sz="0" w:space="0" w:color="000000"/>
+              <w:left w:val="none" w:sz="0" w:space="0" w:color="000000"/>
+              <w:right w:val="none" w:sz="0" w:space="0" w:color="000000"/>
+            </w:tcBorders>
+            <w:shd w:val="clear" w:color="auto" w:fill="FFFFFF"/>
+            <w:tcMar>
+              <w:top w:w="0" w:type="dxa"/>
+              <w:bottom w:w="0" w:type="dxa"/>
+              <w:left w:w="0" w:type="dxa"/>
+              <w:right w:w="0" w:type="dxa"/>
+            </w:tcMar>
+            <w:vAlign w:val="center"/>
+          </w:tcPr>
+          <w:p>
+            <w:pPr>
               <w:jc w:val="left"/>
               <w:pBdr>
                 <w:bottom w:val="none" w:sz="0" w:space="0" w:color="000000"/>
@@ -1738,19 +1653,17 @@
                 <w:i w:val="false"/>
                 <w:b w:val="false"/>
                 <w:u w:val="none"/>
-                <w:strike w:val="false"/>
-                <w:sz w:val="20"/>
-                <w:szCs w:val="20"/>
-                <w:color w:val="000000"/>
-              </w:rPr>
-            </w:pPr>
-            <w:r>
-              <w:rPr>
-                <w:rFonts w:ascii="Helvetica" w:hAnsi="Helvetica" w:eastAsia="Helvetica" w:cs="Helvetica"/>
-                <w:i w:val="false"/>
-                <w:b w:val="false"/>
-                <w:u w:val="none"/>
-                <w:strike w:val="false"/>
+                <w:sz w:val="20"/>
+                <w:szCs w:val="20"/>
+                <w:color w:val="000000"/>
+              </w:rPr>
+            </w:pPr>
+            <w:r>
+              <w:rPr>
+                <w:rFonts w:ascii="Helvetica" w:hAnsi="Helvetica" w:eastAsia="Helvetica" w:cs="Helvetica"/>
+                <w:i w:val="false"/>
+                <w:b w:val="false"/>
+                <w:u w:val="none"/>
                 <w:sz w:val="20"/>
                 <w:szCs w:val="20"/>
                 <w:color w:val="000000"/>
@@ -1778,34 +1691,31 @@
           </w:tcPr>
           <w:p>
             <w:pPr>
-              <w:pStyle w:val="Normal"/>
-              <w:jc w:val="center"/>
-              <w:pBdr>
-                <w:bottom w:val="none" w:sz="0" w:space="0" w:color="000000"/>
-                <w:top w:val="none" w:sz="0" w:space="0" w:color="000000"/>
-                <w:left w:val="none" w:sz="0" w:space="0" w:color="000000"/>
-                <w:right w:val="none" w:sz="0" w:space="0" w:color="000000"/>
-              </w:pBdr>
-              <w:spacing w:after="100" w:before="100" w:line="240"/>
-              <w:ind w:left="100" w:right="100" w:firstLine="0" w:firstLineChars="0"/>
-              <w:rPr>
-                <w:rFonts w:ascii="Helvetica" w:hAnsi="Helvetica" w:eastAsia="Helvetica" w:cs="Helvetica"/>
-                <w:i w:val="false"/>
-                <w:b w:val="false"/>
-                <w:u w:val="none"/>
-                <w:strike w:val="false"/>
-                <w:sz w:val="20"/>
-                <w:szCs w:val="20"/>
-                <w:color w:val="000000"/>
-              </w:rPr>
-            </w:pPr>
-            <w:r>
-              <w:rPr>
-                <w:rFonts w:ascii="Helvetica" w:hAnsi="Helvetica" w:eastAsia="Helvetica" w:cs="Helvetica"/>
-                <w:i w:val="false"/>
-                <w:b w:val="false"/>
-                <w:u w:val="none"/>
-                <w:strike w:val="false"/>
+              <w:jc w:val="center"/>
+              <w:pBdr>
+                <w:bottom w:val="none" w:sz="0" w:space="0" w:color="000000"/>
+                <w:top w:val="none" w:sz="0" w:space="0" w:color="000000"/>
+                <w:left w:val="none" w:sz="0" w:space="0" w:color="000000"/>
+                <w:right w:val="none" w:sz="0" w:space="0" w:color="000000"/>
+              </w:pBdr>
+              <w:spacing w:after="100" w:before="100" w:line="240"/>
+              <w:ind w:left="100" w:right="100" w:firstLine="0" w:firstLineChars="0"/>
+              <w:rPr>
+                <w:rFonts w:ascii="Helvetica" w:hAnsi="Helvetica" w:eastAsia="Helvetica" w:cs="Helvetica"/>
+                <w:i w:val="false"/>
+                <w:b w:val="false"/>
+                <w:u w:val="none"/>
+                <w:sz w:val="20"/>
+                <w:szCs w:val="20"/>
+                <w:color w:val="000000"/>
+              </w:rPr>
+            </w:pPr>
+            <w:r>
+              <w:rPr>
+                <w:rFonts w:ascii="Helvetica" w:hAnsi="Helvetica" w:eastAsia="Helvetica" w:cs="Helvetica"/>
+                <w:i w:val="false"/>
+                <w:b w:val="false"/>
+                <w:u w:val="none"/>
                 <w:sz w:val="20"/>
                 <w:szCs w:val="20"/>
                 <w:color w:val="000000"/>
@@ -1833,34 +1743,31 @@
           </w:tcPr>
           <w:p>
             <w:pPr>
-              <w:pStyle w:val="Normal"/>
-              <w:jc w:val="center"/>
-              <w:pBdr>
-                <w:bottom w:val="none" w:sz="0" w:space="0" w:color="000000"/>
-                <w:top w:val="none" w:sz="0" w:space="0" w:color="000000"/>
-                <w:left w:val="none" w:sz="0" w:space="0" w:color="000000"/>
-                <w:right w:val="none" w:sz="0" w:space="0" w:color="000000"/>
-              </w:pBdr>
-              <w:spacing w:after="100" w:before="100" w:line="240"/>
-              <w:ind w:left="100" w:right="100" w:firstLine="0" w:firstLineChars="0"/>
-              <w:rPr>
-                <w:rFonts w:ascii="Helvetica" w:hAnsi="Helvetica" w:eastAsia="Helvetica" w:cs="Helvetica"/>
-                <w:i w:val="false"/>
-                <w:b w:val="false"/>
-                <w:u w:val="none"/>
-                <w:strike w:val="false"/>
-                <w:sz w:val="20"/>
-                <w:szCs w:val="20"/>
-                <w:color w:val="000000"/>
-              </w:rPr>
-            </w:pPr>
-            <w:r>
-              <w:rPr>
-                <w:rFonts w:ascii="Helvetica" w:hAnsi="Helvetica" w:eastAsia="Helvetica" w:cs="Helvetica"/>
-                <w:i w:val="false"/>
-                <w:b w:val="false"/>
-                <w:u w:val="none"/>
-                <w:strike w:val="false"/>
+              <w:jc w:val="center"/>
+              <w:pBdr>
+                <w:bottom w:val="none" w:sz="0" w:space="0" w:color="000000"/>
+                <w:top w:val="none" w:sz="0" w:space="0" w:color="000000"/>
+                <w:left w:val="none" w:sz="0" w:space="0" w:color="000000"/>
+                <w:right w:val="none" w:sz="0" w:space="0" w:color="000000"/>
+              </w:pBdr>
+              <w:spacing w:after="100" w:before="100" w:line="240"/>
+              <w:ind w:left="100" w:right="100" w:firstLine="0" w:firstLineChars="0"/>
+              <w:rPr>
+                <w:rFonts w:ascii="Helvetica" w:hAnsi="Helvetica" w:eastAsia="Helvetica" w:cs="Helvetica"/>
+                <w:i w:val="false"/>
+                <w:b w:val="false"/>
+                <w:u w:val="none"/>
+                <w:sz w:val="20"/>
+                <w:szCs w:val="20"/>
+                <w:color w:val="000000"/>
+              </w:rPr>
+            </w:pPr>
+            <w:r>
+              <w:rPr>
+                <w:rFonts w:ascii="Helvetica" w:hAnsi="Helvetica" w:eastAsia="Helvetica" w:cs="Helvetica"/>
+                <w:i w:val="false"/>
+                <w:b w:val="false"/>
+                <w:u w:val="none"/>
                 <w:sz w:val="20"/>
                 <w:szCs w:val="20"/>
                 <w:color w:val="000000"/>
@@ -1888,34 +1795,31 @@
           </w:tcPr>
           <w:p>
             <w:pPr>
-              <w:pStyle w:val="Normal"/>
-              <w:jc w:val="center"/>
-              <w:pBdr>
-                <w:bottom w:val="none" w:sz="0" w:space="0" w:color="000000"/>
-                <w:top w:val="none" w:sz="0" w:space="0" w:color="000000"/>
-                <w:left w:val="none" w:sz="0" w:space="0" w:color="000000"/>
-                <w:right w:val="none" w:sz="0" w:space="0" w:color="000000"/>
-              </w:pBdr>
-              <w:spacing w:after="100" w:before="100" w:line="240"/>
-              <w:ind w:left="100" w:right="100" w:firstLine="0" w:firstLineChars="0"/>
-              <w:rPr>
-                <w:rFonts w:ascii="Helvetica" w:hAnsi="Helvetica" w:eastAsia="Helvetica" w:cs="Helvetica"/>
-                <w:i w:val="false"/>
-                <w:b w:val="false"/>
-                <w:u w:val="none"/>
-                <w:strike w:val="false"/>
-                <w:sz w:val="20"/>
-                <w:szCs w:val="20"/>
-                <w:color w:val="000000"/>
-              </w:rPr>
-            </w:pPr>
-            <w:r>
-              <w:rPr>
-                <w:rFonts w:ascii="Helvetica" w:hAnsi="Helvetica" w:eastAsia="Helvetica" w:cs="Helvetica"/>
-                <w:i w:val="false"/>
-                <w:b w:val="false"/>
-                <w:u w:val="none"/>
-                <w:strike w:val="false"/>
+              <w:jc w:val="center"/>
+              <w:pBdr>
+                <w:bottom w:val="none" w:sz="0" w:space="0" w:color="000000"/>
+                <w:top w:val="none" w:sz="0" w:space="0" w:color="000000"/>
+                <w:left w:val="none" w:sz="0" w:space="0" w:color="000000"/>
+                <w:right w:val="none" w:sz="0" w:space="0" w:color="000000"/>
+              </w:pBdr>
+              <w:spacing w:after="100" w:before="100" w:line="240"/>
+              <w:ind w:left="100" w:right="100" w:firstLine="0" w:firstLineChars="0"/>
+              <w:rPr>
+                <w:rFonts w:ascii="Helvetica" w:hAnsi="Helvetica" w:eastAsia="Helvetica" w:cs="Helvetica"/>
+                <w:i w:val="false"/>
+                <w:b w:val="false"/>
+                <w:u w:val="none"/>
+                <w:sz w:val="20"/>
+                <w:szCs w:val="20"/>
+                <w:color w:val="000000"/>
+              </w:rPr>
+            </w:pPr>
+            <w:r>
+              <w:rPr>
+                <w:rFonts w:ascii="Helvetica" w:hAnsi="Helvetica" w:eastAsia="Helvetica" w:cs="Helvetica"/>
+                <w:i w:val="false"/>
+                <w:b w:val="false"/>
+                <w:u w:val="none"/>
                 <w:sz w:val="20"/>
                 <w:szCs w:val="20"/>
                 <w:color w:val="000000"/>
@@ -1943,34 +1847,31 @@
           </w:tcPr>
           <w:p>
             <w:pPr>
-              <w:pStyle w:val="Normal"/>
-              <w:jc w:val="center"/>
-              <w:pBdr>
-                <w:bottom w:val="none" w:sz="0" w:space="0" w:color="000000"/>
-                <w:top w:val="none" w:sz="0" w:space="0" w:color="000000"/>
-                <w:left w:val="none" w:sz="0" w:space="0" w:color="000000"/>
-                <w:right w:val="none" w:sz="0" w:space="0" w:color="000000"/>
-              </w:pBdr>
-              <w:spacing w:after="100" w:before="100" w:line="240"/>
-              <w:ind w:left="100" w:right="100" w:firstLine="0" w:firstLineChars="0"/>
-              <w:rPr>
-                <w:rFonts w:ascii="Helvetica" w:hAnsi="Helvetica" w:eastAsia="Helvetica" w:cs="Helvetica"/>
-                <w:i w:val="false"/>
-                <w:b w:val="false"/>
-                <w:u w:val="none"/>
-                <w:strike w:val="false"/>
-                <w:sz w:val="20"/>
-                <w:szCs w:val="20"/>
-                <w:color w:val="000000"/>
-              </w:rPr>
-            </w:pPr>
-            <w:r>
-              <w:rPr>
-                <w:rFonts w:ascii="Helvetica" w:hAnsi="Helvetica" w:eastAsia="Helvetica" w:cs="Helvetica"/>
-                <w:i w:val="false"/>
-                <w:b w:val="false"/>
-                <w:u w:val="none"/>
-                <w:strike w:val="false"/>
+              <w:jc w:val="center"/>
+              <w:pBdr>
+                <w:bottom w:val="none" w:sz="0" w:space="0" w:color="000000"/>
+                <w:top w:val="none" w:sz="0" w:space="0" w:color="000000"/>
+                <w:left w:val="none" w:sz="0" w:space="0" w:color="000000"/>
+                <w:right w:val="none" w:sz="0" w:space="0" w:color="000000"/>
+              </w:pBdr>
+              <w:spacing w:after="100" w:before="100" w:line="240"/>
+              <w:ind w:left="100" w:right="100" w:firstLine="0" w:firstLineChars="0"/>
+              <w:rPr>
+                <w:rFonts w:ascii="Helvetica" w:hAnsi="Helvetica" w:eastAsia="Helvetica" w:cs="Helvetica"/>
+                <w:i w:val="false"/>
+                <w:b w:val="false"/>
+                <w:u w:val="none"/>
+                <w:sz w:val="20"/>
+                <w:szCs w:val="20"/>
+                <w:color w:val="000000"/>
+              </w:rPr>
+            </w:pPr>
+            <w:r>
+              <w:rPr>
+                <w:rFonts w:ascii="Helvetica" w:hAnsi="Helvetica" w:eastAsia="Helvetica" w:cs="Helvetica"/>
+                <w:i w:val="false"/>
+                <w:b w:val="false"/>
+                <w:u w:val="none"/>
                 <w:sz w:val="20"/>
                 <w:szCs w:val="20"/>
                 <w:color w:val="000000"/>
@@ -1998,34 +1899,31 @@
           </w:tcPr>
           <w:p>
             <w:pPr>
-              <w:pStyle w:val="Normal"/>
-              <w:jc w:val="center"/>
-              <w:pBdr>
-                <w:bottom w:val="none" w:sz="0" w:space="0" w:color="000000"/>
-                <w:top w:val="none" w:sz="0" w:space="0" w:color="000000"/>
-                <w:left w:val="none" w:sz="0" w:space="0" w:color="000000"/>
-                <w:right w:val="none" w:sz="0" w:space="0" w:color="000000"/>
-              </w:pBdr>
-              <w:spacing w:after="100" w:before="100" w:line="240"/>
-              <w:ind w:left="100" w:right="100" w:firstLine="0" w:firstLineChars="0"/>
-              <w:rPr>
-                <w:rFonts w:ascii="Helvetica" w:hAnsi="Helvetica" w:eastAsia="Helvetica" w:cs="Helvetica"/>
-                <w:i w:val="false"/>
-                <w:b w:val="false"/>
-                <w:u w:val="none"/>
-                <w:strike w:val="false"/>
-                <w:sz w:val="20"/>
-                <w:szCs w:val="20"/>
-                <w:color w:val="000000"/>
-              </w:rPr>
-            </w:pPr>
-            <w:r>
-              <w:rPr>
-                <w:rFonts w:ascii="Helvetica" w:hAnsi="Helvetica" w:eastAsia="Helvetica" w:cs="Helvetica"/>
-                <w:i w:val="false"/>
-                <w:b w:val="false"/>
-                <w:u w:val="none"/>
-                <w:strike w:val="false"/>
+              <w:jc w:val="center"/>
+              <w:pBdr>
+                <w:bottom w:val="none" w:sz="0" w:space="0" w:color="000000"/>
+                <w:top w:val="none" w:sz="0" w:space="0" w:color="000000"/>
+                <w:left w:val="none" w:sz="0" w:space="0" w:color="000000"/>
+                <w:right w:val="none" w:sz="0" w:space="0" w:color="000000"/>
+              </w:pBdr>
+              <w:spacing w:after="100" w:before="100" w:line="240"/>
+              <w:ind w:left="100" w:right="100" w:firstLine="0" w:firstLineChars="0"/>
+              <w:rPr>
+                <w:rFonts w:ascii="Helvetica" w:hAnsi="Helvetica" w:eastAsia="Helvetica" w:cs="Helvetica"/>
+                <w:i w:val="false"/>
+                <w:b w:val="false"/>
+                <w:u w:val="none"/>
+                <w:sz w:val="20"/>
+                <w:szCs w:val="20"/>
+                <w:color w:val="000000"/>
+              </w:rPr>
+            </w:pPr>
+            <w:r>
+              <w:rPr>
+                <w:rFonts w:ascii="Helvetica" w:hAnsi="Helvetica" w:eastAsia="Helvetica" w:cs="Helvetica"/>
+                <w:i w:val="false"/>
+                <w:b w:val="false"/>
+                <w:u w:val="none"/>
                 <w:sz w:val="20"/>
                 <w:szCs w:val="20"/>
                 <w:color w:val="000000"/>
@@ -2039,26 +1937,26 @@
         <w:trPr>
           <w:trHeight w:val="605" w:hRule="auto"/>
         </w:trPr>
-        <w:tc>
-          <w:tcPr>
-            <w:tcBorders>
-              <w:bottom w:val="none" w:sz="0" w:space="0" w:color="000000"/>
-              <w:top w:val="none" w:sz="0" w:space="0" w:color="000000"/>
-              <w:left w:val="none" w:sz="0" w:space="0" w:color="000000"/>
-              <w:right w:val="none" w:sz="0" w:space="0" w:color="000000"/>
-            </w:tcBorders>
-            <w:shd w:val="clear" w:color="auto" w:fill="FFFFFF"/>
-            <w:tcMar>
-              <w:top w:w="0" w:type="dxa"/>
-              <w:bottom w:w="0" w:type="dxa"/>
-              <w:left w:w="0" w:type="dxa"/>
-              <w:right w:w="0" w:type="dxa"/>
-            </w:tcMar>
-            <w:vAlign w:val="center"/>
-          </w:tcPr>
-          <w:p>
-            <w:pPr>
-              <w:pStyle w:val="Normal"/>
+        body 6
+        <w:tc>
+          <w:tcPr>
+            <w:tcBorders>
+              <w:bottom w:val="none" w:sz="0" w:space="0" w:color="000000"/>
+              <w:top w:val="none" w:sz="0" w:space="0" w:color="000000"/>
+              <w:left w:val="none" w:sz="0" w:space="0" w:color="000000"/>
+              <w:right w:val="none" w:sz="0" w:space="0" w:color="000000"/>
+            </w:tcBorders>
+            <w:shd w:val="clear" w:color="auto" w:fill="FFFFFF"/>
+            <w:tcMar>
+              <w:top w:w="0" w:type="dxa"/>
+              <w:bottom w:w="0" w:type="dxa"/>
+              <w:left w:w="0" w:type="dxa"/>
+              <w:right w:w="0" w:type="dxa"/>
+            </w:tcMar>
+            <w:vAlign w:val="center"/>
+          </w:tcPr>
+          <w:p>
+            <w:pPr>
               <w:jc w:val="left"/>
               <w:pBdr>
                 <w:bottom w:val="none" w:sz="0" w:space="0" w:color="000000"/>
@@ -2073,19 +1971,17 @@
                 <w:i w:val="false"/>
                 <w:b w:val="false"/>
                 <w:u w:val="none"/>
-                <w:strike w:val="false"/>
-                <w:sz w:val="20"/>
-                <w:szCs w:val="20"/>
-                <w:color w:val="000000"/>
-              </w:rPr>
-            </w:pPr>
-            <w:r>
-              <w:rPr>
-                <w:rFonts w:ascii="Helvetica" w:hAnsi="Helvetica" w:eastAsia="Helvetica" w:cs="Helvetica"/>
-                <w:i w:val="false"/>
-                <w:b w:val="false"/>
-                <w:u w:val="none"/>
-                <w:strike w:val="false"/>
+                <w:sz w:val="20"/>
+                <w:szCs w:val="20"/>
+                <w:color w:val="000000"/>
+              </w:rPr>
+            </w:pPr>
+            <w:r>
+              <w:rPr>
+                <w:rFonts w:ascii="Helvetica" w:hAnsi="Helvetica" w:eastAsia="Helvetica" w:cs="Helvetica"/>
+                <w:i w:val="false"/>
+                <w:b w:val="false"/>
+                <w:u w:val="none"/>
                 <w:sz w:val="20"/>
                 <w:szCs w:val="20"/>
                 <w:color w:val="000000"/>
@@ -2113,34 +2009,31 @@
           </w:tcPr>
           <w:p>
             <w:pPr>
-              <w:pStyle w:val="Normal"/>
-              <w:jc w:val="center"/>
-              <w:pBdr>
-                <w:bottom w:val="none" w:sz="0" w:space="0" w:color="000000"/>
-                <w:top w:val="none" w:sz="0" w:space="0" w:color="000000"/>
-                <w:left w:val="none" w:sz="0" w:space="0" w:color="000000"/>
-                <w:right w:val="none" w:sz="0" w:space="0" w:color="000000"/>
-              </w:pBdr>
-              <w:spacing w:after="100" w:before="100" w:line="240"/>
-              <w:ind w:left="100" w:right="100" w:firstLine="0" w:firstLineChars="0"/>
-              <w:rPr>
-                <w:rFonts w:ascii="Helvetica" w:hAnsi="Helvetica" w:eastAsia="Helvetica" w:cs="Helvetica"/>
-                <w:i w:val="false"/>
-                <w:b w:val="false"/>
-                <w:u w:val="none"/>
-                <w:strike w:val="false"/>
-                <w:sz w:val="20"/>
-                <w:szCs w:val="20"/>
-                <w:color w:val="000000"/>
-              </w:rPr>
-            </w:pPr>
-            <w:r>
-              <w:rPr>
-                <w:rFonts w:ascii="Helvetica" w:hAnsi="Helvetica" w:eastAsia="Helvetica" w:cs="Helvetica"/>
-                <w:i w:val="false"/>
-                <w:b w:val="false"/>
-                <w:u w:val="none"/>
-                <w:strike w:val="false"/>
+              <w:jc w:val="center"/>
+              <w:pBdr>
+                <w:bottom w:val="none" w:sz="0" w:space="0" w:color="000000"/>
+                <w:top w:val="none" w:sz="0" w:space="0" w:color="000000"/>
+                <w:left w:val="none" w:sz="0" w:space="0" w:color="000000"/>
+                <w:right w:val="none" w:sz="0" w:space="0" w:color="000000"/>
+              </w:pBdr>
+              <w:spacing w:after="100" w:before="100" w:line="240"/>
+              <w:ind w:left="100" w:right="100" w:firstLine="0" w:firstLineChars="0"/>
+              <w:rPr>
+                <w:rFonts w:ascii="Helvetica" w:hAnsi="Helvetica" w:eastAsia="Helvetica" w:cs="Helvetica"/>
+                <w:i w:val="false"/>
+                <w:b w:val="false"/>
+                <w:u w:val="none"/>
+                <w:sz w:val="20"/>
+                <w:szCs w:val="20"/>
+                <w:color w:val="000000"/>
+              </w:rPr>
+            </w:pPr>
+            <w:r>
+              <w:rPr>
+                <w:rFonts w:ascii="Helvetica" w:hAnsi="Helvetica" w:eastAsia="Helvetica" w:cs="Helvetica"/>
+                <w:i w:val="false"/>
+                <w:b w:val="false"/>
+                <w:u w:val="none"/>
                 <w:sz w:val="20"/>
                 <w:szCs w:val="20"/>
                 <w:color w:val="000000"/>
@@ -2168,34 +2061,31 @@
           </w:tcPr>
           <w:p>
             <w:pPr>
-              <w:pStyle w:val="Normal"/>
-              <w:jc w:val="center"/>
-              <w:pBdr>
-                <w:bottom w:val="none" w:sz="0" w:space="0" w:color="000000"/>
-                <w:top w:val="none" w:sz="0" w:space="0" w:color="000000"/>
-                <w:left w:val="none" w:sz="0" w:space="0" w:color="000000"/>
-                <w:right w:val="none" w:sz="0" w:space="0" w:color="000000"/>
-              </w:pBdr>
-              <w:spacing w:after="100" w:before="100" w:line="240"/>
-              <w:ind w:left="100" w:right="100" w:firstLine="0" w:firstLineChars="0"/>
-              <w:rPr>
-                <w:rFonts w:ascii="Helvetica" w:hAnsi="Helvetica" w:eastAsia="Helvetica" w:cs="Helvetica"/>
-                <w:i w:val="false"/>
-                <w:b w:val="false"/>
-                <w:u w:val="none"/>
-                <w:strike w:val="false"/>
-                <w:sz w:val="20"/>
-                <w:szCs w:val="20"/>
-                <w:color w:val="000000"/>
-              </w:rPr>
-            </w:pPr>
-            <w:r>
-              <w:rPr>
-                <w:rFonts w:ascii="Helvetica" w:hAnsi="Helvetica" w:eastAsia="Helvetica" w:cs="Helvetica"/>
-                <w:i w:val="false"/>
-                <w:b w:val="false"/>
-                <w:u w:val="none"/>
-                <w:strike w:val="false"/>
+              <w:jc w:val="center"/>
+              <w:pBdr>
+                <w:bottom w:val="none" w:sz="0" w:space="0" w:color="000000"/>
+                <w:top w:val="none" w:sz="0" w:space="0" w:color="000000"/>
+                <w:left w:val="none" w:sz="0" w:space="0" w:color="000000"/>
+                <w:right w:val="none" w:sz="0" w:space="0" w:color="000000"/>
+              </w:pBdr>
+              <w:spacing w:after="100" w:before="100" w:line="240"/>
+              <w:ind w:left="100" w:right="100" w:firstLine="0" w:firstLineChars="0"/>
+              <w:rPr>
+                <w:rFonts w:ascii="Helvetica" w:hAnsi="Helvetica" w:eastAsia="Helvetica" w:cs="Helvetica"/>
+                <w:i w:val="false"/>
+                <w:b w:val="false"/>
+                <w:u w:val="none"/>
+                <w:sz w:val="20"/>
+                <w:szCs w:val="20"/>
+                <w:color w:val="000000"/>
+              </w:rPr>
+            </w:pPr>
+            <w:r>
+              <w:rPr>
+                <w:rFonts w:ascii="Helvetica" w:hAnsi="Helvetica" w:eastAsia="Helvetica" w:cs="Helvetica"/>
+                <w:i w:val="false"/>
+                <w:b w:val="false"/>
+                <w:u w:val="none"/>
                 <w:sz w:val="20"/>
                 <w:szCs w:val="20"/>
                 <w:color w:val="000000"/>
@@ -2223,34 +2113,31 @@
           </w:tcPr>
           <w:p>
             <w:pPr>
-              <w:pStyle w:val="Normal"/>
-              <w:jc w:val="center"/>
-              <w:pBdr>
-                <w:bottom w:val="none" w:sz="0" w:space="0" w:color="000000"/>
-                <w:top w:val="none" w:sz="0" w:space="0" w:color="000000"/>
-                <w:left w:val="none" w:sz="0" w:space="0" w:color="000000"/>
-                <w:right w:val="none" w:sz="0" w:space="0" w:color="000000"/>
-              </w:pBdr>
-              <w:spacing w:after="100" w:before="100" w:line="240"/>
-              <w:ind w:left="100" w:right="100" w:firstLine="0" w:firstLineChars="0"/>
-              <w:rPr>
-                <w:rFonts w:ascii="Helvetica" w:hAnsi="Helvetica" w:eastAsia="Helvetica" w:cs="Helvetica"/>
-                <w:i w:val="false"/>
-                <w:b w:val="false"/>
-                <w:u w:val="none"/>
-                <w:strike w:val="false"/>
-                <w:sz w:val="20"/>
-                <w:szCs w:val="20"/>
-                <w:color w:val="000000"/>
-              </w:rPr>
-            </w:pPr>
-            <w:r>
-              <w:rPr>
-                <w:rFonts w:ascii="Helvetica" w:hAnsi="Helvetica" w:eastAsia="Helvetica" w:cs="Helvetica"/>
-                <w:i w:val="false"/>
-                <w:b w:val="false"/>
-                <w:u w:val="none"/>
-                <w:strike w:val="false"/>
+              <w:jc w:val="center"/>
+              <w:pBdr>
+                <w:bottom w:val="none" w:sz="0" w:space="0" w:color="000000"/>
+                <w:top w:val="none" w:sz="0" w:space="0" w:color="000000"/>
+                <w:left w:val="none" w:sz="0" w:space="0" w:color="000000"/>
+                <w:right w:val="none" w:sz="0" w:space="0" w:color="000000"/>
+              </w:pBdr>
+              <w:spacing w:after="100" w:before="100" w:line="240"/>
+              <w:ind w:left="100" w:right="100" w:firstLine="0" w:firstLineChars="0"/>
+              <w:rPr>
+                <w:rFonts w:ascii="Helvetica" w:hAnsi="Helvetica" w:eastAsia="Helvetica" w:cs="Helvetica"/>
+                <w:i w:val="false"/>
+                <w:b w:val="false"/>
+                <w:u w:val="none"/>
+                <w:sz w:val="20"/>
+                <w:szCs w:val="20"/>
+                <w:color w:val="000000"/>
+              </w:rPr>
+            </w:pPr>
+            <w:r>
+              <w:rPr>
+                <w:rFonts w:ascii="Helvetica" w:hAnsi="Helvetica" w:eastAsia="Helvetica" w:cs="Helvetica"/>
+                <w:i w:val="false"/>
+                <w:b w:val="false"/>
+                <w:u w:val="none"/>
                 <w:sz w:val="20"/>
                 <w:szCs w:val="20"/>
                 <w:color w:val="000000"/>
@@ -2278,34 +2165,31 @@
           </w:tcPr>
           <w:p>
             <w:pPr>
-              <w:pStyle w:val="Normal"/>
-              <w:jc w:val="center"/>
-              <w:pBdr>
-                <w:bottom w:val="none" w:sz="0" w:space="0" w:color="000000"/>
-                <w:top w:val="none" w:sz="0" w:space="0" w:color="000000"/>
-                <w:left w:val="none" w:sz="0" w:space="0" w:color="000000"/>
-                <w:right w:val="none" w:sz="0" w:space="0" w:color="000000"/>
-              </w:pBdr>
-              <w:spacing w:after="100" w:before="100" w:line="240"/>
-              <w:ind w:left="100" w:right="100" w:firstLine="0" w:firstLineChars="0"/>
-              <w:rPr>
-                <w:rFonts w:ascii="Helvetica" w:hAnsi="Helvetica" w:eastAsia="Helvetica" w:cs="Helvetica"/>
-                <w:i w:val="false"/>
-                <w:b w:val="false"/>
-                <w:u w:val="none"/>
-                <w:strike w:val="false"/>
-                <w:sz w:val="20"/>
-                <w:szCs w:val="20"/>
-                <w:color w:val="000000"/>
-              </w:rPr>
-            </w:pPr>
-            <w:r>
-              <w:rPr>
-                <w:rFonts w:ascii="Helvetica" w:hAnsi="Helvetica" w:eastAsia="Helvetica" w:cs="Helvetica"/>
-                <w:i w:val="false"/>
-                <w:b w:val="false"/>
-                <w:u w:val="none"/>
-                <w:strike w:val="false"/>
+              <w:jc w:val="center"/>
+              <w:pBdr>
+                <w:bottom w:val="none" w:sz="0" w:space="0" w:color="000000"/>
+                <w:top w:val="none" w:sz="0" w:space="0" w:color="000000"/>
+                <w:left w:val="none" w:sz="0" w:space="0" w:color="000000"/>
+                <w:right w:val="none" w:sz="0" w:space="0" w:color="000000"/>
+              </w:pBdr>
+              <w:spacing w:after="100" w:before="100" w:line="240"/>
+              <w:ind w:left="100" w:right="100" w:firstLine="0" w:firstLineChars="0"/>
+              <w:rPr>
+                <w:rFonts w:ascii="Helvetica" w:hAnsi="Helvetica" w:eastAsia="Helvetica" w:cs="Helvetica"/>
+                <w:i w:val="false"/>
+                <w:b w:val="false"/>
+                <w:u w:val="none"/>
+                <w:sz w:val="20"/>
+                <w:szCs w:val="20"/>
+                <w:color w:val="000000"/>
+              </w:rPr>
+            </w:pPr>
+            <w:r>
+              <w:rPr>
+                <w:rFonts w:ascii="Helvetica" w:hAnsi="Helvetica" w:eastAsia="Helvetica" w:cs="Helvetica"/>
+                <w:i w:val="false"/>
+                <w:b w:val="false"/>
+                <w:u w:val="none"/>
                 <w:sz w:val="20"/>
                 <w:szCs w:val="20"/>
                 <w:color w:val="000000"/>
@@ -2333,34 +2217,31 @@
           </w:tcPr>
           <w:p>
             <w:pPr>
-              <w:pStyle w:val="Normal"/>
-              <w:jc w:val="center"/>
-              <w:pBdr>
-                <w:bottom w:val="none" w:sz="0" w:space="0" w:color="000000"/>
-                <w:top w:val="none" w:sz="0" w:space="0" w:color="000000"/>
-                <w:left w:val="none" w:sz="0" w:space="0" w:color="000000"/>
-                <w:right w:val="none" w:sz="0" w:space="0" w:color="000000"/>
-              </w:pBdr>
-              <w:spacing w:after="100" w:before="100" w:line="240"/>
-              <w:ind w:left="100" w:right="100" w:firstLine="0" w:firstLineChars="0"/>
-              <w:rPr>
-                <w:rFonts w:ascii="Helvetica" w:hAnsi="Helvetica" w:eastAsia="Helvetica" w:cs="Helvetica"/>
-                <w:i w:val="false"/>
-                <w:b w:val="false"/>
-                <w:u w:val="none"/>
-                <w:strike w:val="false"/>
-                <w:sz w:val="20"/>
-                <w:szCs w:val="20"/>
-                <w:color w:val="000000"/>
-              </w:rPr>
-            </w:pPr>
-            <w:r>
-              <w:rPr>
-                <w:rFonts w:ascii="Helvetica" w:hAnsi="Helvetica" w:eastAsia="Helvetica" w:cs="Helvetica"/>
-                <w:i w:val="false"/>
-                <w:b w:val="false"/>
-                <w:u w:val="none"/>
-                <w:strike w:val="false"/>
+              <w:jc w:val="center"/>
+              <w:pBdr>
+                <w:bottom w:val="none" w:sz="0" w:space="0" w:color="000000"/>
+                <w:top w:val="none" w:sz="0" w:space="0" w:color="000000"/>
+                <w:left w:val="none" w:sz="0" w:space="0" w:color="000000"/>
+                <w:right w:val="none" w:sz="0" w:space="0" w:color="000000"/>
+              </w:pBdr>
+              <w:spacing w:after="100" w:before="100" w:line="240"/>
+              <w:ind w:left="100" w:right="100" w:firstLine="0" w:firstLineChars="0"/>
+              <w:rPr>
+                <w:rFonts w:ascii="Helvetica" w:hAnsi="Helvetica" w:eastAsia="Helvetica" w:cs="Helvetica"/>
+                <w:i w:val="false"/>
+                <w:b w:val="false"/>
+                <w:u w:val="none"/>
+                <w:sz w:val="20"/>
+                <w:szCs w:val="20"/>
+                <w:color w:val="000000"/>
+              </w:rPr>
+            </w:pPr>
+            <w:r>
+              <w:rPr>
+                <w:rFonts w:ascii="Helvetica" w:hAnsi="Helvetica" w:eastAsia="Helvetica" w:cs="Helvetica"/>
+                <w:i w:val="false"/>
+                <w:b w:val="false"/>
+                <w:u w:val="none"/>
                 <w:sz w:val="20"/>
                 <w:szCs w:val="20"/>
                 <w:color w:val="000000"/>
@@ -2374,26 +2255,26 @@
         <w:trPr>
           <w:trHeight w:val="605" w:hRule="auto"/>
         </w:trPr>
-        <w:tc>
-          <w:tcPr>
-            <w:tcBorders>
-              <w:bottom w:val="none" w:sz="0" w:space="0" w:color="000000"/>
-              <w:top w:val="none" w:sz="0" w:space="0" w:color="000000"/>
-              <w:left w:val="none" w:sz="0" w:space="0" w:color="000000"/>
-              <w:right w:val="none" w:sz="0" w:space="0" w:color="000000"/>
-            </w:tcBorders>
-            <w:shd w:val="clear" w:color="auto" w:fill="FFFFFF"/>
-            <w:tcMar>
-              <w:top w:w="0" w:type="dxa"/>
-              <w:bottom w:w="0" w:type="dxa"/>
-              <w:left w:w="0" w:type="dxa"/>
-              <w:right w:w="0" w:type="dxa"/>
-            </w:tcMar>
-            <w:vAlign w:val="center"/>
-          </w:tcPr>
-          <w:p>
-            <w:pPr>
-              <w:pStyle w:val="Normal"/>
+        body 7
+        <w:tc>
+          <w:tcPr>
+            <w:tcBorders>
+              <w:bottom w:val="none" w:sz="0" w:space="0" w:color="000000"/>
+              <w:top w:val="none" w:sz="0" w:space="0" w:color="000000"/>
+              <w:left w:val="none" w:sz="0" w:space="0" w:color="000000"/>
+              <w:right w:val="none" w:sz="0" w:space="0" w:color="000000"/>
+            </w:tcBorders>
+            <w:shd w:val="clear" w:color="auto" w:fill="FFFFFF"/>
+            <w:tcMar>
+              <w:top w:w="0" w:type="dxa"/>
+              <w:bottom w:w="0" w:type="dxa"/>
+              <w:left w:w="0" w:type="dxa"/>
+              <w:right w:w="0" w:type="dxa"/>
+            </w:tcMar>
+            <w:vAlign w:val="center"/>
+          </w:tcPr>
+          <w:p>
+            <w:pPr>
               <w:jc w:val="left"/>
               <w:pBdr>
                 <w:bottom w:val="none" w:sz="0" w:space="0" w:color="000000"/>
@@ -2408,19 +2289,17 @@
                 <w:i w:val="false"/>
                 <w:b w:val="false"/>
                 <w:u w:val="none"/>
-                <w:strike w:val="false"/>
-                <w:sz w:val="20"/>
-                <w:szCs w:val="20"/>
-                <w:color w:val="000000"/>
-              </w:rPr>
-            </w:pPr>
-            <w:r>
-              <w:rPr>
-                <w:rFonts w:ascii="Helvetica" w:hAnsi="Helvetica" w:eastAsia="Helvetica" w:cs="Helvetica"/>
-                <w:i w:val="false"/>
-                <w:b w:val="false"/>
-                <w:u w:val="none"/>
-                <w:strike w:val="false"/>
+                <w:sz w:val="20"/>
+                <w:szCs w:val="20"/>
+                <w:color w:val="000000"/>
+              </w:rPr>
+            </w:pPr>
+            <w:r>
+              <w:rPr>
+                <w:rFonts w:ascii="Helvetica" w:hAnsi="Helvetica" w:eastAsia="Helvetica" w:cs="Helvetica"/>
+                <w:i w:val="false"/>
+                <w:b w:val="false"/>
+                <w:u w:val="none"/>
                 <w:sz w:val="20"/>
                 <w:szCs w:val="20"/>
                 <w:color w:val="000000"/>
@@ -2448,34 +2327,31 @@
           </w:tcPr>
           <w:p>
             <w:pPr>
-              <w:pStyle w:val="Normal"/>
-              <w:jc w:val="center"/>
-              <w:pBdr>
-                <w:bottom w:val="none" w:sz="0" w:space="0" w:color="000000"/>
-                <w:top w:val="none" w:sz="0" w:space="0" w:color="000000"/>
-                <w:left w:val="none" w:sz="0" w:space="0" w:color="000000"/>
-                <w:right w:val="none" w:sz="0" w:space="0" w:color="000000"/>
-              </w:pBdr>
-              <w:spacing w:after="100" w:before="100" w:line="240"/>
-              <w:ind w:left="100" w:right="100" w:firstLine="0" w:firstLineChars="0"/>
-              <w:rPr>
-                <w:rFonts w:ascii="Helvetica" w:hAnsi="Helvetica" w:eastAsia="Helvetica" w:cs="Helvetica"/>
-                <w:i w:val="false"/>
-                <w:b w:val="false"/>
-                <w:u w:val="none"/>
-                <w:strike w:val="false"/>
-                <w:sz w:val="20"/>
-                <w:szCs w:val="20"/>
-                <w:color w:val="000000"/>
-              </w:rPr>
-            </w:pPr>
-            <w:r>
-              <w:rPr>
-                <w:rFonts w:ascii="Helvetica" w:hAnsi="Helvetica" w:eastAsia="Helvetica" w:cs="Helvetica"/>
-                <w:i w:val="false"/>
-                <w:b w:val="false"/>
-                <w:u w:val="none"/>
-                <w:strike w:val="false"/>
+              <w:jc w:val="center"/>
+              <w:pBdr>
+                <w:bottom w:val="none" w:sz="0" w:space="0" w:color="000000"/>
+                <w:top w:val="none" w:sz="0" w:space="0" w:color="000000"/>
+                <w:left w:val="none" w:sz="0" w:space="0" w:color="000000"/>
+                <w:right w:val="none" w:sz="0" w:space="0" w:color="000000"/>
+              </w:pBdr>
+              <w:spacing w:after="100" w:before="100" w:line="240"/>
+              <w:ind w:left="100" w:right="100" w:firstLine="0" w:firstLineChars="0"/>
+              <w:rPr>
+                <w:rFonts w:ascii="Helvetica" w:hAnsi="Helvetica" w:eastAsia="Helvetica" w:cs="Helvetica"/>
+                <w:i w:val="false"/>
+                <w:b w:val="false"/>
+                <w:u w:val="none"/>
+                <w:sz w:val="20"/>
+                <w:szCs w:val="20"/>
+                <w:color w:val="000000"/>
+              </w:rPr>
+            </w:pPr>
+            <w:r>
+              <w:rPr>
+                <w:rFonts w:ascii="Helvetica" w:hAnsi="Helvetica" w:eastAsia="Helvetica" w:cs="Helvetica"/>
+                <w:i w:val="false"/>
+                <w:b w:val="false"/>
+                <w:u w:val="none"/>
                 <w:sz w:val="20"/>
                 <w:szCs w:val="20"/>
                 <w:color w:val="000000"/>
@@ -2503,34 +2379,31 @@
           </w:tcPr>
           <w:p>
             <w:pPr>
-              <w:pStyle w:val="Normal"/>
-              <w:jc w:val="center"/>
-              <w:pBdr>
-                <w:bottom w:val="none" w:sz="0" w:space="0" w:color="000000"/>
-                <w:top w:val="none" w:sz="0" w:space="0" w:color="000000"/>
-                <w:left w:val="none" w:sz="0" w:space="0" w:color="000000"/>
-                <w:right w:val="none" w:sz="0" w:space="0" w:color="000000"/>
-              </w:pBdr>
-              <w:spacing w:after="100" w:before="100" w:line="240"/>
-              <w:ind w:left="100" w:right="100" w:firstLine="0" w:firstLineChars="0"/>
-              <w:rPr>
-                <w:rFonts w:ascii="Helvetica" w:hAnsi="Helvetica" w:eastAsia="Helvetica" w:cs="Helvetica"/>
-                <w:i w:val="false"/>
-                <w:b w:val="false"/>
-                <w:u w:val="none"/>
-                <w:strike w:val="false"/>
-                <w:sz w:val="20"/>
-                <w:szCs w:val="20"/>
-                <w:color w:val="000000"/>
-              </w:rPr>
-            </w:pPr>
-            <w:r>
-              <w:rPr>
-                <w:rFonts w:ascii="Helvetica" w:hAnsi="Helvetica" w:eastAsia="Helvetica" w:cs="Helvetica"/>
-                <w:i w:val="false"/>
-                <w:b w:val="false"/>
-                <w:u w:val="none"/>
-                <w:strike w:val="false"/>
+              <w:jc w:val="center"/>
+              <w:pBdr>
+                <w:bottom w:val="none" w:sz="0" w:space="0" w:color="000000"/>
+                <w:top w:val="none" w:sz="0" w:space="0" w:color="000000"/>
+                <w:left w:val="none" w:sz="0" w:space="0" w:color="000000"/>
+                <w:right w:val="none" w:sz="0" w:space="0" w:color="000000"/>
+              </w:pBdr>
+              <w:spacing w:after="100" w:before="100" w:line="240"/>
+              <w:ind w:left="100" w:right="100" w:firstLine="0" w:firstLineChars="0"/>
+              <w:rPr>
+                <w:rFonts w:ascii="Helvetica" w:hAnsi="Helvetica" w:eastAsia="Helvetica" w:cs="Helvetica"/>
+                <w:i w:val="false"/>
+                <w:b w:val="false"/>
+                <w:u w:val="none"/>
+                <w:sz w:val="20"/>
+                <w:szCs w:val="20"/>
+                <w:color w:val="000000"/>
+              </w:rPr>
+            </w:pPr>
+            <w:r>
+              <w:rPr>
+                <w:rFonts w:ascii="Helvetica" w:hAnsi="Helvetica" w:eastAsia="Helvetica" w:cs="Helvetica"/>
+                <w:i w:val="false"/>
+                <w:b w:val="false"/>
+                <w:u w:val="none"/>
                 <w:sz w:val="20"/>
                 <w:szCs w:val="20"/>
                 <w:color w:val="000000"/>
@@ -2558,34 +2431,31 @@
           </w:tcPr>
           <w:p>
             <w:pPr>
-              <w:pStyle w:val="Normal"/>
-              <w:jc w:val="center"/>
-              <w:pBdr>
-                <w:bottom w:val="none" w:sz="0" w:space="0" w:color="000000"/>
-                <w:top w:val="none" w:sz="0" w:space="0" w:color="000000"/>
-                <w:left w:val="none" w:sz="0" w:space="0" w:color="000000"/>
-                <w:right w:val="none" w:sz="0" w:space="0" w:color="000000"/>
-              </w:pBdr>
-              <w:spacing w:after="100" w:before="100" w:line="240"/>
-              <w:ind w:left="100" w:right="100" w:firstLine="0" w:firstLineChars="0"/>
-              <w:rPr>
-                <w:rFonts w:ascii="Helvetica" w:hAnsi="Helvetica" w:eastAsia="Helvetica" w:cs="Helvetica"/>
-                <w:i w:val="false"/>
-                <w:b w:val="false"/>
-                <w:u w:val="none"/>
-                <w:strike w:val="false"/>
-                <w:sz w:val="20"/>
-                <w:szCs w:val="20"/>
-                <w:color w:val="000000"/>
-              </w:rPr>
-            </w:pPr>
-            <w:r>
-              <w:rPr>
-                <w:rFonts w:ascii="Helvetica" w:hAnsi="Helvetica" w:eastAsia="Helvetica" w:cs="Helvetica"/>
-                <w:i w:val="false"/>
-                <w:b w:val="false"/>
-                <w:u w:val="none"/>
-                <w:strike w:val="false"/>
+              <w:jc w:val="center"/>
+              <w:pBdr>
+                <w:bottom w:val="none" w:sz="0" w:space="0" w:color="000000"/>
+                <w:top w:val="none" w:sz="0" w:space="0" w:color="000000"/>
+                <w:left w:val="none" w:sz="0" w:space="0" w:color="000000"/>
+                <w:right w:val="none" w:sz="0" w:space="0" w:color="000000"/>
+              </w:pBdr>
+              <w:spacing w:after="100" w:before="100" w:line="240"/>
+              <w:ind w:left="100" w:right="100" w:firstLine="0" w:firstLineChars="0"/>
+              <w:rPr>
+                <w:rFonts w:ascii="Helvetica" w:hAnsi="Helvetica" w:eastAsia="Helvetica" w:cs="Helvetica"/>
+                <w:i w:val="false"/>
+                <w:b w:val="false"/>
+                <w:u w:val="none"/>
+                <w:sz w:val="20"/>
+                <w:szCs w:val="20"/>
+                <w:color w:val="000000"/>
+              </w:rPr>
+            </w:pPr>
+            <w:r>
+              <w:rPr>
+                <w:rFonts w:ascii="Helvetica" w:hAnsi="Helvetica" w:eastAsia="Helvetica" w:cs="Helvetica"/>
+                <w:i w:val="false"/>
+                <w:b w:val="false"/>
+                <w:u w:val="none"/>
                 <w:sz w:val="20"/>
                 <w:szCs w:val="20"/>
                 <w:color w:val="000000"/>
@@ -2613,34 +2483,31 @@
           </w:tcPr>
           <w:p>
             <w:pPr>
-              <w:pStyle w:val="Normal"/>
-              <w:jc w:val="center"/>
-              <w:pBdr>
-                <w:bottom w:val="none" w:sz="0" w:space="0" w:color="000000"/>
-                <w:top w:val="none" w:sz="0" w:space="0" w:color="000000"/>
-                <w:left w:val="none" w:sz="0" w:space="0" w:color="000000"/>
-                <w:right w:val="none" w:sz="0" w:space="0" w:color="000000"/>
-              </w:pBdr>
-              <w:spacing w:after="100" w:before="100" w:line="240"/>
-              <w:ind w:left="100" w:right="100" w:firstLine="0" w:firstLineChars="0"/>
-              <w:rPr>
-                <w:rFonts w:ascii="Helvetica" w:hAnsi="Helvetica" w:eastAsia="Helvetica" w:cs="Helvetica"/>
-                <w:i w:val="false"/>
-                <w:b w:val="false"/>
-                <w:u w:val="none"/>
-                <w:strike w:val="false"/>
-                <w:sz w:val="20"/>
-                <w:szCs w:val="20"/>
-                <w:color w:val="000000"/>
-              </w:rPr>
-            </w:pPr>
-            <w:r>
-              <w:rPr>
-                <w:rFonts w:ascii="Helvetica" w:hAnsi="Helvetica" w:eastAsia="Helvetica" w:cs="Helvetica"/>
-                <w:i w:val="false"/>
-                <w:b w:val="false"/>
-                <w:u w:val="none"/>
-                <w:strike w:val="false"/>
+              <w:jc w:val="center"/>
+              <w:pBdr>
+                <w:bottom w:val="none" w:sz="0" w:space="0" w:color="000000"/>
+                <w:top w:val="none" w:sz="0" w:space="0" w:color="000000"/>
+                <w:left w:val="none" w:sz="0" w:space="0" w:color="000000"/>
+                <w:right w:val="none" w:sz="0" w:space="0" w:color="000000"/>
+              </w:pBdr>
+              <w:spacing w:after="100" w:before="100" w:line="240"/>
+              <w:ind w:left="100" w:right="100" w:firstLine="0" w:firstLineChars="0"/>
+              <w:rPr>
+                <w:rFonts w:ascii="Helvetica" w:hAnsi="Helvetica" w:eastAsia="Helvetica" w:cs="Helvetica"/>
+                <w:i w:val="false"/>
+                <w:b w:val="false"/>
+                <w:u w:val="none"/>
+                <w:sz w:val="20"/>
+                <w:szCs w:val="20"/>
+                <w:color w:val="000000"/>
+              </w:rPr>
+            </w:pPr>
+            <w:r>
+              <w:rPr>
+                <w:rFonts w:ascii="Helvetica" w:hAnsi="Helvetica" w:eastAsia="Helvetica" w:cs="Helvetica"/>
+                <w:i w:val="false"/>
+                <w:b w:val="false"/>
+                <w:u w:val="none"/>
                 <w:sz w:val="20"/>
                 <w:szCs w:val="20"/>
                 <w:color w:val="000000"/>
@@ -2668,34 +2535,31 @@
           </w:tcPr>
           <w:p>
             <w:pPr>
-              <w:pStyle w:val="Normal"/>
-              <w:jc w:val="center"/>
-              <w:pBdr>
-                <w:bottom w:val="none" w:sz="0" w:space="0" w:color="000000"/>
-                <w:top w:val="none" w:sz="0" w:space="0" w:color="000000"/>
-                <w:left w:val="none" w:sz="0" w:space="0" w:color="000000"/>
-                <w:right w:val="none" w:sz="0" w:space="0" w:color="000000"/>
-              </w:pBdr>
-              <w:spacing w:after="100" w:before="100" w:line="240"/>
-              <w:ind w:left="100" w:right="100" w:firstLine="0" w:firstLineChars="0"/>
-              <w:rPr>
-                <w:rFonts w:ascii="Helvetica" w:hAnsi="Helvetica" w:eastAsia="Helvetica" w:cs="Helvetica"/>
-                <w:i w:val="false"/>
-                <w:b w:val="false"/>
-                <w:u w:val="none"/>
-                <w:strike w:val="false"/>
-                <w:sz w:val="20"/>
-                <w:szCs w:val="20"/>
-                <w:color w:val="000000"/>
-              </w:rPr>
-            </w:pPr>
-            <w:r>
-              <w:rPr>
-                <w:rFonts w:ascii="Helvetica" w:hAnsi="Helvetica" w:eastAsia="Helvetica" w:cs="Helvetica"/>
-                <w:i w:val="false"/>
-                <w:b w:val="false"/>
-                <w:u w:val="none"/>
-                <w:strike w:val="false"/>
+              <w:jc w:val="center"/>
+              <w:pBdr>
+                <w:bottom w:val="none" w:sz="0" w:space="0" w:color="000000"/>
+                <w:top w:val="none" w:sz="0" w:space="0" w:color="000000"/>
+                <w:left w:val="none" w:sz="0" w:space="0" w:color="000000"/>
+                <w:right w:val="none" w:sz="0" w:space="0" w:color="000000"/>
+              </w:pBdr>
+              <w:spacing w:after="100" w:before="100" w:line="240"/>
+              <w:ind w:left="100" w:right="100" w:firstLine="0" w:firstLineChars="0"/>
+              <w:rPr>
+                <w:rFonts w:ascii="Helvetica" w:hAnsi="Helvetica" w:eastAsia="Helvetica" w:cs="Helvetica"/>
+                <w:i w:val="false"/>
+                <w:b w:val="false"/>
+                <w:u w:val="none"/>
+                <w:sz w:val="20"/>
+                <w:szCs w:val="20"/>
+                <w:color w:val="000000"/>
+              </w:rPr>
+            </w:pPr>
+            <w:r>
+              <w:rPr>
+                <w:rFonts w:ascii="Helvetica" w:hAnsi="Helvetica" w:eastAsia="Helvetica" w:cs="Helvetica"/>
+                <w:i w:val="false"/>
+                <w:b w:val="false"/>
+                <w:u w:val="none"/>
                 <w:sz w:val="20"/>
                 <w:szCs w:val="20"/>
                 <w:color w:val="000000"/>
@@ -2709,26 +2573,26 @@
         <w:trPr>
           <w:trHeight w:val="577" w:hRule="auto"/>
         </w:trPr>
-        <w:tc>
-          <w:tcPr>
-            <w:tcBorders>
-              <w:bottom w:val="none" w:sz="0" w:space="0" w:color="000000"/>
-              <w:top w:val="none" w:sz="0" w:space="0" w:color="000000"/>
-              <w:left w:val="none" w:sz="0" w:space="0" w:color="000000"/>
-              <w:right w:val="none" w:sz="0" w:space="0" w:color="000000"/>
-            </w:tcBorders>
-            <w:shd w:val="clear" w:color="auto" w:fill="FFFFFF"/>
-            <w:tcMar>
-              <w:top w:w="0" w:type="dxa"/>
-              <w:bottom w:w="0" w:type="dxa"/>
-              <w:left w:w="0" w:type="dxa"/>
-              <w:right w:w="0" w:type="dxa"/>
-            </w:tcMar>
-            <w:vAlign w:val="center"/>
-          </w:tcPr>
-          <w:p>
-            <w:pPr>
-              <w:pStyle w:val="Normal"/>
+        body 8
+        <w:tc>
+          <w:tcPr>
+            <w:tcBorders>
+              <w:bottom w:val="none" w:sz="0" w:space="0" w:color="000000"/>
+              <w:top w:val="none" w:sz="0" w:space="0" w:color="000000"/>
+              <w:left w:val="none" w:sz="0" w:space="0" w:color="000000"/>
+              <w:right w:val="none" w:sz="0" w:space="0" w:color="000000"/>
+            </w:tcBorders>
+            <w:shd w:val="clear" w:color="auto" w:fill="FFFFFF"/>
+            <w:tcMar>
+              <w:top w:w="0" w:type="dxa"/>
+              <w:bottom w:w="0" w:type="dxa"/>
+              <w:left w:w="0" w:type="dxa"/>
+              <w:right w:w="0" w:type="dxa"/>
+            </w:tcMar>
+            <w:vAlign w:val="center"/>
+          </w:tcPr>
+          <w:p>
+            <w:pPr>
               <w:jc w:val="left"/>
               <w:pBdr>
                 <w:bottom w:val="none" w:sz="0" w:space="0" w:color="000000"/>
@@ -2743,19 +2607,17 @@
                 <w:i w:val="false"/>
                 <w:b w:val="false"/>
                 <w:u w:val="none"/>
-                <w:strike w:val="false"/>
-                <w:sz w:val="20"/>
-                <w:szCs w:val="20"/>
-                <w:color w:val="000000"/>
-              </w:rPr>
-            </w:pPr>
-            <w:r>
-              <w:rPr>
-                <w:rFonts w:ascii="Helvetica" w:hAnsi="Helvetica" w:eastAsia="Helvetica" w:cs="Helvetica"/>
-                <w:i w:val="false"/>
-                <w:b w:val="false"/>
-                <w:u w:val="none"/>
-                <w:strike w:val="false"/>
+                <w:sz w:val="20"/>
+                <w:szCs w:val="20"/>
+                <w:color w:val="000000"/>
+              </w:rPr>
+            </w:pPr>
+            <w:r>
+              <w:rPr>
+                <w:rFonts w:ascii="Helvetica" w:hAnsi="Helvetica" w:eastAsia="Helvetica" w:cs="Helvetica"/>
+                <w:i w:val="false"/>
+                <w:b w:val="false"/>
+                <w:u w:val="none"/>
                 <w:sz w:val="20"/>
                 <w:szCs w:val="20"/>
                 <w:color w:val="000000"/>
@@ -2783,34 +2645,31 @@
           </w:tcPr>
           <w:p>
             <w:pPr>
-              <w:pStyle w:val="Normal"/>
-              <w:jc w:val="center"/>
-              <w:pBdr>
-                <w:bottom w:val="none" w:sz="0" w:space="0" w:color="000000"/>
-                <w:top w:val="none" w:sz="0" w:space="0" w:color="000000"/>
-                <w:left w:val="none" w:sz="0" w:space="0" w:color="000000"/>
-                <w:right w:val="none" w:sz="0" w:space="0" w:color="000000"/>
-              </w:pBdr>
-              <w:spacing w:after="100" w:before="100" w:line="240"/>
-              <w:ind w:left="100" w:right="100" w:firstLine="0" w:firstLineChars="0"/>
-              <w:rPr>
-                <w:rFonts w:ascii="Helvetica" w:hAnsi="Helvetica" w:eastAsia="Helvetica" w:cs="Helvetica"/>
-                <w:i w:val="false"/>
-                <w:b w:val="false"/>
-                <w:u w:val="none"/>
-                <w:strike w:val="false"/>
-                <w:sz w:val="20"/>
-                <w:szCs w:val="20"/>
-                <w:color w:val="000000"/>
-              </w:rPr>
-            </w:pPr>
-            <w:r>
-              <w:rPr>
-                <w:rFonts w:ascii="Helvetica" w:hAnsi="Helvetica" w:eastAsia="Helvetica" w:cs="Helvetica"/>
-                <w:i w:val="false"/>
-                <w:b w:val="false"/>
-                <w:u w:val="none"/>
-                <w:strike w:val="false"/>
+              <w:jc w:val="center"/>
+              <w:pBdr>
+                <w:bottom w:val="none" w:sz="0" w:space="0" w:color="000000"/>
+                <w:top w:val="none" w:sz="0" w:space="0" w:color="000000"/>
+                <w:left w:val="none" w:sz="0" w:space="0" w:color="000000"/>
+                <w:right w:val="none" w:sz="0" w:space="0" w:color="000000"/>
+              </w:pBdr>
+              <w:spacing w:after="100" w:before="100" w:line="240"/>
+              <w:ind w:left="100" w:right="100" w:firstLine="0" w:firstLineChars="0"/>
+              <w:rPr>
+                <w:rFonts w:ascii="Helvetica" w:hAnsi="Helvetica" w:eastAsia="Helvetica" w:cs="Helvetica"/>
+                <w:i w:val="false"/>
+                <w:b w:val="false"/>
+                <w:u w:val="none"/>
+                <w:sz w:val="20"/>
+                <w:szCs w:val="20"/>
+                <w:color w:val="000000"/>
+              </w:rPr>
+            </w:pPr>
+            <w:r>
+              <w:rPr>
+                <w:rFonts w:ascii="Helvetica" w:hAnsi="Helvetica" w:eastAsia="Helvetica" w:cs="Helvetica"/>
+                <w:i w:val="false"/>
+                <w:b w:val="false"/>
+                <w:u w:val="none"/>
                 <w:sz w:val="20"/>
                 <w:szCs w:val="20"/>
                 <w:color w:val="000000"/>
@@ -2838,34 +2697,31 @@
           </w:tcPr>
           <w:p>
             <w:pPr>
-              <w:pStyle w:val="Normal"/>
-              <w:jc w:val="center"/>
-              <w:pBdr>
-                <w:bottom w:val="none" w:sz="0" w:space="0" w:color="000000"/>
-                <w:top w:val="none" w:sz="0" w:space="0" w:color="000000"/>
-                <w:left w:val="none" w:sz="0" w:space="0" w:color="000000"/>
-                <w:right w:val="none" w:sz="0" w:space="0" w:color="000000"/>
-              </w:pBdr>
-              <w:spacing w:after="100" w:before="100" w:line="240"/>
-              <w:ind w:left="100" w:right="100" w:firstLine="0" w:firstLineChars="0"/>
-              <w:rPr>
-                <w:rFonts w:ascii="Helvetica" w:hAnsi="Helvetica" w:eastAsia="Helvetica" w:cs="Helvetica"/>
-                <w:i w:val="false"/>
-                <w:b w:val="false"/>
-                <w:u w:val="none"/>
-                <w:strike w:val="false"/>
-                <w:sz w:val="20"/>
-                <w:szCs w:val="20"/>
-                <w:color w:val="000000"/>
-              </w:rPr>
-            </w:pPr>
-            <w:r>
-              <w:rPr>
-                <w:rFonts w:ascii="Helvetica" w:hAnsi="Helvetica" w:eastAsia="Helvetica" w:cs="Helvetica"/>
-                <w:i w:val="false"/>
-                <w:b w:val="false"/>
-                <w:u w:val="none"/>
-                <w:strike w:val="false"/>
+              <w:jc w:val="center"/>
+              <w:pBdr>
+                <w:bottom w:val="none" w:sz="0" w:space="0" w:color="000000"/>
+                <w:top w:val="none" w:sz="0" w:space="0" w:color="000000"/>
+                <w:left w:val="none" w:sz="0" w:space="0" w:color="000000"/>
+                <w:right w:val="none" w:sz="0" w:space="0" w:color="000000"/>
+              </w:pBdr>
+              <w:spacing w:after="100" w:before="100" w:line="240"/>
+              <w:ind w:left="100" w:right="100" w:firstLine="0" w:firstLineChars="0"/>
+              <w:rPr>
+                <w:rFonts w:ascii="Helvetica" w:hAnsi="Helvetica" w:eastAsia="Helvetica" w:cs="Helvetica"/>
+                <w:i w:val="false"/>
+                <w:b w:val="false"/>
+                <w:u w:val="none"/>
+                <w:sz w:val="20"/>
+                <w:szCs w:val="20"/>
+                <w:color w:val="000000"/>
+              </w:rPr>
+            </w:pPr>
+            <w:r>
+              <w:rPr>
+                <w:rFonts w:ascii="Helvetica" w:hAnsi="Helvetica" w:eastAsia="Helvetica" w:cs="Helvetica"/>
+                <w:i w:val="false"/>
+                <w:b w:val="false"/>
+                <w:u w:val="none"/>
                 <w:sz w:val="20"/>
                 <w:szCs w:val="20"/>
                 <w:color w:val="000000"/>
@@ -2893,34 +2749,31 @@
           </w:tcPr>
           <w:p>
             <w:pPr>
-              <w:pStyle w:val="Normal"/>
-              <w:jc w:val="center"/>
-              <w:pBdr>
-                <w:bottom w:val="none" w:sz="0" w:space="0" w:color="000000"/>
-                <w:top w:val="none" w:sz="0" w:space="0" w:color="000000"/>
-                <w:left w:val="none" w:sz="0" w:space="0" w:color="000000"/>
-                <w:right w:val="none" w:sz="0" w:space="0" w:color="000000"/>
-              </w:pBdr>
-              <w:spacing w:after="100" w:before="100" w:line="240"/>
-              <w:ind w:left="100" w:right="100" w:firstLine="0" w:firstLineChars="0"/>
-              <w:rPr>
-                <w:rFonts w:ascii="Helvetica" w:hAnsi="Helvetica" w:eastAsia="Helvetica" w:cs="Helvetica"/>
-                <w:i w:val="false"/>
-                <w:b w:val="false"/>
-                <w:u w:val="none"/>
-                <w:strike w:val="false"/>
-                <w:sz w:val="20"/>
-                <w:szCs w:val="20"/>
-                <w:color w:val="000000"/>
-              </w:rPr>
-            </w:pPr>
-            <w:r>
-              <w:rPr>
-                <w:rFonts w:ascii="Helvetica" w:hAnsi="Helvetica" w:eastAsia="Helvetica" w:cs="Helvetica"/>
-                <w:i w:val="false"/>
-                <w:b w:val="false"/>
-                <w:u w:val="none"/>
-                <w:strike w:val="false"/>
+              <w:jc w:val="center"/>
+              <w:pBdr>
+                <w:bottom w:val="none" w:sz="0" w:space="0" w:color="000000"/>
+                <w:top w:val="none" w:sz="0" w:space="0" w:color="000000"/>
+                <w:left w:val="none" w:sz="0" w:space="0" w:color="000000"/>
+                <w:right w:val="none" w:sz="0" w:space="0" w:color="000000"/>
+              </w:pBdr>
+              <w:spacing w:after="100" w:before="100" w:line="240"/>
+              <w:ind w:left="100" w:right="100" w:firstLine="0" w:firstLineChars="0"/>
+              <w:rPr>
+                <w:rFonts w:ascii="Helvetica" w:hAnsi="Helvetica" w:eastAsia="Helvetica" w:cs="Helvetica"/>
+                <w:i w:val="false"/>
+                <w:b w:val="false"/>
+                <w:u w:val="none"/>
+                <w:sz w:val="20"/>
+                <w:szCs w:val="20"/>
+                <w:color w:val="000000"/>
+              </w:rPr>
+            </w:pPr>
+            <w:r>
+              <w:rPr>
+                <w:rFonts w:ascii="Helvetica" w:hAnsi="Helvetica" w:eastAsia="Helvetica" w:cs="Helvetica"/>
+                <w:i w:val="false"/>
+                <w:b w:val="false"/>
+                <w:u w:val="none"/>
                 <w:sz w:val="20"/>
                 <w:szCs w:val="20"/>
                 <w:color w:val="000000"/>
@@ -2948,94 +2801,88 @@
           </w:tcPr>
           <w:p>
             <w:pPr>
-              <w:pStyle w:val="Normal"/>
-              <w:jc w:val="center"/>
-              <w:pBdr>
-                <w:bottom w:val="none" w:sz="0" w:space="0" w:color="000000"/>
-                <w:top w:val="none" w:sz="0" w:space="0" w:color="000000"/>
-                <w:left w:val="none" w:sz="0" w:space="0" w:color="000000"/>
-                <w:right w:val="none" w:sz="0" w:space="0" w:color="000000"/>
-              </w:pBdr>
-              <w:spacing w:after="100" w:before="100" w:line="240"/>
-              <w:ind w:left="100" w:right="100" w:firstLine="0" w:firstLineChars="0"/>
-              <w:rPr>
-                <w:rFonts w:ascii="Helvetica" w:hAnsi="Helvetica" w:eastAsia="Helvetica" w:cs="Helvetica"/>
-                <w:i w:val="false"/>
-                <w:b w:val="false"/>
-                <w:u w:val="none"/>
-                <w:strike w:val="false"/>
-                <w:sz w:val="20"/>
-                <w:szCs w:val="20"/>
-                <w:color w:val="000000"/>
-              </w:rPr>
-            </w:pPr>
-            <w:r>
-              <w:rPr>
-                <w:rFonts w:ascii="Helvetica" w:hAnsi="Helvetica" w:eastAsia="Helvetica" w:cs="Helvetica"/>
-                <w:i w:val="false"/>
-                <w:b w:val="false"/>
-                <w:u w:val="none"/>
-                <w:strike w:val="false"/>
-                <w:sz w:val="20"/>
-                <w:szCs w:val="20"/>
-                <w:color w:val="000000"/>
-              </w:rPr>
-              <w:t xml:space="preserve">Unknown</w:t>
-            </w:r>
-          </w:p>
-        </w:tc>
-        <w:tc>
-          <w:tcPr>
-            <w:tcBorders>
-              <w:bottom w:val="none" w:sz="0" w:space="0" w:color="000000"/>
-              <w:top w:val="none" w:sz="0" w:space="0" w:color="000000"/>
-              <w:left w:val="none" w:sz="0" w:space="0" w:color="000000"/>
-              <w:right w:val="none" w:sz="0" w:space="0" w:color="000000"/>
-            </w:tcBorders>
-            <w:shd w:val="clear" w:color="auto" w:fill="FFFFFF"/>
-            <w:tcMar>
-              <w:top w:w="0" w:type="dxa"/>
-              <w:bottom w:w="0" w:type="dxa"/>
-              <w:left w:w="0" w:type="dxa"/>
-              <w:right w:w="0" w:type="dxa"/>
-            </w:tcMar>
-            <w:vAlign w:val="center"/>
-          </w:tcPr>
-          <w:p>
-            <w:pPr>
-              <w:pStyle w:val="Normal"/>
-              <w:jc w:val="center"/>
-              <w:pBdr>
-                <w:bottom w:val="none" w:sz="0" w:space="0" w:color="000000"/>
-                <w:top w:val="none" w:sz="0" w:space="0" w:color="000000"/>
-                <w:left w:val="none" w:sz="0" w:space="0" w:color="000000"/>
-                <w:right w:val="none" w:sz="0" w:space="0" w:color="000000"/>
-              </w:pBdr>
-              <w:spacing w:after="100" w:before="100" w:line="240"/>
-              <w:ind w:left="100" w:right="100" w:firstLine="0" w:firstLineChars="0"/>
-              <w:rPr>
-                <w:rFonts w:ascii="Helvetica" w:hAnsi="Helvetica" w:eastAsia="Helvetica" w:cs="Helvetica"/>
-                <w:i w:val="false"/>
-                <w:b w:val="false"/>
-                <w:u w:val="none"/>
-                <w:strike w:val="false"/>
-                <w:sz w:val="20"/>
-                <w:szCs w:val="20"/>
-                <w:color w:val="000000"/>
-              </w:rPr>
-            </w:pPr>
-            <w:r>
-              <w:rPr>
-                <w:rFonts w:ascii="Helvetica" w:hAnsi="Helvetica" w:eastAsia="Helvetica" w:cs="Helvetica"/>
-                <w:i w:val="false"/>
-                <w:b w:val="false"/>
-                <w:u w:val="none"/>
-                <w:strike w:val="false"/>
-                <w:sz w:val="20"/>
-                <w:szCs w:val="20"/>
-                <w:color w:val="000000"/>
-              </w:rPr>
-              <w:t xml:space="preserve">Unknown</w:t>
+              <w:jc w:val="center"/>
+              <w:pBdr>
+                <w:bottom w:val="none" w:sz="0" w:space="0" w:color="000000"/>
+                <w:top w:val="none" w:sz="0" w:space="0" w:color="000000"/>
+                <w:left w:val="none" w:sz="0" w:space="0" w:color="000000"/>
+                <w:right w:val="none" w:sz="0" w:space="0" w:color="000000"/>
+              </w:pBdr>
+              <w:spacing w:after="100" w:before="100" w:line="240"/>
+              <w:ind w:left="100" w:right="100" w:firstLine="0" w:firstLineChars="0"/>
+              <w:rPr>
+                <w:rFonts w:ascii="Helvetica" w:hAnsi="Helvetica" w:eastAsia="Helvetica" w:cs="Helvetica"/>
+                <w:i w:val="false"/>
+                <w:b w:val="false"/>
+                <w:u w:val="none"/>
+                <w:sz w:val="20"/>
+                <w:szCs w:val="20"/>
+                <w:color w:val="000000"/>
+              </w:rPr>
+            </w:pPr>
+            <w:r>
+              <w:rPr>
+                <w:rFonts w:ascii="Helvetica" w:hAnsi="Helvetica" w:eastAsia="Helvetica" w:cs="Helvetica"/>
+                <w:i w:val="false"/>
+                <w:b w:val="false"/>
+                <w:u w:val="none"/>
+                <w:sz w:val="20"/>
+                <w:szCs w:val="20"/>
+                <w:color w:val="000000"/>
+              </w:rPr>
+              <w:t xml:space="preserve">0</w:t>
+            </w:r>
+          </w:p>
+        </w:tc>
+        <w:tc>
+          <w:tcPr>
+            <w:tcBorders>
+              <w:bottom w:val="none" w:sz="0" w:space="0" w:color="000000"/>
+              <w:top w:val="none" w:sz="0" w:space="0" w:color="000000"/>
+              <w:left w:val="none" w:sz="0" w:space="0" w:color="000000"/>
+              <w:right w:val="none" w:sz="0" w:space="0" w:color="000000"/>
+            </w:tcBorders>
+            <w:shd w:val="clear" w:color="auto" w:fill="FFFFFF"/>
+            <w:tcMar>
+              <w:top w:w="0" w:type="dxa"/>
+              <w:bottom w:w="0" w:type="dxa"/>
+              <w:left w:w="0" w:type="dxa"/>
+              <w:right w:w="0" w:type="dxa"/>
+            </w:tcMar>
+            <w:vAlign w:val="center"/>
+          </w:tcPr>
+          <w:p>
+            <w:pPr>
+              <w:jc w:val="center"/>
+              <w:pBdr>
+                <w:bottom w:val="none" w:sz="0" w:space="0" w:color="000000"/>
+                <w:top w:val="none" w:sz="0" w:space="0" w:color="000000"/>
+                <w:left w:val="none" w:sz="0" w:space="0" w:color="000000"/>
+                <w:right w:val="none" w:sz="0" w:space="0" w:color="000000"/>
+              </w:pBdr>
+              <w:spacing w:after="100" w:before="100" w:line="240"/>
+              <w:ind w:left="100" w:right="100" w:firstLine="0" w:firstLineChars="0"/>
+              <w:rPr>
+                <w:rFonts w:ascii="Helvetica" w:hAnsi="Helvetica" w:eastAsia="Helvetica" w:cs="Helvetica"/>
+                <w:i w:val="false"/>
+                <w:b w:val="false"/>
+                <w:u w:val="none"/>
+                <w:sz w:val="20"/>
+                <w:szCs w:val="20"/>
+                <w:color w:val="000000"/>
+              </w:rPr>
+            </w:pPr>
+            <w:r>
+              <w:rPr>
+                <w:rFonts w:ascii="Helvetica" w:hAnsi="Helvetica" w:eastAsia="Helvetica" w:cs="Helvetica"/>
+                <w:i w:val="false"/>
+                <w:b w:val="false"/>
+                <w:u w:val="none"/>
+                <w:sz w:val="20"/>
+                <w:szCs w:val="20"/>
+                <w:color w:val="000000"/>
+              </w:rPr>
+              <w:t xml:space="preserve">0</w:t>
             </w:r>
           </w:p>
         </w:tc>
@@ -3044,26 +2891,26 @@
         <w:trPr>
           <w:trHeight w:val="617" w:hRule="auto"/>
         </w:trPr>
-        <w:tc>
-          <w:tcPr>
-            <w:tcBorders>
-              <w:bottom w:val="none" w:sz="0" w:space="0" w:color="000000"/>
-              <w:top w:val="none" w:sz="0" w:space="0" w:color="000000"/>
-              <w:left w:val="none" w:sz="0" w:space="0" w:color="000000"/>
-              <w:right w:val="none" w:sz="0" w:space="0" w:color="000000"/>
-            </w:tcBorders>
-            <w:shd w:val="clear" w:color="auto" w:fill="FFFFFF"/>
-            <w:tcMar>
-              <w:top w:w="0" w:type="dxa"/>
-              <w:bottom w:w="0" w:type="dxa"/>
-              <w:left w:w="0" w:type="dxa"/>
-              <w:right w:w="0" w:type="dxa"/>
-            </w:tcMar>
-            <w:vAlign w:val="center"/>
-          </w:tcPr>
-          <w:p>
-            <w:pPr>
-              <w:pStyle w:val="Normal"/>
+        body 9
+        <w:tc>
+          <w:tcPr>
+            <w:tcBorders>
+              <w:bottom w:val="none" w:sz="0" w:space="0" w:color="000000"/>
+              <w:top w:val="none" w:sz="0" w:space="0" w:color="000000"/>
+              <w:left w:val="none" w:sz="0" w:space="0" w:color="000000"/>
+              <w:right w:val="none" w:sz="0" w:space="0" w:color="000000"/>
+            </w:tcBorders>
+            <w:shd w:val="clear" w:color="auto" w:fill="FFFFFF"/>
+            <w:tcMar>
+              <w:top w:w="0" w:type="dxa"/>
+              <w:bottom w:w="0" w:type="dxa"/>
+              <w:left w:w="0" w:type="dxa"/>
+              <w:right w:w="0" w:type="dxa"/>
+            </w:tcMar>
+            <w:vAlign w:val="center"/>
+          </w:tcPr>
+          <w:p>
+            <w:pPr>
               <w:jc w:val="left"/>
               <w:pBdr>
                 <w:bottom w:val="none" w:sz="0" w:space="0" w:color="000000"/>
@@ -3078,19 +2925,17 @@
                 <w:i w:val="false"/>
                 <w:b w:val="false"/>
                 <w:u w:val="none"/>
-                <w:strike w:val="false"/>
-                <w:sz w:val="20"/>
-                <w:szCs w:val="20"/>
-                <w:color w:val="000000"/>
-              </w:rPr>
-            </w:pPr>
-            <w:r>
-              <w:rPr>
-                <w:rFonts w:ascii="Helvetica" w:hAnsi="Helvetica" w:eastAsia="Helvetica" w:cs="Helvetica"/>
-                <w:i w:val="false"/>
-                <w:b w:val="false"/>
-                <w:u w:val="none"/>
-                <w:strike w:val="false"/>
+                <w:sz w:val="20"/>
+                <w:szCs w:val="20"/>
+                <w:color w:val="000000"/>
+              </w:rPr>
+            </w:pPr>
+            <w:r>
+              <w:rPr>
+                <w:rFonts w:ascii="Helvetica" w:hAnsi="Helvetica" w:eastAsia="Helvetica" w:cs="Helvetica"/>
+                <w:i w:val="false"/>
+                <w:b w:val="false"/>
+                <w:u w:val="none"/>
                 <w:sz w:val="20"/>
                 <w:szCs w:val="20"/>
                 <w:color w:val="000000"/>
@@ -3118,34 +2963,31 @@
           </w:tcPr>
           <w:p>
             <w:pPr>
-              <w:pStyle w:val="Normal"/>
-              <w:jc w:val="center"/>
-              <w:pBdr>
-                <w:bottom w:val="none" w:sz="0" w:space="0" w:color="000000"/>
-                <w:top w:val="none" w:sz="0" w:space="0" w:color="000000"/>
-                <w:left w:val="none" w:sz="0" w:space="0" w:color="000000"/>
-                <w:right w:val="none" w:sz="0" w:space="0" w:color="000000"/>
-              </w:pBdr>
-              <w:spacing w:after="100" w:before="100" w:line="240"/>
-              <w:ind w:left="100" w:right="100" w:firstLine="0" w:firstLineChars="0"/>
-              <w:rPr>
-                <w:rFonts w:ascii="Helvetica" w:hAnsi="Helvetica" w:eastAsia="Helvetica" w:cs="Helvetica"/>
-                <w:i w:val="false"/>
-                <w:b w:val="false"/>
-                <w:u w:val="none"/>
-                <w:strike w:val="false"/>
-                <w:sz w:val="20"/>
-                <w:szCs w:val="20"/>
-                <w:color w:val="000000"/>
-              </w:rPr>
-            </w:pPr>
-            <w:r>
-              <w:rPr>
-                <w:rFonts w:ascii="Helvetica" w:hAnsi="Helvetica" w:eastAsia="Helvetica" w:cs="Helvetica"/>
-                <w:i w:val="false"/>
-                <w:b w:val="false"/>
-                <w:u w:val="none"/>
-                <w:strike w:val="false"/>
+              <w:jc w:val="center"/>
+              <w:pBdr>
+                <w:bottom w:val="none" w:sz="0" w:space="0" w:color="000000"/>
+                <w:top w:val="none" w:sz="0" w:space="0" w:color="000000"/>
+                <w:left w:val="none" w:sz="0" w:space="0" w:color="000000"/>
+                <w:right w:val="none" w:sz="0" w:space="0" w:color="000000"/>
+              </w:pBdr>
+              <w:spacing w:after="100" w:before="100" w:line="240"/>
+              <w:ind w:left="100" w:right="100" w:firstLine="0" w:firstLineChars="0"/>
+              <w:rPr>
+                <w:rFonts w:ascii="Helvetica" w:hAnsi="Helvetica" w:eastAsia="Helvetica" w:cs="Helvetica"/>
+                <w:i w:val="false"/>
+                <w:b w:val="false"/>
+                <w:u w:val="none"/>
+                <w:sz w:val="20"/>
+                <w:szCs w:val="20"/>
+                <w:color w:val="000000"/>
+              </w:rPr>
+            </w:pPr>
+            <w:r>
+              <w:rPr>
+                <w:rFonts w:ascii="Helvetica" w:hAnsi="Helvetica" w:eastAsia="Helvetica" w:cs="Helvetica"/>
+                <w:i w:val="false"/>
+                <w:b w:val="false"/>
+                <w:u w:val="none"/>
                 <w:sz w:val="20"/>
                 <w:szCs w:val="20"/>
                 <w:color w:val="000000"/>
@@ -3173,34 +3015,31 @@
           </w:tcPr>
           <w:p>
             <w:pPr>
-              <w:pStyle w:val="Normal"/>
-              <w:jc w:val="center"/>
-              <w:pBdr>
-                <w:bottom w:val="none" w:sz="0" w:space="0" w:color="000000"/>
-                <w:top w:val="none" w:sz="0" w:space="0" w:color="000000"/>
-                <w:left w:val="none" w:sz="0" w:space="0" w:color="000000"/>
-                <w:right w:val="none" w:sz="0" w:space="0" w:color="000000"/>
-              </w:pBdr>
-              <w:spacing w:after="100" w:before="100" w:line="240"/>
-              <w:ind w:left="100" w:right="100" w:firstLine="0" w:firstLineChars="0"/>
-              <w:rPr>
-                <w:rFonts w:ascii="Helvetica" w:hAnsi="Helvetica" w:eastAsia="Helvetica" w:cs="Helvetica"/>
-                <w:i w:val="false"/>
-                <w:b w:val="false"/>
-                <w:u w:val="none"/>
-                <w:strike w:val="false"/>
-                <w:sz w:val="20"/>
-                <w:szCs w:val="20"/>
-                <w:color w:val="000000"/>
-              </w:rPr>
-            </w:pPr>
-            <w:r>
-              <w:rPr>
-                <w:rFonts w:ascii="Helvetica" w:hAnsi="Helvetica" w:eastAsia="Helvetica" w:cs="Helvetica"/>
-                <w:i w:val="false"/>
-                <w:b w:val="false"/>
-                <w:u w:val="none"/>
-                <w:strike w:val="false"/>
+              <w:jc w:val="center"/>
+              <w:pBdr>
+                <w:bottom w:val="none" w:sz="0" w:space="0" w:color="000000"/>
+                <w:top w:val="none" w:sz="0" w:space="0" w:color="000000"/>
+                <w:left w:val="none" w:sz="0" w:space="0" w:color="000000"/>
+                <w:right w:val="none" w:sz="0" w:space="0" w:color="000000"/>
+              </w:pBdr>
+              <w:spacing w:after="100" w:before="100" w:line="240"/>
+              <w:ind w:left="100" w:right="100" w:firstLine="0" w:firstLineChars="0"/>
+              <w:rPr>
+                <w:rFonts w:ascii="Helvetica" w:hAnsi="Helvetica" w:eastAsia="Helvetica" w:cs="Helvetica"/>
+                <w:i w:val="false"/>
+                <w:b w:val="false"/>
+                <w:u w:val="none"/>
+                <w:sz w:val="20"/>
+                <w:szCs w:val="20"/>
+                <w:color w:val="000000"/>
+              </w:rPr>
+            </w:pPr>
+            <w:r>
+              <w:rPr>
+                <w:rFonts w:ascii="Helvetica" w:hAnsi="Helvetica" w:eastAsia="Helvetica" w:cs="Helvetica"/>
+                <w:i w:val="false"/>
+                <w:b w:val="false"/>
+                <w:u w:val="none"/>
                 <w:sz w:val="20"/>
                 <w:szCs w:val="20"/>
                 <w:color w:val="000000"/>
@@ -3228,34 +3067,31 @@
           </w:tcPr>
           <w:p>
             <w:pPr>
-              <w:pStyle w:val="Normal"/>
-              <w:jc w:val="center"/>
-              <w:pBdr>
-                <w:bottom w:val="none" w:sz="0" w:space="0" w:color="000000"/>
-                <w:top w:val="none" w:sz="0" w:space="0" w:color="000000"/>
-                <w:left w:val="none" w:sz="0" w:space="0" w:color="000000"/>
-                <w:right w:val="none" w:sz="0" w:space="0" w:color="000000"/>
-              </w:pBdr>
-              <w:spacing w:after="100" w:before="100" w:line="240"/>
-              <w:ind w:left="100" w:right="100" w:firstLine="0" w:firstLineChars="0"/>
-              <w:rPr>
-                <w:rFonts w:ascii="Helvetica" w:hAnsi="Helvetica" w:eastAsia="Helvetica" w:cs="Helvetica"/>
-                <w:i w:val="false"/>
-                <w:b w:val="false"/>
-                <w:u w:val="none"/>
-                <w:strike w:val="false"/>
-                <w:sz w:val="20"/>
-                <w:szCs w:val="20"/>
-                <w:color w:val="000000"/>
-              </w:rPr>
-            </w:pPr>
-            <w:r>
-              <w:rPr>
-                <w:rFonts w:ascii="Helvetica" w:hAnsi="Helvetica" w:eastAsia="Helvetica" w:cs="Helvetica"/>
-                <w:i w:val="false"/>
-                <w:b w:val="false"/>
-                <w:u w:val="none"/>
-                <w:strike w:val="false"/>
+              <w:jc w:val="center"/>
+              <w:pBdr>
+                <w:bottom w:val="none" w:sz="0" w:space="0" w:color="000000"/>
+                <w:top w:val="none" w:sz="0" w:space="0" w:color="000000"/>
+                <w:left w:val="none" w:sz="0" w:space="0" w:color="000000"/>
+                <w:right w:val="none" w:sz="0" w:space="0" w:color="000000"/>
+              </w:pBdr>
+              <w:spacing w:after="100" w:before="100" w:line="240"/>
+              <w:ind w:left="100" w:right="100" w:firstLine="0" w:firstLineChars="0"/>
+              <w:rPr>
+                <w:rFonts w:ascii="Helvetica" w:hAnsi="Helvetica" w:eastAsia="Helvetica" w:cs="Helvetica"/>
+                <w:i w:val="false"/>
+                <w:b w:val="false"/>
+                <w:u w:val="none"/>
+                <w:sz w:val="20"/>
+                <w:szCs w:val="20"/>
+                <w:color w:val="000000"/>
+              </w:rPr>
+            </w:pPr>
+            <w:r>
+              <w:rPr>
+                <w:rFonts w:ascii="Helvetica" w:hAnsi="Helvetica" w:eastAsia="Helvetica" w:cs="Helvetica"/>
+                <w:i w:val="false"/>
+                <w:b w:val="false"/>
+                <w:u w:val="none"/>
                 <w:sz w:val="20"/>
                 <w:szCs w:val="20"/>
                 <w:color w:val="000000"/>
@@ -3283,34 +3119,31 @@
           </w:tcPr>
           <w:p>
             <w:pPr>
-              <w:pStyle w:val="Normal"/>
-              <w:jc w:val="center"/>
-              <w:pBdr>
-                <w:bottom w:val="none" w:sz="0" w:space="0" w:color="000000"/>
-                <w:top w:val="none" w:sz="0" w:space="0" w:color="000000"/>
-                <w:left w:val="none" w:sz="0" w:space="0" w:color="000000"/>
-                <w:right w:val="none" w:sz="0" w:space="0" w:color="000000"/>
-              </w:pBdr>
-              <w:spacing w:after="100" w:before="100" w:line="240"/>
-              <w:ind w:left="100" w:right="100" w:firstLine="0" w:firstLineChars="0"/>
-              <w:rPr>
-                <w:rFonts w:ascii="Helvetica" w:hAnsi="Helvetica" w:eastAsia="Helvetica" w:cs="Helvetica"/>
-                <w:i w:val="false"/>
-                <w:b w:val="false"/>
-                <w:u w:val="none"/>
-                <w:strike w:val="false"/>
-                <w:sz w:val="20"/>
-                <w:szCs w:val="20"/>
-                <w:color w:val="000000"/>
-              </w:rPr>
-            </w:pPr>
-            <w:r>
-              <w:rPr>
-                <w:rFonts w:ascii="Helvetica" w:hAnsi="Helvetica" w:eastAsia="Helvetica" w:cs="Helvetica"/>
-                <w:i w:val="false"/>
-                <w:b w:val="false"/>
-                <w:u w:val="none"/>
-                <w:strike w:val="false"/>
+              <w:jc w:val="center"/>
+              <w:pBdr>
+                <w:bottom w:val="none" w:sz="0" w:space="0" w:color="000000"/>
+                <w:top w:val="none" w:sz="0" w:space="0" w:color="000000"/>
+                <w:left w:val="none" w:sz="0" w:space="0" w:color="000000"/>
+                <w:right w:val="none" w:sz="0" w:space="0" w:color="000000"/>
+              </w:pBdr>
+              <w:spacing w:after="100" w:before="100" w:line="240"/>
+              <w:ind w:left="100" w:right="100" w:firstLine="0" w:firstLineChars="0"/>
+              <w:rPr>
+                <w:rFonts w:ascii="Helvetica" w:hAnsi="Helvetica" w:eastAsia="Helvetica" w:cs="Helvetica"/>
+                <w:i w:val="false"/>
+                <w:b w:val="false"/>
+                <w:u w:val="none"/>
+                <w:sz w:val="20"/>
+                <w:szCs w:val="20"/>
+                <w:color w:val="000000"/>
+              </w:rPr>
+            </w:pPr>
+            <w:r>
+              <w:rPr>
+                <w:rFonts w:ascii="Helvetica" w:hAnsi="Helvetica" w:eastAsia="Helvetica" w:cs="Helvetica"/>
+                <w:i w:val="false"/>
+                <w:b w:val="false"/>
+                <w:u w:val="none"/>
                 <w:sz w:val="20"/>
                 <w:szCs w:val="20"/>
                 <w:color w:val="000000"/>
@@ -3338,34 +3171,31 @@
           </w:tcPr>
           <w:p>
             <w:pPr>
-              <w:pStyle w:val="Normal"/>
-              <w:jc w:val="center"/>
-              <w:pBdr>
-                <w:bottom w:val="none" w:sz="0" w:space="0" w:color="000000"/>
-                <w:top w:val="none" w:sz="0" w:space="0" w:color="000000"/>
-                <w:left w:val="none" w:sz="0" w:space="0" w:color="000000"/>
-                <w:right w:val="none" w:sz="0" w:space="0" w:color="000000"/>
-              </w:pBdr>
-              <w:spacing w:after="100" w:before="100" w:line="240"/>
-              <w:ind w:left="100" w:right="100" w:firstLine="0" w:firstLineChars="0"/>
-              <w:rPr>
-                <w:rFonts w:ascii="Helvetica" w:hAnsi="Helvetica" w:eastAsia="Helvetica" w:cs="Helvetica"/>
-                <w:i w:val="false"/>
-                <w:b w:val="false"/>
-                <w:u w:val="none"/>
-                <w:strike w:val="false"/>
-                <w:sz w:val="20"/>
-                <w:szCs w:val="20"/>
-                <w:color w:val="000000"/>
-              </w:rPr>
-            </w:pPr>
-            <w:r>
-              <w:rPr>
-                <w:rFonts w:ascii="Helvetica" w:hAnsi="Helvetica" w:eastAsia="Helvetica" w:cs="Helvetica"/>
-                <w:i w:val="false"/>
-                <w:b w:val="false"/>
-                <w:u w:val="none"/>
-                <w:strike w:val="false"/>
+              <w:jc w:val="center"/>
+              <w:pBdr>
+                <w:bottom w:val="none" w:sz="0" w:space="0" w:color="000000"/>
+                <w:top w:val="none" w:sz="0" w:space="0" w:color="000000"/>
+                <w:left w:val="none" w:sz="0" w:space="0" w:color="000000"/>
+                <w:right w:val="none" w:sz="0" w:space="0" w:color="000000"/>
+              </w:pBdr>
+              <w:spacing w:after="100" w:before="100" w:line="240"/>
+              <w:ind w:left="100" w:right="100" w:firstLine="0" w:firstLineChars="0"/>
+              <w:rPr>
+                <w:rFonts w:ascii="Helvetica" w:hAnsi="Helvetica" w:eastAsia="Helvetica" w:cs="Helvetica"/>
+                <w:i w:val="false"/>
+                <w:b w:val="false"/>
+                <w:u w:val="none"/>
+                <w:sz w:val="20"/>
+                <w:szCs w:val="20"/>
+                <w:color w:val="000000"/>
+              </w:rPr>
+            </w:pPr>
+            <w:r>
+              <w:rPr>
+                <w:rFonts w:ascii="Helvetica" w:hAnsi="Helvetica" w:eastAsia="Helvetica" w:cs="Helvetica"/>
+                <w:i w:val="false"/>
+                <w:b w:val="false"/>
+                <w:u w:val="none"/>
                 <w:sz w:val="20"/>
                 <w:szCs w:val="20"/>
                 <w:color w:val="000000"/>
@@ -3379,26 +3209,26 @@
         <w:trPr>
           <w:trHeight w:val="617" w:hRule="auto"/>
         </w:trPr>
-        <w:tc>
-          <w:tcPr>
-            <w:tcBorders>
-              <w:bottom w:val="none" w:sz="0" w:space="0" w:color="000000"/>
-              <w:top w:val="none" w:sz="0" w:space="0" w:color="000000"/>
-              <w:left w:val="none" w:sz="0" w:space="0" w:color="000000"/>
-              <w:right w:val="none" w:sz="0" w:space="0" w:color="000000"/>
-            </w:tcBorders>
-            <w:shd w:val="clear" w:color="auto" w:fill="FFFFFF"/>
-            <w:tcMar>
-              <w:top w:w="0" w:type="dxa"/>
-              <w:bottom w:w="0" w:type="dxa"/>
-              <w:left w:w="0" w:type="dxa"/>
-              <w:right w:w="0" w:type="dxa"/>
-            </w:tcMar>
-            <w:vAlign w:val="center"/>
-          </w:tcPr>
-          <w:p>
-            <w:pPr>
-              <w:pStyle w:val="Normal"/>
+        body10
+        <w:tc>
+          <w:tcPr>
+            <w:tcBorders>
+              <w:bottom w:val="none" w:sz="0" w:space="0" w:color="000000"/>
+              <w:top w:val="none" w:sz="0" w:space="0" w:color="000000"/>
+              <w:left w:val="none" w:sz="0" w:space="0" w:color="000000"/>
+              <w:right w:val="none" w:sz="0" w:space="0" w:color="000000"/>
+            </w:tcBorders>
+            <w:shd w:val="clear" w:color="auto" w:fill="FFFFFF"/>
+            <w:tcMar>
+              <w:top w:w="0" w:type="dxa"/>
+              <w:bottom w:w="0" w:type="dxa"/>
+              <w:left w:w="0" w:type="dxa"/>
+              <w:right w:w="0" w:type="dxa"/>
+            </w:tcMar>
+            <w:vAlign w:val="center"/>
+          </w:tcPr>
+          <w:p>
+            <w:pPr>
               <w:jc w:val="left"/>
               <w:pBdr>
                 <w:bottom w:val="none" w:sz="0" w:space="0" w:color="000000"/>
@@ -3413,19 +3243,17 @@
                 <w:i w:val="false"/>
                 <w:b w:val="false"/>
                 <w:u w:val="none"/>
-                <w:strike w:val="false"/>
-                <w:sz w:val="20"/>
-                <w:szCs w:val="20"/>
-                <w:color w:val="000000"/>
-              </w:rPr>
-            </w:pPr>
-            <w:r>
-              <w:rPr>
-                <w:rFonts w:ascii="Helvetica" w:hAnsi="Helvetica" w:eastAsia="Helvetica" w:cs="Helvetica"/>
-                <w:i w:val="false"/>
-                <w:b w:val="false"/>
-                <w:u w:val="none"/>
-                <w:strike w:val="false"/>
+                <w:sz w:val="20"/>
+                <w:szCs w:val="20"/>
+                <w:color w:val="000000"/>
+              </w:rPr>
+            </w:pPr>
+            <w:r>
+              <w:rPr>
+                <w:rFonts w:ascii="Helvetica" w:hAnsi="Helvetica" w:eastAsia="Helvetica" w:cs="Helvetica"/>
+                <w:i w:val="false"/>
+                <w:b w:val="false"/>
+                <w:u w:val="none"/>
                 <w:sz w:val="20"/>
                 <w:szCs w:val="20"/>
                 <w:color w:val="000000"/>
@@ -3453,34 +3281,31 @@
           </w:tcPr>
           <w:p>
             <w:pPr>
-              <w:pStyle w:val="Normal"/>
-              <w:jc w:val="center"/>
-              <w:pBdr>
-                <w:bottom w:val="none" w:sz="0" w:space="0" w:color="000000"/>
-                <w:top w:val="none" w:sz="0" w:space="0" w:color="000000"/>
-                <w:left w:val="none" w:sz="0" w:space="0" w:color="000000"/>
-                <w:right w:val="none" w:sz="0" w:space="0" w:color="000000"/>
-              </w:pBdr>
-              <w:spacing w:after="100" w:before="100" w:line="240"/>
-              <w:ind w:left="100" w:right="100" w:firstLine="0" w:firstLineChars="0"/>
-              <w:rPr>
-                <w:rFonts w:ascii="Helvetica" w:hAnsi="Helvetica" w:eastAsia="Helvetica" w:cs="Helvetica"/>
-                <w:i w:val="false"/>
-                <w:b w:val="false"/>
-                <w:u w:val="none"/>
-                <w:strike w:val="false"/>
-                <w:sz w:val="20"/>
-                <w:szCs w:val="20"/>
-                <w:color w:val="000000"/>
-              </w:rPr>
-            </w:pPr>
-            <w:r>
-              <w:rPr>
-                <w:rFonts w:ascii="Helvetica" w:hAnsi="Helvetica" w:eastAsia="Helvetica" w:cs="Helvetica"/>
-                <w:i w:val="false"/>
-                <w:b w:val="false"/>
-                <w:u w:val="none"/>
-                <w:strike w:val="false"/>
+              <w:jc w:val="center"/>
+              <w:pBdr>
+                <w:bottom w:val="none" w:sz="0" w:space="0" w:color="000000"/>
+                <w:top w:val="none" w:sz="0" w:space="0" w:color="000000"/>
+                <w:left w:val="none" w:sz="0" w:space="0" w:color="000000"/>
+                <w:right w:val="none" w:sz="0" w:space="0" w:color="000000"/>
+              </w:pBdr>
+              <w:spacing w:after="100" w:before="100" w:line="240"/>
+              <w:ind w:left="100" w:right="100" w:firstLine="0" w:firstLineChars="0"/>
+              <w:rPr>
+                <w:rFonts w:ascii="Helvetica" w:hAnsi="Helvetica" w:eastAsia="Helvetica" w:cs="Helvetica"/>
+                <w:i w:val="false"/>
+                <w:b w:val="false"/>
+                <w:u w:val="none"/>
+                <w:sz w:val="20"/>
+                <w:szCs w:val="20"/>
+                <w:color w:val="000000"/>
+              </w:rPr>
+            </w:pPr>
+            <w:r>
+              <w:rPr>
+                <w:rFonts w:ascii="Helvetica" w:hAnsi="Helvetica" w:eastAsia="Helvetica" w:cs="Helvetica"/>
+                <w:i w:val="false"/>
+                <w:b w:val="false"/>
+                <w:u w:val="none"/>
                 <w:sz w:val="20"/>
                 <w:szCs w:val="20"/>
                 <w:color w:val="000000"/>
@@ -3508,34 +3333,31 @@
           </w:tcPr>
           <w:p>
             <w:pPr>
-              <w:pStyle w:val="Normal"/>
-              <w:jc w:val="center"/>
-              <w:pBdr>
-                <w:bottom w:val="none" w:sz="0" w:space="0" w:color="000000"/>
-                <w:top w:val="none" w:sz="0" w:space="0" w:color="000000"/>
-                <w:left w:val="none" w:sz="0" w:space="0" w:color="000000"/>
-                <w:right w:val="none" w:sz="0" w:space="0" w:color="000000"/>
-              </w:pBdr>
-              <w:spacing w:after="100" w:before="100" w:line="240"/>
-              <w:ind w:left="100" w:right="100" w:firstLine="0" w:firstLineChars="0"/>
-              <w:rPr>
-                <w:rFonts w:ascii="Helvetica" w:hAnsi="Helvetica" w:eastAsia="Helvetica" w:cs="Helvetica"/>
-                <w:i w:val="false"/>
-                <w:b w:val="false"/>
-                <w:u w:val="none"/>
-                <w:strike w:val="false"/>
-                <w:sz w:val="20"/>
-                <w:szCs w:val="20"/>
-                <w:color w:val="000000"/>
-              </w:rPr>
-            </w:pPr>
-            <w:r>
-              <w:rPr>
-                <w:rFonts w:ascii="Helvetica" w:hAnsi="Helvetica" w:eastAsia="Helvetica" w:cs="Helvetica"/>
-                <w:i w:val="false"/>
-                <w:b w:val="false"/>
-                <w:u w:val="none"/>
-                <w:strike w:val="false"/>
+              <w:jc w:val="center"/>
+              <w:pBdr>
+                <w:bottom w:val="none" w:sz="0" w:space="0" w:color="000000"/>
+                <w:top w:val="none" w:sz="0" w:space="0" w:color="000000"/>
+                <w:left w:val="none" w:sz="0" w:space="0" w:color="000000"/>
+                <w:right w:val="none" w:sz="0" w:space="0" w:color="000000"/>
+              </w:pBdr>
+              <w:spacing w:after="100" w:before="100" w:line="240"/>
+              <w:ind w:left="100" w:right="100" w:firstLine="0" w:firstLineChars="0"/>
+              <w:rPr>
+                <w:rFonts w:ascii="Helvetica" w:hAnsi="Helvetica" w:eastAsia="Helvetica" w:cs="Helvetica"/>
+                <w:i w:val="false"/>
+                <w:b w:val="false"/>
+                <w:u w:val="none"/>
+                <w:sz w:val="20"/>
+                <w:szCs w:val="20"/>
+                <w:color w:val="000000"/>
+              </w:rPr>
+            </w:pPr>
+            <w:r>
+              <w:rPr>
+                <w:rFonts w:ascii="Helvetica" w:hAnsi="Helvetica" w:eastAsia="Helvetica" w:cs="Helvetica"/>
+                <w:i w:val="false"/>
+                <w:b w:val="false"/>
+                <w:u w:val="none"/>
                 <w:sz w:val="20"/>
                 <w:szCs w:val="20"/>
                 <w:color w:val="000000"/>
@@ -3563,34 +3385,31 @@
           </w:tcPr>
           <w:p>
             <w:pPr>
-              <w:pStyle w:val="Normal"/>
-              <w:jc w:val="center"/>
-              <w:pBdr>
-                <w:bottom w:val="none" w:sz="0" w:space="0" w:color="000000"/>
-                <w:top w:val="none" w:sz="0" w:space="0" w:color="000000"/>
-                <w:left w:val="none" w:sz="0" w:space="0" w:color="000000"/>
-                <w:right w:val="none" w:sz="0" w:space="0" w:color="000000"/>
-              </w:pBdr>
-              <w:spacing w:after="100" w:before="100" w:line="240"/>
-              <w:ind w:left="100" w:right="100" w:firstLine="0" w:firstLineChars="0"/>
-              <w:rPr>
-                <w:rFonts w:ascii="Helvetica" w:hAnsi="Helvetica" w:eastAsia="Helvetica" w:cs="Helvetica"/>
-                <w:i w:val="false"/>
-                <w:b w:val="false"/>
-                <w:u w:val="none"/>
-                <w:strike w:val="false"/>
-                <w:sz w:val="20"/>
-                <w:szCs w:val="20"/>
-                <w:color w:val="000000"/>
-              </w:rPr>
-            </w:pPr>
-            <w:r>
-              <w:rPr>
-                <w:rFonts w:ascii="Helvetica" w:hAnsi="Helvetica" w:eastAsia="Helvetica" w:cs="Helvetica"/>
-                <w:i w:val="false"/>
-                <w:b w:val="false"/>
-                <w:u w:val="none"/>
-                <w:strike w:val="false"/>
+              <w:jc w:val="center"/>
+              <w:pBdr>
+                <w:bottom w:val="none" w:sz="0" w:space="0" w:color="000000"/>
+                <w:top w:val="none" w:sz="0" w:space="0" w:color="000000"/>
+                <w:left w:val="none" w:sz="0" w:space="0" w:color="000000"/>
+                <w:right w:val="none" w:sz="0" w:space="0" w:color="000000"/>
+              </w:pBdr>
+              <w:spacing w:after="100" w:before="100" w:line="240"/>
+              <w:ind w:left="100" w:right="100" w:firstLine="0" w:firstLineChars="0"/>
+              <w:rPr>
+                <w:rFonts w:ascii="Helvetica" w:hAnsi="Helvetica" w:eastAsia="Helvetica" w:cs="Helvetica"/>
+                <w:i w:val="false"/>
+                <w:b w:val="false"/>
+                <w:u w:val="none"/>
+                <w:sz w:val="20"/>
+                <w:szCs w:val="20"/>
+                <w:color w:val="000000"/>
+              </w:rPr>
+            </w:pPr>
+            <w:r>
+              <w:rPr>
+                <w:rFonts w:ascii="Helvetica" w:hAnsi="Helvetica" w:eastAsia="Helvetica" w:cs="Helvetica"/>
+                <w:i w:val="false"/>
+                <w:b w:val="false"/>
+                <w:u w:val="none"/>
                 <w:sz w:val="20"/>
                 <w:szCs w:val="20"/>
                 <w:color w:val="000000"/>
@@ -3618,94 +3437,88 @@
           </w:tcPr>
           <w:p>
             <w:pPr>
-              <w:pStyle w:val="Normal"/>
-              <w:jc w:val="center"/>
-              <w:pBdr>
-                <w:bottom w:val="none" w:sz="0" w:space="0" w:color="000000"/>
-                <w:top w:val="none" w:sz="0" w:space="0" w:color="000000"/>
-                <w:left w:val="none" w:sz="0" w:space="0" w:color="000000"/>
-                <w:right w:val="none" w:sz="0" w:space="0" w:color="000000"/>
-              </w:pBdr>
-              <w:spacing w:after="100" w:before="100" w:line="240"/>
-              <w:ind w:left="100" w:right="100" w:firstLine="0" w:firstLineChars="0"/>
-              <w:rPr>
-                <w:rFonts w:ascii="Helvetica" w:hAnsi="Helvetica" w:eastAsia="Helvetica" w:cs="Helvetica"/>
-                <w:i w:val="false"/>
-                <w:b w:val="false"/>
-                <w:u w:val="none"/>
-                <w:strike w:val="false"/>
-                <w:sz w:val="20"/>
-                <w:szCs w:val="20"/>
-                <w:color w:val="000000"/>
-              </w:rPr>
-            </w:pPr>
-            <w:r>
-              <w:rPr>
-                <w:rFonts w:ascii="Helvetica" w:hAnsi="Helvetica" w:eastAsia="Helvetica" w:cs="Helvetica"/>
-                <w:i w:val="false"/>
-                <w:b w:val="false"/>
-                <w:u w:val="none"/>
-                <w:strike w:val="false"/>
-                <w:sz w:val="20"/>
-                <w:szCs w:val="20"/>
-                <w:color w:val="000000"/>
-              </w:rPr>
-              <w:t xml:space="preserve">46</w:t>
-            </w:r>
-          </w:p>
-        </w:tc>
-        <w:tc>
-          <w:tcPr>
-            <w:tcBorders>
-              <w:bottom w:val="none" w:sz="0" w:space="0" w:color="000000"/>
-              <w:top w:val="none" w:sz="0" w:space="0" w:color="000000"/>
-              <w:left w:val="none" w:sz="0" w:space="0" w:color="000000"/>
-              <w:right w:val="none" w:sz="0" w:space="0" w:color="000000"/>
-            </w:tcBorders>
-            <w:shd w:val="clear" w:color="auto" w:fill="FFFFFF"/>
-            <w:tcMar>
-              <w:top w:w="0" w:type="dxa"/>
-              <w:bottom w:w="0" w:type="dxa"/>
-              <w:left w:w="0" w:type="dxa"/>
-              <w:right w:w="0" w:type="dxa"/>
-            </w:tcMar>
-            <w:vAlign w:val="center"/>
-          </w:tcPr>
-          <w:p>
-            <w:pPr>
-              <w:pStyle w:val="Normal"/>
-              <w:jc w:val="center"/>
-              <w:pBdr>
-                <w:bottom w:val="none" w:sz="0" w:space="0" w:color="000000"/>
-                <w:top w:val="none" w:sz="0" w:space="0" w:color="000000"/>
-                <w:left w:val="none" w:sz="0" w:space="0" w:color="000000"/>
-                <w:right w:val="none" w:sz="0" w:space="0" w:color="000000"/>
-              </w:pBdr>
-              <w:spacing w:after="100" w:before="100" w:line="240"/>
-              <w:ind w:left="100" w:right="100" w:firstLine="0" w:firstLineChars="0"/>
-              <w:rPr>
-                <w:rFonts w:ascii="Helvetica" w:hAnsi="Helvetica" w:eastAsia="Helvetica" w:cs="Helvetica"/>
-                <w:i w:val="false"/>
-                <w:b w:val="false"/>
-                <w:u w:val="none"/>
-                <w:strike w:val="false"/>
-                <w:sz w:val="20"/>
-                <w:szCs w:val="20"/>
-                <w:color w:val="000000"/>
-              </w:rPr>
-            </w:pPr>
-            <w:r>
-              <w:rPr>
-                <w:rFonts w:ascii="Helvetica" w:hAnsi="Helvetica" w:eastAsia="Helvetica" w:cs="Helvetica"/>
-                <w:i w:val="false"/>
-                <w:b w:val="false"/>
-                <w:u w:val="none"/>
-                <w:strike w:val="false"/>
-                <w:sz w:val="20"/>
-                <w:szCs w:val="20"/>
-                <w:color w:val="000000"/>
-              </w:rPr>
-              <w:t xml:space="preserve">0.13</w:t>
+              <w:jc w:val="center"/>
+              <w:pBdr>
+                <w:bottom w:val="none" w:sz="0" w:space="0" w:color="000000"/>
+                <w:top w:val="none" w:sz="0" w:space="0" w:color="000000"/>
+                <w:left w:val="none" w:sz="0" w:space="0" w:color="000000"/>
+                <w:right w:val="none" w:sz="0" w:space="0" w:color="000000"/>
+              </w:pBdr>
+              <w:spacing w:after="100" w:before="100" w:line="240"/>
+              <w:ind w:left="100" w:right="100" w:firstLine="0" w:firstLineChars="0"/>
+              <w:rPr>
+                <w:rFonts w:ascii="Helvetica" w:hAnsi="Helvetica" w:eastAsia="Helvetica" w:cs="Helvetica"/>
+                <w:i w:val="false"/>
+                <w:b w:val="false"/>
+                <w:u w:val="none"/>
+                <w:sz w:val="20"/>
+                <w:szCs w:val="20"/>
+                <w:color w:val="000000"/>
+              </w:rPr>
+            </w:pPr>
+            <w:r>
+              <w:rPr>
+                <w:rFonts w:ascii="Helvetica" w:hAnsi="Helvetica" w:eastAsia="Helvetica" w:cs="Helvetica"/>
+                <w:i w:val="false"/>
+                <w:b w:val="false"/>
+                <w:u w:val="none"/>
+                <w:sz w:val="20"/>
+                <w:szCs w:val="20"/>
+                <w:color w:val="000000"/>
+              </w:rPr>
+              <w:t xml:space="preserve">Unknown</w:t>
+            </w:r>
+          </w:p>
+        </w:tc>
+        <w:tc>
+          <w:tcPr>
+            <w:tcBorders>
+              <w:bottom w:val="none" w:sz="0" w:space="0" w:color="000000"/>
+              <w:top w:val="none" w:sz="0" w:space="0" w:color="000000"/>
+              <w:left w:val="none" w:sz="0" w:space="0" w:color="000000"/>
+              <w:right w:val="none" w:sz="0" w:space="0" w:color="000000"/>
+            </w:tcBorders>
+            <w:shd w:val="clear" w:color="auto" w:fill="FFFFFF"/>
+            <w:tcMar>
+              <w:top w:w="0" w:type="dxa"/>
+              <w:bottom w:w="0" w:type="dxa"/>
+              <w:left w:w="0" w:type="dxa"/>
+              <w:right w:w="0" w:type="dxa"/>
+            </w:tcMar>
+            <w:vAlign w:val="center"/>
+          </w:tcPr>
+          <w:p>
+            <w:pPr>
+              <w:jc w:val="center"/>
+              <w:pBdr>
+                <w:bottom w:val="none" w:sz="0" w:space="0" w:color="000000"/>
+                <w:top w:val="none" w:sz="0" w:space="0" w:color="000000"/>
+                <w:left w:val="none" w:sz="0" w:space="0" w:color="000000"/>
+                <w:right w:val="none" w:sz="0" w:space="0" w:color="000000"/>
+              </w:pBdr>
+              <w:spacing w:after="100" w:before="100" w:line="240"/>
+              <w:ind w:left="100" w:right="100" w:firstLine="0" w:firstLineChars="0"/>
+              <w:rPr>
+                <w:rFonts w:ascii="Helvetica" w:hAnsi="Helvetica" w:eastAsia="Helvetica" w:cs="Helvetica"/>
+                <w:i w:val="false"/>
+                <w:b w:val="false"/>
+                <w:u w:val="none"/>
+                <w:sz w:val="20"/>
+                <w:szCs w:val="20"/>
+                <w:color w:val="000000"/>
+              </w:rPr>
+            </w:pPr>
+            <w:r>
+              <w:rPr>
+                <w:rFonts w:ascii="Helvetica" w:hAnsi="Helvetica" w:eastAsia="Helvetica" w:cs="Helvetica"/>
+                <w:i w:val="false"/>
+                <w:b w:val="false"/>
+                <w:u w:val="none"/>
+                <w:sz w:val="20"/>
+                <w:szCs w:val="20"/>
+                <w:color w:val="000000"/>
+              </w:rPr>
+              <w:t xml:space="preserve">Unknown</w:t>
             </w:r>
           </w:p>
         </w:tc>
@@ -3714,26 +3527,26 @@
         <w:trPr>
           <w:trHeight w:val="621" w:hRule="auto"/>
         </w:trPr>
-        <w:tc>
-          <w:tcPr>
-            <w:tcBorders>
-              <w:bottom w:val="none" w:sz="0" w:space="0" w:color="000000"/>
-              <w:top w:val="none" w:sz="0" w:space="0" w:color="000000"/>
-              <w:left w:val="none" w:sz="0" w:space="0" w:color="000000"/>
-              <w:right w:val="none" w:sz="0" w:space="0" w:color="000000"/>
-            </w:tcBorders>
-            <w:shd w:val="clear" w:color="auto" w:fill="FFFFFF"/>
-            <w:tcMar>
-              <w:top w:w="0" w:type="dxa"/>
-              <w:bottom w:w="0" w:type="dxa"/>
-              <w:left w:w="0" w:type="dxa"/>
-              <w:right w:w="0" w:type="dxa"/>
-            </w:tcMar>
-            <w:vAlign w:val="center"/>
-          </w:tcPr>
-          <w:p>
-            <w:pPr>
-              <w:pStyle w:val="Normal"/>
+        body11
+        <w:tc>
+          <w:tcPr>
+            <w:tcBorders>
+              <w:bottom w:val="none" w:sz="0" w:space="0" w:color="000000"/>
+              <w:top w:val="none" w:sz="0" w:space="0" w:color="000000"/>
+              <w:left w:val="none" w:sz="0" w:space="0" w:color="000000"/>
+              <w:right w:val="none" w:sz="0" w:space="0" w:color="000000"/>
+            </w:tcBorders>
+            <w:shd w:val="clear" w:color="auto" w:fill="FFFFFF"/>
+            <w:tcMar>
+              <w:top w:w="0" w:type="dxa"/>
+              <w:bottom w:w="0" w:type="dxa"/>
+              <w:left w:w="0" w:type="dxa"/>
+              <w:right w:w="0" w:type="dxa"/>
+            </w:tcMar>
+            <w:vAlign w:val="center"/>
+          </w:tcPr>
+          <w:p>
+            <w:pPr>
               <w:jc w:val="left"/>
               <w:pBdr>
                 <w:bottom w:val="none" w:sz="0" w:space="0" w:color="000000"/>
@@ -3748,19 +3561,17 @@
                 <w:i w:val="false"/>
                 <w:b w:val="false"/>
                 <w:u w:val="none"/>
-                <w:strike w:val="false"/>
-                <w:sz w:val="20"/>
-                <w:szCs w:val="20"/>
-                <w:color w:val="000000"/>
-              </w:rPr>
-            </w:pPr>
-            <w:r>
-              <w:rPr>
-                <w:rFonts w:ascii="Helvetica" w:hAnsi="Helvetica" w:eastAsia="Helvetica" w:cs="Helvetica"/>
-                <w:i w:val="false"/>
-                <w:b w:val="false"/>
-                <w:u w:val="none"/>
-                <w:strike w:val="false"/>
+                <w:sz w:val="20"/>
+                <w:szCs w:val="20"/>
+                <w:color w:val="000000"/>
+              </w:rPr>
+            </w:pPr>
+            <w:r>
+              <w:rPr>
+                <w:rFonts w:ascii="Helvetica" w:hAnsi="Helvetica" w:eastAsia="Helvetica" w:cs="Helvetica"/>
+                <w:i w:val="false"/>
+                <w:b w:val="false"/>
+                <w:u w:val="none"/>
                 <w:sz w:val="20"/>
                 <w:szCs w:val="20"/>
                 <w:color w:val="000000"/>
@@ -3788,34 +3599,31 @@
           </w:tcPr>
           <w:p>
             <w:pPr>
-              <w:pStyle w:val="Normal"/>
-              <w:jc w:val="center"/>
-              <w:pBdr>
-                <w:bottom w:val="none" w:sz="0" w:space="0" w:color="000000"/>
-                <w:top w:val="none" w:sz="0" w:space="0" w:color="000000"/>
-                <w:left w:val="none" w:sz="0" w:space="0" w:color="000000"/>
-                <w:right w:val="none" w:sz="0" w:space="0" w:color="000000"/>
-              </w:pBdr>
-              <w:spacing w:after="100" w:before="100" w:line="240"/>
-              <w:ind w:left="100" w:right="100" w:firstLine="0" w:firstLineChars="0"/>
-              <w:rPr>
-                <w:rFonts w:ascii="Helvetica" w:hAnsi="Helvetica" w:eastAsia="Helvetica" w:cs="Helvetica"/>
-                <w:i w:val="false"/>
-                <w:b w:val="false"/>
-                <w:u w:val="none"/>
-                <w:strike w:val="false"/>
-                <w:sz w:val="20"/>
-                <w:szCs w:val="20"/>
-                <w:color w:val="000000"/>
-              </w:rPr>
-            </w:pPr>
-            <w:r>
-              <w:rPr>
-                <w:rFonts w:ascii="Helvetica" w:hAnsi="Helvetica" w:eastAsia="Helvetica" w:cs="Helvetica"/>
-                <w:i w:val="false"/>
-                <w:b w:val="false"/>
-                <w:u w:val="none"/>
-                <w:strike w:val="false"/>
+              <w:jc w:val="center"/>
+              <w:pBdr>
+                <w:bottom w:val="none" w:sz="0" w:space="0" w:color="000000"/>
+                <w:top w:val="none" w:sz="0" w:space="0" w:color="000000"/>
+                <w:left w:val="none" w:sz="0" w:space="0" w:color="000000"/>
+                <w:right w:val="none" w:sz="0" w:space="0" w:color="000000"/>
+              </w:pBdr>
+              <w:spacing w:after="100" w:before="100" w:line="240"/>
+              <w:ind w:left="100" w:right="100" w:firstLine="0" w:firstLineChars="0"/>
+              <w:rPr>
+                <w:rFonts w:ascii="Helvetica" w:hAnsi="Helvetica" w:eastAsia="Helvetica" w:cs="Helvetica"/>
+                <w:i w:val="false"/>
+                <w:b w:val="false"/>
+                <w:u w:val="none"/>
+                <w:sz w:val="20"/>
+                <w:szCs w:val="20"/>
+                <w:color w:val="000000"/>
+              </w:rPr>
+            </w:pPr>
+            <w:r>
+              <w:rPr>
+                <w:rFonts w:ascii="Helvetica" w:hAnsi="Helvetica" w:eastAsia="Helvetica" w:cs="Helvetica"/>
+                <w:i w:val="false"/>
+                <w:b w:val="false"/>
+                <w:u w:val="none"/>
                 <w:sz w:val="20"/>
                 <w:szCs w:val="20"/>
                 <w:color w:val="000000"/>
@@ -3843,34 +3651,31 @@
           </w:tcPr>
           <w:p>
             <w:pPr>
-              <w:pStyle w:val="Normal"/>
-              <w:jc w:val="center"/>
-              <w:pBdr>
-                <w:bottom w:val="none" w:sz="0" w:space="0" w:color="000000"/>
-                <w:top w:val="none" w:sz="0" w:space="0" w:color="000000"/>
-                <w:left w:val="none" w:sz="0" w:space="0" w:color="000000"/>
-                <w:right w:val="none" w:sz="0" w:space="0" w:color="000000"/>
-              </w:pBdr>
-              <w:spacing w:after="100" w:before="100" w:line="240"/>
-              <w:ind w:left="100" w:right="100" w:firstLine="0" w:firstLineChars="0"/>
-              <w:rPr>
-                <w:rFonts w:ascii="Helvetica" w:hAnsi="Helvetica" w:eastAsia="Helvetica" w:cs="Helvetica"/>
-                <w:i w:val="false"/>
-                <w:b w:val="false"/>
-                <w:u w:val="none"/>
-                <w:strike w:val="false"/>
-                <w:sz w:val="20"/>
-                <w:szCs w:val="20"/>
-                <w:color w:val="000000"/>
-              </w:rPr>
-            </w:pPr>
-            <w:r>
-              <w:rPr>
-                <w:rFonts w:ascii="Helvetica" w:hAnsi="Helvetica" w:eastAsia="Helvetica" w:cs="Helvetica"/>
-                <w:i w:val="false"/>
-                <w:b w:val="false"/>
-                <w:u w:val="none"/>
-                <w:strike w:val="false"/>
+              <w:jc w:val="center"/>
+              <w:pBdr>
+                <w:bottom w:val="none" w:sz="0" w:space="0" w:color="000000"/>
+                <w:top w:val="none" w:sz="0" w:space="0" w:color="000000"/>
+                <w:left w:val="none" w:sz="0" w:space="0" w:color="000000"/>
+                <w:right w:val="none" w:sz="0" w:space="0" w:color="000000"/>
+              </w:pBdr>
+              <w:spacing w:after="100" w:before="100" w:line="240"/>
+              <w:ind w:left="100" w:right="100" w:firstLine="0" w:firstLineChars="0"/>
+              <w:rPr>
+                <w:rFonts w:ascii="Helvetica" w:hAnsi="Helvetica" w:eastAsia="Helvetica" w:cs="Helvetica"/>
+                <w:i w:val="false"/>
+                <w:b w:val="false"/>
+                <w:u w:val="none"/>
+                <w:sz w:val="20"/>
+                <w:szCs w:val="20"/>
+                <w:color w:val="000000"/>
+              </w:rPr>
+            </w:pPr>
+            <w:r>
+              <w:rPr>
+                <w:rFonts w:ascii="Helvetica" w:hAnsi="Helvetica" w:eastAsia="Helvetica" w:cs="Helvetica"/>
+                <w:i w:val="false"/>
+                <w:b w:val="false"/>
+                <w:u w:val="none"/>
                 <w:sz w:val="20"/>
                 <w:szCs w:val="20"/>
                 <w:color w:val="000000"/>
@@ -3898,34 +3703,31 @@
           </w:tcPr>
           <w:p>
             <w:pPr>
-              <w:pStyle w:val="Normal"/>
-              <w:jc w:val="center"/>
-              <w:pBdr>
-                <w:bottom w:val="none" w:sz="0" w:space="0" w:color="000000"/>
-                <w:top w:val="none" w:sz="0" w:space="0" w:color="000000"/>
-                <w:left w:val="none" w:sz="0" w:space="0" w:color="000000"/>
-                <w:right w:val="none" w:sz="0" w:space="0" w:color="000000"/>
-              </w:pBdr>
-              <w:spacing w:after="100" w:before="100" w:line="240"/>
-              <w:ind w:left="100" w:right="100" w:firstLine="0" w:firstLineChars="0"/>
-              <w:rPr>
-                <w:rFonts w:ascii="Helvetica" w:hAnsi="Helvetica" w:eastAsia="Helvetica" w:cs="Helvetica"/>
-                <w:i w:val="false"/>
-                <w:b w:val="false"/>
-                <w:u w:val="none"/>
-                <w:strike w:val="false"/>
-                <w:sz w:val="20"/>
-                <w:szCs w:val="20"/>
-                <w:color w:val="000000"/>
-              </w:rPr>
-            </w:pPr>
-            <w:r>
-              <w:rPr>
-                <w:rFonts w:ascii="Helvetica" w:hAnsi="Helvetica" w:eastAsia="Helvetica" w:cs="Helvetica"/>
-                <w:i w:val="false"/>
-                <w:b w:val="false"/>
-                <w:u w:val="none"/>
-                <w:strike w:val="false"/>
+              <w:jc w:val="center"/>
+              <w:pBdr>
+                <w:bottom w:val="none" w:sz="0" w:space="0" w:color="000000"/>
+                <w:top w:val="none" w:sz="0" w:space="0" w:color="000000"/>
+                <w:left w:val="none" w:sz="0" w:space="0" w:color="000000"/>
+                <w:right w:val="none" w:sz="0" w:space="0" w:color="000000"/>
+              </w:pBdr>
+              <w:spacing w:after="100" w:before="100" w:line="240"/>
+              <w:ind w:left="100" w:right="100" w:firstLine="0" w:firstLineChars="0"/>
+              <w:rPr>
+                <w:rFonts w:ascii="Helvetica" w:hAnsi="Helvetica" w:eastAsia="Helvetica" w:cs="Helvetica"/>
+                <w:i w:val="false"/>
+                <w:b w:val="false"/>
+                <w:u w:val="none"/>
+                <w:sz w:val="20"/>
+                <w:szCs w:val="20"/>
+                <w:color w:val="000000"/>
+              </w:rPr>
+            </w:pPr>
+            <w:r>
+              <w:rPr>
+                <w:rFonts w:ascii="Helvetica" w:hAnsi="Helvetica" w:eastAsia="Helvetica" w:cs="Helvetica"/>
+                <w:i w:val="false"/>
+                <w:b w:val="false"/>
+                <w:u w:val="none"/>
                 <w:sz w:val="20"/>
                 <w:szCs w:val="20"/>
                 <w:color w:val="000000"/>
@@ -3953,34 +3755,31 @@
           </w:tcPr>
           <w:p>
             <w:pPr>
-              <w:pStyle w:val="Normal"/>
-              <w:jc w:val="center"/>
-              <w:pBdr>
-                <w:bottom w:val="none" w:sz="0" w:space="0" w:color="000000"/>
-                <w:top w:val="none" w:sz="0" w:space="0" w:color="000000"/>
-                <w:left w:val="none" w:sz="0" w:space="0" w:color="000000"/>
-                <w:right w:val="none" w:sz="0" w:space="0" w:color="000000"/>
-              </w:pBdr>
-              <w:spacing w:after="100" w:before="100" w:line="240"/>
-              <w:ind w:left="100" w:right="100" w:firstLine="0" w:firstLineChars="0"/>
-              <w:rPr>
-                <w:rFonts w:ascii="Helvetica" w:hAnsi="Helvetica" w:eastAsia="Helvetica" w:cs="Helvetica"/>
-                <w:i w:val="false"/>
-                <w:b w:val="false"/>
-                <w:u w:val="none"/>
-                <w:strike w:val="false"/>
-                <w:sz w:val="20"/>
-                <w:szCs w:val="20"/>
-                <w:color w:val="000000"/>
-              </w:rPr>
-            </w:pPr>
-            <w:r>
-              <w:rPr>
-                <w:rFonts w:ascii="Helvetica" w:hAnsi="Helvetica" w:eastAsia="Helvetica" w:cs="Helvetica"/>
-                <w:i w:val="false"/>
-                <w:b w:val="false"/>
-                <w:u w:val="none"/>
-                <w:strike w:val="false"/>
+              <w:jc w:val="center"/>
+              <w:pBdr>
+                <w:bottom w:val="none" w:sz="0" w:space="0" w:color="000000"/>
+                <w:top w:val="none" w:sz="0" w:space="0" w:color="000000"/>
+                <w:left w:val="none" w:sz="0" w:space="0" w:color="000000"/>
+                <w:right w:val="none" w:sz="0" w:space="0" w:color="000000"/>
+              </w:pBdr>
+              <w:spacing w:after="100" w:before="100" w:line="240"/>
+              <w:ind w:left="100" w:right="100" w:firstLine="0" w:firstLineChars="0"/>
+              <w:rPr>
+                <w:rFonts w:ascii="Helvetica" w:hAnsi="Helvetica" w:eastAsia="Helvetica" w:cs="Helvetica"/>
+                <w:i w:val="false"/>
+                <w:b w:val="false"/>
+                <w:u w:val="none"/>
+                <w:sz w:val="20"/>
+                <w:szCs w:val="20"/>
+                <w:color w:val="000000"/>
+              </w:rPr>
+            </w:pPr>
+            <w:r>
+              <w:rPr>
+                <w:rFonts w:ascii="Helvetica" w:hAnsi="Helvetica" w:eastAsia="Helvetica" w:cs="Helvetica"/>
+                <w:i w:val="false"/>
+                <w:b w:val="false"/>
+                <w:u w:val="none"/>
                 <w:sz w:val="20"/>
                 <w:szCs w:val="20"/>
                 <w:color w:val="000000"/>
@@ -4008,34 +3807,31 @@
           </w:tcPr>
           <w:p>
             <w:pPr>
-              <w:pStyle w:val="Normal"/>
-              <w:jc w:val="center"/>
-              <w:pBdr>
-                <w:bottom w:val="none" w:sz="0" w:space="0" w:color="000000"/>
-                <w:top w:val="none" w:sz="0" w:space="0" w:color="000000"/>
-                <w:left w:val="none" w:sz="0" w:space="0" w:color="000000"/>
-                <w:right w:val="none" w:sz="0" w:space="0" w:color="000000"/>
-              </w:pBdr>
-              <w:spacing w:after="100" w:before="100" w:line="240"/>
-              <w:ind w:left="100" w:right="100" w:firstLine="0" w:firstLineChars="0"/>
-              <w:rPr>
-                <w:rFonts w:ascii="Helvetica" w:hAnsi="Helvetica" w:eastAsia="Helvetica" w:cs="Helvetica"/>
-                <w:i w:val="false"/>
-                <w:b w:val="false"/>
-                <w:u w:val="none"/>
-                <w:strike w:val="false"/>
-                <w:sz w:val="20"/>
-                <w:szCs w:val="20"/>
-                <w:color w:val="000000"/>
-              </w:rPr>
-            </w:pPr>
-            <w:r>
-              <w:rPr>
-                <w:rFonts w:ascii="Helvetica" w:hAnsi="Helvetica" w:eastAsia="Helvetica" w:cs="Helvetica"/>
-                <w:i w:val="false"/>
-                <w:b w:val="false"/>
-                <w:u w:val="none"/>
-                <w:strike w:val="false"/>
+              <w:jc w:val="center"/>
+              <w:pBdr>
+                <w:bottom w:val="none" w:sz="0" w:space="0" w:color="000000"/>
+                <w:top w:val="none" w:sz="0" w:space="0" w:color="000000"/>
+                <w:left w:val="none" w:sz="0" w:space="0" w:color="000000"/>
+                <w:right w:val="none" w:sz="0" w:space="0" w:color="000000"/>
+              </w:pBdr>
+              <w:spacing w:after="100" w:before="100" w:line="240"/>
+              <w:ind w:left="100" w:right="100" w:firstLine="0" w:firstLineChars="0"/>
+              <w:rPr>
+                <w:rFonts w:ascii="Helvetica" w:hAnsi="Helvetica" w:eastAsia="Helvetica" w:cs="Helvetica"/>
+                <w:i w:val="false"/>
+                <w:b w:val="false"/>
+                <w:u w:val="none"/>
+                <w:sz w:val="20"/>
+                <w:szCs w:val="20"/>
+                <w:color w:val="000000"/>
+              </w:rPr>
+            </w:pPr>
+            <w:r>
+              <w:rPr>
+                <w:rFonts w:ascii="Helvetica" w:hAnsi="Helvetica" w:eastAsia="Helvetica" w:cs="Helvetica"/>
+                <w:i w:val="false"/>
+                <w:b w:val="false"/>
+                <w:u w:val="none"/>
                 <w:sz w:val="20"/>
                 <w:szCs w:val="20"/>
                 <w:color w:val="000000"/>
@@ -4049,26 +3845,26 @@
         <w:trPr>
           <w:trHeight w:val="615" w:hRule="auto"/>
         </w:trPr>
-        <w:tc>
-          <w:tcPr>
-            <w:tcBorders>
-              <w:bottom w:val="none" w:sz="0" w:space="0" w:color="000000"/>
-              <w:top w:val="none" w:sz="0" w:space="0" w:color="000000"/>
-              <w:left w:val="none" w:sz="0" w:space="0" w:color="000000"/>
-              <w:right w:val="none" w:sz="0" w:space="0" w:color="000000"/>
-            </w:tcBorders>
-            <w:shd w:val="clear" w:color="auto" w:fill="FFFFFF"/>
-            <w:tcMar>
-              <w:top w:w="0" w:type="dxa"/>
-              <w:bottom w:w="0" w:type="dxa"/>
-              <w:left w:w="0" w:type="dxa"/>
-              <w:right w:w="0" w:type="dxa"/>
-            </w:tcMar>
-            <w:vAlign w:val="center"/>
-          </w:tcPr>
-          <w:p>
-            <w:pPr>
-              <w:pStyle w:val="Normal"/>
+        body12
+        <w:tc>
+          <w:tcPr>
+            <w:tcBorders>
+              <w:bottom w:val="none" w:sz="0" w:space="0" w:color="000000"/>
+              <w:top w:val="none" w:sz="0" w:space="0" w:color="000000"/>
+              <w:left w:val="none" w:sz="0" w:space="0" w:color="000000"/>
+              <w:right w:val="none" w:sz="0" w:space="0" w:color="000000"/>
+            </w:tcBorders>
+            <w:shd w:val="clear" w:color="auto" w:fill="FFFFFF"/>
+            <w:tcMar>
+              <w:top w:w="0" w:type="dxa"/>
+              <w:bottom w:w="0" w:type="dxa"/>
+              <w:left w:w="0" w:type="dxa"/>
+              <w:right w:w="0" w:type="dxa"/>
+            </w:tcMar>
+            <w:vAlign w:val="center"/>
+          </w:tcPr>
+          <w:p>
+            <w:pPr>
               <w:jc w:val="left"/>
               <w:pBdr>
                 <w:bottom w:val="none" w:sz="0" w:space="0" w:color="000000"/>
@@ -4083,19 +3879,17 @@
                 <w:i w:val="false"/>
                 <w:b w:val="false"/>
                 <w:u w:val="none"/>
-                <w:strike w:val="false"/>
-                <w:sz w:val="20"/>
-                <w:szCs w:val="20"/>
-                <w:color w:val="000000"/>
-              </w:rPr>
-            </w:pPr>
-            <w:r>
-              <w:rPr>
-                <w:rFonts w:ascii="Helvetica" w:hAnsi="Helvetica" w:eastAsia="Helvetica" w:cs="Helvetica"/>
-                <w:i w:val="false"/>
-                <w:b w:val="false"/>
-                <w:u w:val="none"/>
-                <w:strike w:val="false"/>
+                <w:sz w:val="20"/>
+                <w:szCs w:val="20"/>
+                <w:color w:val="000000"/>
+              </w:rPr>
+            </w:pPr>
+            <w:r>
+              <w:rPr>
+                <w:rFonts w:ascii="Helvetica" w:hAnsi="Helvetica" w:eastAsia="Helvetica" w:cs="Helvetica"/>
+                <w:i w:val="false"/>
+                <w:b w:val="false"/>
+                <w:u w:val="none"/>
                 <w:sz w:val="20"/>
                 <w:szCs w:val="20"/>
                 <w:color w:val="000000"/>
@@ -4123,34 +3917,31 @@
           </w:tcPr>
           <w:p>
             <w:pPr>
-              <w:pStyle w:val="Normal"/>
-              <w:jc w:val="center"/>
-              <w:pBdr>
-                <w:bottom w:val="none" w:sz="0" w:space="0" w:color="000000"/>
-                <w:top w:val="none" w:sz="0" w:space="0" w:color="000000"/>
-                <w:left w:val="none" w:sz="0" w:space="0" w:color="000000"/>
-                <w:right w:val="none" w:sz="0" w:space="0" w:color="000000"/>
-              </w:pBdr>
-              <w:spacing w:after="100" w:before="100" w:line="240"/>
-              <w:ind w:left="100" w:right="100" w:firstLine="0" w:firstLineChars="0"/>
-              <w:rPr>
-                <w:rFonts w:ascii="Helvetica" w:hAnsi="Helvetica" w:eastAsia="Helvetica" w:cs="Helvetica"/>
-                <w:i w:val="false"/>
-                <w:b w:val="false"/>
-                <w:u w:val="none"/>
-                <w:strike w:val="false"/>
-                <w:sz w:val="20"/>
-                <w:szCs w:val="20"/>
-                <w:color w:val="000000"/>
-              </w:rPr>
-            </w:pPr>
-            <w:r>
-              <w:rPr>
-                <w:rFonts w:ascii="Helvetica" w:hAnsi="Helvetica" w:eastAsia="Helvetica" w:cs="Helvetica"/>
-                <w:i w:val="false"/>
-                <w:b w:val="false"/>
-                <w:u w:val="none"/>
-                <w:strike w:val="false"/>
+              <w:jc w:val="center"/>
+              <w:pBdr>
+                <w:bottom w:val="none" w:sz="0" w:space="0" w:color="000000"/>
+                <w:top w:val="none" w:sz="0" w:space="0" w:color="000000"/>
+                <w:left w:val="none" w:sz="0" w:space="0" w:color="000000"/>
+                <w:right w:val="none" w:sz="0" w:space="0" w:color="000000"/>
+              </w:pBdr>
+              <w:spacing w:after="100" w:before="100" w:line="240"/>
+              <w:ind w:left="100" w:right="100" w:firstLine="0" w:firstLineChars="0"/>
+              <w:rPr>
+                <w:rFonts w:ascii="Helvetica" w:hAnsi="Helvetica" w:eastAsia="Helvetica" w:cs="Helvetica"/>
+                <w:i w:val="false"/>
+                <w:b w:val="false"/>
+                <w:u w:val="none"/>
+                <w:sz w:val="20"/>
+                <w:szCs w:val="20"/>
+                <w:color w:val="000000"/>
+              </w:rPr>
+            </w:pPr>
+            <w:r>
+              <w:rPr>
+                <w:rFonts w:ascii="Helvetica" w:hAnsi="Helvetica" w:eastAsia="Helvetica" w:cs="Helvetica"/>
+                <w:i w:val="false"/>
+                <w:b w:val="false"/>
+                <w:u w:val="none"/>
                 <w:sz w:val="20"/>
                 <w:szCs w:val="20"/>
                 <w:color w:val="000000"/>
@@ -4178,34 +3969,31 @@
           </w:tcPr>
           <w:p>
             <w:pPr>
-              <w:pStyle w:val="Normal"/>
-              <w:jc w:val="center"/>
-              <w:pBdr>
-                <w:bottom w:val="none" w:sz="0" w:space="0" w:color="000000"/>
-                <w:top w:val="none" w:sz="0" w:space="0" w:color="000000"/>
-                <w:left w:val="none" w:sz="0" w:space="0" w:color="000000"/>
-                <w:right w:val="none" w:sz="0" w:space="0" w:color="000000"/>
-              </w:pBdr>
-              <w:spacing w:after="100" w:before="100" w:line="240"/>
-              <w:ind w:left="100" w:right="100" w:firstLine="0" w:firstLineChars="0"/>
-              <w:rPr>
-                <w:rFonts w:ascii="Helvetica" w:hAnsi="Helvetica" w:eastAsia="Helvetica" w:cs="Helvetica"/>
-                <w:i w:val="false"/>
-                <w:b w:val="false"/>
-                <w:u w:val="none"/>
-                <w:strike w:val="false"/>
-                <w:sz w:val="20"/>
-                <w:szCs w:val="20"/>
-                <w:color w:val="000000"/>
-              </w:rPr>
-            </w:pPr>
-            <w:r>
-              <w:rPr>
-                <w:rFonts w:ascii="Helvetica" w:hAnsi="Helvetica" w:eastAsia="Helvetica" w:cs="Helvetica"/>
-                <w:i w:val="false"/>
-                <w:b w:val="false"/>
-                <w:u w:val="none"/>
-                <w:strike w:val="false"/>
+              <w:jc w:val="center"/>
+              <w:pBdr>
+                <w:bottom w:val="none" w:sz="0" w:space="0" w:color="000000"/>
+                <w:top w:val="none" w:sz="0" w:space="0" w:color="000000"/>
+                <w:left w:val="none" w:sz="0" w:space="0" w:color="000000"/>
+                <w:right w:val="none" w:sz="0" w:space="0" w:color="000000"/>
+              </w:pBdr>
+              <w:spacing w:after="100" w:before="100" w:line="240"/>
+              <w:ind w:left="100" w:right="100" w:firstLine="0" w:firstLineChars="0"/>
+              <w:rPr>
+                <w:rFonts w:ascii="Helvetica" w:hAnsi="Helvetica" w:eastAsia="Helvetica" w:cs="Helvetica"/>
+                <w:i w:val="false"/>
+                <w:b w:val="false"/>
+                <w:u w:val="none"/>
+                <w:sz w:val="20"/>
+                <w:szCs w:val="20"/>
+                <w:color w:val="000000"/>
+              </w:rPr>
+            </w:pPr>
+            <w:r>
+              <w:rPr>
+                <w:rFonts w:ascii="Helvetica" w:hAnsi="Helvetica" w:eastAsia="Helvetica" w:cs="Helvetica"/>
+                <w:i w:val="false"/>
+                <w:b w:val="false"/>
+                <w:u w:val="none"/>
                 <w:sz w:val="20"/>
                 <w:szCs w:val="20"/>
                 <w:color w:val="000000"/>
@@ -4233,34 +4021,31 @@
           </w:tcPr>
           <w:p>
             <w:pPr>
-              <w:pStyle w:val="Normal"/>
-              <w:jc w:val="center"/>
-              <w:pBdr>
-                <w:bottom w:val="none" w:sz="0" w:space="0" w:color="000000"/>
-                <w:top w:val="none" w:sz="0" w:space="0" w:color="000000"/>
-                <w:left w:val="none" w:sz="0" w:space="0" w:color="000000"/>
-                <w:right w:val="none" w:sz="0" w:space="0" w:color="000000"/>
-              </w:pBdr>
-              <w:spacing w:after="100" w:before="100" w:line="240"/>
-              <w:ind w:left="100" w:right="100" w:firstLine="0" w:firstLineChars="0"/>
-              <w:rPr>
-                <w:rFonts w:ascii="Helvetica" w:hAnsi="Helvetica" w:eastAsia="Helvetica" w:cs="Helvetica"/>
-                <w:i w:val="false"/>
-                <w:b w:val="false"/>
-                <w:u w:val="none"/>
-                <w:strike w:val="false"/>
-                <w:sz w:val="20"/>
-                <w:szCs w:val="20"/>
-                <w:color w:val="000000"/>
-              </w:rPr>
-            </w:pPr>
-            <w:r>
-              <w:rPr>
-                <w:rFonts w:ascii="Helvetica" w:hAnsi="Helvetica" w:eastAsia="Helvetica" w:cs="Helvetica"/>
-                <w:i w:val="false"/>
-                <w:b w:val="false"/>
-                <w:u w:val="none"/>
-                <w:strike w:val="false"/>
+              <w:jc w:val="center"/>
+              <w:pBdr>
+                <w:bottom w:val="none" w:sz="0" w:space="0" w:color="000000"/>
+                <w:top w:val="none" w:sz="0" w:space="0" w:color="000000"/>
+                <w:left w:val="none" w:sz="0" w:space="0" w:color="000000"/>
+                <w:right w:val="none" w:sz="0" w:space="0" w:color="000000"/>
+              </w:pBdr>
+              <w:spacing w:after="100" w:before="100" w:line="240"/>
+              <w:ind w:left="100" w:right="100" w:firstLine="0" w:firstLineChars="0"/>
+              <w:rPr>
+                <w:rFonts w:ascii="Helvetica" w:hAnsi="Helvetica" w:eastAsia="Helvetica" w:cs="Helvetica"/>
+                <w:i w:val="false"/>
+                <w:b w:val="false"/>
+                <w:u w:val="none"/>
+                <w:sz w:val="20"/>
+                <w:szCs w:val="20"/>
+                <w:color w:val="000000"/>
+              </w:rPr>
+            </w:pPr>
+            <w:r>
+              <w:rPr>
+                <w:rFonts w:ascii="Helvetica" w:hAnsi="Helvetica" w:eastAsia="Helvetica" w:cs="Helvetica"/>
+                <w:i w:val="false"/>
+                <w:b w:val="false"/>
+                <w:u w:val="none"/>
                 <w:sz w:val="20"/>
                 <w:szCs w:val="20"/>
                 <w:color w:val="000000"/>
@@ -4288,34 +4073,31 @@
           </w:tcPr>
           <w:p>
             <w:pPr>
-              <w:pStyle w:val="Normal"/>
-              <w:jc w:val="center"/>
-              <w:pBdr>
-                <w:bottom w:val="none" w:sz="0" w:space="0" w:color="000000"/>
-                <w:top w:val="none" w:sz="0" w:space="0" w:color="000000"/>
-                <w:left w:val="none" w:sz="0" w:space="0" w:color="000000"/>
-                <w:right w:val="none" w:sz="0" w:space="0" w:color="000000"/>
-              </w:pBdr>
-              <w:spacing w:after="100" w:before="100" w:line="240"/>
-              <w:ind w:left="100" w:right="100" w:firstLine="0" w:firstLineChars="0"/>
-              <w:rPr>
-                <w:rFonts w:ascii="Helvetica" w:hAnsi="Helvetica" w:eastAsia="Helvetica" w:cs="Helvetica"/>
-                <w:i w:val="false"/>
-                <w:b w:val="false"/>
-                <w:u w:val="none"/>
-                <w:strike w:val="false"/>
-                <w:sz w:val="20"/>
-                <w:szCs w:val="20"/>
-                <w:color w:val="000000"/>
-              </w:rPr>
-            </w:pPr>
-            <w:r>
-              <w:rPr>
-                <w:rFonts w:ascii="Helvetica" w:hAnsi="Helvetica" w:eastAsia="Helvetica" w:cs="Helvetica"/>
-                <w:i w:val="false"/>
-                <w:b w:val="false"/>
-                <w:u w:val="none"/>
-                <w:strike w:val="false"/>
+              <w:jc w:val="center"/>
+              <w:pBdr>
+                <w:bottom w:val="none" w:sz="0" w:space="0" w:color="000000"/>
+                <w:top w:val="none" w:sz="0" w:space="0" w:color="000000"/>
+                <w:left w:val="none" w:sz="0" w:space="0" w:color="000000"/>
+                <w:right w:val="none" w:sz="0" w:space="0" w:color="000000"/>
+              </w:pBdr>
+              <w:spacing w:after="100" w:before="100" w:line="240"/>
+              <w:ind w:left="100" w:right="100" w:firstLine="0" w:firstLineChars="0"/>
+              <w:rPr>
+                <w:rFonts w:ascii="Helvetica" w:hAnsi="Helvetica" w:eastAsia="Helvetica" w:cs="Helvetica"/>
+                <w:i w:val="false"/>
+                <w:b w:val="false"/>
+                <w:u w:val="none"/>
+                <w:sz w:val="20"/>
+                <w:szCs w:val="20"/>
+                <w:color w:val="000000"/>
+              </w:rPr>
+            </w:pPr>
+            <w:r>
+              <w:rPr>
+                <w:rFonts w:ascii="Helvetica" w:hAnsi="Helvetica" w:eastAsia="Helvetica" w:cs="Helvetica"/>
+                <w:i w:val="false"/>
+                <w:b w:val="false"/>
+                <w:u w:val="none"/>
                 <w:sz w:val="20"/>
                 <w:szCs w:val="20"/>
                 <w:color w:val="000000"/>
@@ -4343,34 +4125,31 @@
           </w:tcPr>
           <w:p>
             <w:pPr>
-              <w:pStyle w:val="Normal"/>
-              <w:jc w:val="center"/>
-              <w:pBdr>
-                <w:bottom w:val="none" w:sz="0" w:space="0" w:color="000000"/>
-                <w:top w:val="none" w:sz="0" w:space="0" w:color="000000"/>
-                <w:left w:val="none" w:sz="0" w:space="0" w:color="000000"/>
-                <w:right w:val="none" w:sz="0" w:space="0" w:color="000000"/>
-              </w:pBdr>
-              <w:spacing w:after="100" w:before="100" w:line="240"/>
-              <w:ind w:left="100" w:right="100" w:firstLine="0" w:firstLineChars="0"/>
-              <w:rPr>
-                <w:rFonts w:ascii="Helvetica" w:hAnsi="Helvetica" w:eastAsia="Helvetica" w:cs="Helvetica"/>
-                <w:i w:val="false"/>
-                <w:b w:val="false"/>
-                <w:u w:val="none"/>
-                <w:strike w:val="false"/>
-                <w:sz w:val="20"/>
-                <w:szCs w:val="20"/>
-                <w:color w:val="000000"/>
-              </w:rPr>
-            </w:pPr>
-            <w:r>
-              <w:rPr>
-                <w:rFonts w:ascii="Helvetica" w:hAnsi="Helvetica" w:eastAsia="Helvetica" w:cs="Helvetica"/>
-                <w:i w:val="false"/>
-                <w:b w:val="false"/>
-                <w:u w:val="none"/>
-                <w:strike w:val="false"/>
+              <w:jc w:val="center"/>
+              <w:pBdr>
+                <w:bottom w:val="none" w:sz="0" w:space="0" w:color="000000"/>
+                <w:top w:val="none" w:sz="0" w:space="0" w:color="000000"/>
+                <w:left w:val="none" w:sz="0" w:space="0" w:color="000000"/>
+                <w:right w:val="none" w:sz="0" w:space="0" w:color="000000"/>
+              </w:pBdr>
+              <w:spacing w:after="100" w:before="100" w:line="240"/>
+              <w:ind w:left="100" w:right="100" w:firstLine="0" w:firstLineChars="0"/>
+              <w:rPr>
+                <w:rFonts w:ascii="Helvetica" w:hAnsi="Helvetica" w:eastAsia="Helvetica" w:cs="Helvetica"/>
+                <w:i w:val="false"/>
+                <w:b w:val="false"/>
+                <w:u w:val="none"/>
+                <w:sz w:val="20"/>
+                <w:szCs w:val="20"/>
+                <w:color w:val="000000"/>
+              </w:rPr>
+            </w:pPr>
+            <w:r>
+              <w:rPr>
+                <w:rFonts w:ascii="Helvetica" w:hAnsi="Helvetica" w:eastAsia="Helvetica" w:cs="Helvetica"/>
+                <w:i w:val="false"/>
+                <w:b w:val="false"/>
+                <w:u w:val="none"/>
                 <w:sz w:val="20"/>
                 <w:szCs w:val="20"/>
                 <w:color w:val="000000"/>
@@ -4384,26 +4163,26 @@
         <w:trPr>
           <w:trHeight w:val="577" w:hRule="auto"/>
         </w:trPr>
-        <w:tc>
-          <w:tcPr>
-            <w:tcBorders>
-              <w:bottom w:val="none" w:sz="0" w:space="0" w:color="000000"/>
-              <w:top w:val="none" w:sz="0" w:space="0" w:color="000000"/>
-              <w:left w:val="none" w:sz="0" w:space="0" w:color="000000"/>
-              <w:right w:val="none" w:sz="0" w:space="0" w:color="000000"/>
-            </w:tcBorders>
-            <w:shd w:val="clear" w:color="auto" w:fill="FFFFFF"/>
-            <w:tcMar>
-              <w:top w:w="0" w:type="dxa"/>
-              <w:bottom w:w="0" w:type="dxa"/>
-              <w:left w:w="0" w:type="dxa"/>
-              <w:right w:w="0" w:type="dxa"/>
-            </w:tcMar>
-            <w:vAlign w:val="center"/>
-          </w:tcPr>
-          <w:p>
-            <w:pPr>
-              <w:pStyle w:val="Normal"/>
+        body13
+        <w:tc>
+          <w:tcPr>
+            <w:tcBorders>
+              <w:bottom w:val="none" w:sz="0" w:space="0" w:color="000000"/>
+              <w:top w:val="none" w:sz="0" w:space="0" w:color="000000"/>
+              <w:left w:val="none" w:sz="0" w:space="0" w:color="000000"/>
+              <w:right w:val="none" w:sz="0" w:space="0" w:color="000000"/>
+            </w:tcBorders>
+            <w:shd w:val="clear" w:color="auto" w:fill="FFFFFF"/>
+            <w:tcMar>
+              <w:top w:w="0" w:type="dxa"/>
+              <w:bottom w:w="0" w:type="dxa"/>
+              <w:left w:w="0" w:type="dxa"/>
+              <w:right w:w="0" w:type="dxa"/>
+            </w:tcMar>
+            <w:vAlign w:val="center"/>
+          </w:tcPr>
+          <w:p>
+            <w:pPr>
               <w:jc w:val="left"/>
               <w:pBdr>
                 <w:bottom w:val="none" w:sz="0" w:space="0" w:color="000000"/>
@@ -4418,19 +4197,17 @@
                 <w:i w:val="false"/>
                 <w:b w:val="false"/>
                 <w:u w:val="none"/>
-                <w:strike w:val="false"/>
-                <w:sz w:val="20"/>
-                <w:szCs w:val="20"/>
-                <w:color w:val="000000"/>
-              </w:rPr>
-            </w:pPr>
-            <w:r>
-              <w:rPr>
-                <w:rFonts w:ascii="Helvetica" w:hAnsi="Helvetica" w:eastAsia="Helvetica" w:cs="Helvetica"/>
-                <w:i w:val="false"/>
-                <w:b w:val="false"/>
-                <w:u w:val="none"/>
-                <w:strike w:val="false"/>
+                <w:sz w:val="20"/>
+                <w:szCs w:val="20"/>
+                <w:color w:val="000000"/>
+              </w:rPr>
+            </w:pPr>
+            <w:r>
+              <w:rPr>
+                <w:rFonts w:ascii="Helvetica" w:hAnsi="Helvetica" w:eastAsia="Helvetica" w:cs="Helvetica"/>
+                <w:i w:val="false"/>
+                <w:b w:val="false"/>
+                <w:u w:val="none"/>
                 <w:sz w:val="20"/>
                 <w:szCs w:val="20"/>
                 <w:color w:val="000000"/>
@@ -4458,34 +4235,31 @@
           </w:tcPr>
           <w:p>
             <w:pPr>
-              <w:pStyle w:val="Normal"/>
-              <w:jc w:val="center"/>
-              <w:pBdr>
-                <w:bottom w:val="none" w:sz="0" w:space="0" w:color="000000"/>
-                <w:top w:val="none" w:sz="0" w:space="0" w:color="000000"/>
-                <w:left w:val="none" w:sz="0" w:space="0" w:color="000000"/>
-                <w:right w:val="none" w:sz="0" w:space="0" w:color="000000"/>
-              </w:pBdr>
-              <w:spacing w:after="100" w:before="100" w:line="240"/>
-              <w:ind w:left="100" w:right="100" w:firstLine="0" w:firstLineChars="0"/>
-              <w:rPr>
-                <w:rFonts w:ascii="Helvetica" w:hAnsi="Helvetica" w:eastAsia="Helvetica" w:cs="Helvetica"/>
-                <w:i w:val="false"/>
-                <w:b w:val="false"/>
-                <w:u w:val="none"/>
-                <w:strike w:val="false"/>
-                <w:sz w:val="20"/>
-                <w:szCs w:val="20"/>
-                <w:color w:val="000000"/>
-              </w:rPr>
-            </w:pPr>
-            <w:r>
-              <w:rPr>
-                <w:rFonts w:ascii="Helvetica" w:hAnsi="Helvetica" w:eastAsia="Helvetica" w:cs="Helvetica"/>
-                <w:i w:val="false"/>
-                <w:b w:val="false"/>
-                <w:u w:val="none"/>
-                <w:strike w:val="false"/>
+              <w:jc w:val="center"/>
+              <w:pBdr>
+                <w:bottom w:val="none" w:sz="0" w:space="0" w:color="000000"/>
+                <w:top w:val="none" w:sz="0" w:space="0" w:color="000000"/>
+                <w:left w:val="none" w:sz="0" w:space="0" w:color="000000"/>
+                <w:right w:val="none" w:sz="0" w:space="0" w:color="000000"/>
+              </w:pBdr>
+              <w:spacing w:after="100" w:before="100" w:line="240"/>
+              <w:ind w:left="100" w:right="100" w:firstLine="0" w:firstLineChars="0"/>
+              <w:rPr>
+                <w:rFonts w:ascii="Helvetica" w:hAnsi="Helvetica" w:eastAsia="Helvetica" w:cs="Helvetica"/>
+                <w:i w:val="false"/>
+                <w:b w:val="false"/>
+                <w:u w:val="none"/>
+                <w:sz w:val="20"/>
+                <w:szCs w:val="20"/>
+                <w:color w:val="000000"/>
+              </w:rPr>
+            </w:pPr>
+            <w:r>
+              <w:rPr>
+                <w:rFonts w:ascii="Helvetica" w:hAnsi="Helvetica" w:eastAsia="Helvetica" w:cs="Helvetica"/>
+                <w:i w:val="false"/>
+                <w:b w:val="false"/>
+                <w:u w:val="none"/>
                 <w:sz w:val="20"/>
                 <w:szCs w:val="20"/>
                 <w:color w:val="000000"/>
@@ -4513,34 +4287,31 @@
           </w:tcPr>
           <w:p>
             <w:pPr>
-              <w:pStyle w:val="Normal"/>
-              <w:jc w:val="center"/>
-              <w:pBdr>
-                <w:bottom w:val="none" w:sz="0" w:space="0" w:color="000000"/>
-                <w:top w:val="none" w:sz="0" w:space="0" w:color="000000"/>
-                <w:left w:val="none" w:sz="0" w:space="0" w:color="000000"/>
-                <w:right w:val="none" w:sz="0" w:space="0" w:color="000000"/>
-              </w:pBdr>
-              <w:spacing w:after="100" w:before="100" w:line="240"/>
-              <w:ind w:left="100" w:right="100" w:firstLine="0" w:firstLineChars="0"/>
-              <w:rPr>
-                <w:rFonts w:ascii="Helvetica" w:hAnsi="Helvetica" w:eastAsia="Helvetica" w:cs="Helvetica"/>
-                <w:i w:val="false"/>
-                <w:b w:val="false"/>
-                <w:u w:val="none"/>
-                <w:strike w:val="false"/>
-                <w:sz w:val="20"/>
-                <w:szCs w:val="20"/>
-                <w:color w:val="000000"/>
-              </w:rPr>
-            </w:pPr>
-            <w:r>
-              <w:rPr>
-                <w:rFonts w:ascii="Helvetica" w:hAnsi="Helvetica" w:eastAsia="Helvetica" w:cs="Helvetica"/>
-                <w:i w:val="false"/>
-                <w:b w:val="false"/>
-                <w:u w:val="none"/>
-                <w:strike w:val="false"/>
+              <w:jc w:val="center"/>
+              <w:pBdr>
+                <w:bottom w:val="none" w:sz="0" w:space="0" w:color="000000"/>
+                <w:top w:val="none" w:sz="0" w:space="0" w:color="000000"/>
+                <w:left w:val="none" w:sz="0" w:space="0" w:color="000000"/>
+                <w:right w:val="none" w:sz="0" w:space="0" w:color="000000"/>
+              </w:pBdr>
+              <w:spacing w:after="100" w:before="100" w:line="240"/>
+              <w:ind w:left="100" w:right="100" w:firstLine="0" w:firstLineChars="0"/>
+              <w:rPr>
+                <w:rFonts w:ascii="Helvetica" w:hAnsi="Helvetica" w:eastAsia="Helvetica" w:cs="Helvetica"/>
+                <w:i w:val="false"/>
+                <w:b w:val="false"/>
+                <w:u w:val="none"/>
+                <w:sz w:val="20"/>
+                <w:szCs w:val="20"/>
+                <w:color w:val="000000"/>
+              </w:rPr>
+            </w:pPr>
+            <w:r>
+              <w:rPr>
+                <w:rFonts w:ascii="Helvetica" w:hAnsi="Helvetica" w:eastAsia="Helvetica" w:cs="Helvetica"/>
+                <w:i w:val="false"/>
+                <w:b w:val="false"/>
+                <w:u w:val="none"/>
                 <w:sz w:val="20"/>
                 <w:szCs w:val="20"/>
                 <w:color w:val="000000"/>
@@ -4568,34 +4339,31 @@
           </w:tcPr>
           <w:p>
             <w:pPr>
-              <w:pStyle w:val="Normal"/>
-              <w:jc w:val="center"/>
-              <w:pBdr>
-                <w:bottom w:val="none" w:sz="0" w:space="0" w:color="000000"/>
-                <w:top w:val="none" w:sz="0" w:space="0" w:color="000000"/>
-                <w:left w:val="none" w:sz="0" w:space="0" w:color="000000"/>
-                <w:right w:val="none" w:sz="0" w:space="0" w:color="000000"/>
-              </w:pBdr>
-              <w:spacing w:after="100" w:before="100" w:line="240"/>
-              <w:ind w:left="100" w:right="100" w:firstLine="0" w:firstLineChars="0"/>
-              <w:rPr>
-                <w:rFonts w:ascii="Helvetica" w:hAnsi="Helvetica" w:eastAsia="Helvetica" w:cs="Helvetica"/>
-                <w:i w:val="false"/>
-                <w:b w:val="false"/>
-                <w:u w:val="none"/>
-                <w:strike w:val="false"/>
-                <w:sz w:val="20"/>
-                <w:szCs w:val="20"/>
-                <w:color w:val="000000"/>
-              </w:rPr>
-            </w:pPr>
-            <w:r>
-              <w:rPr>
-                <w:rFonts w:ascii="Helvetica" w:hAnsi="Helvetica" w:eastAsia="Helvetica" w:cs="Helvetica"/>
-                <w:i w:val="false"/>
-                <w:b w:val="false"/>
-                <w:u w:val="none"/>
-                <w:strike w:val="false"/>
+              <w:jc w:val="center"/>
+              <w:pBdr>
+                <w:bottom w:val="none" w:sz="0" w:space="0" w:color="000000"/>
+                <w:top w:val="none" w:sz="0" w:space="0" w:color="000000"/>
+                <w:left w:val="none" w:sz="0" w:space="0" w:color="000000"/>
+                <w:right w:val="none" w:sz="0" w:space="0" w:color="000000"/>
+              </w:pBdr>
+              <w:spacing w:after="100" w:before="100" w:line="240"/>
+              <w:ind w:left="100" w:right="100" w:firstLine="0" w:firstLineChars="0"/>
+              <w:rPr>
+                <w:rFonts w:ascii="Helvetica" w:hAnsi="Helvetica" w:eastAsia="Helvetica" w:cs="Helvetica"/>
+                <w:i w:val="false"/>
+                <w:b w:val="false"/>
+                <w:u w:val="none"/>
+                <w:sz w:val="20"/>
+                <w:szCs w:val="20"/>
+                <w:color w:val="000000"/>
+              </w:rPr>
+            </w:pPr>
+            <w:r>
+              <w:rPr>
+                <w:rFonts w:ascii="Helvetica" w:hAnsi="Helvetica" w:eastAsia="Helvetica" w:cs="Helvetica"/>
+                <w:i w:val="false"/>
+                <w:b w:val="false"/>
+                <w:u w:val="none"/>
                 <w:sz w:val="20"/>
                 <w:szCs w:val="20"/>
                 <w:color w:val="000000"/>
@@ -4623,34 +4391,31 @@
           </w:tcPr>
           <w:p>
             <w:pPr>
-              <w:pStyle w:val="Normal"/>
-              <w:jc w:val="center"/>
-              <w:pBdr>
-                <w:bottom w:val="none" w:sz="0" w:space="0" w:color="000000"/>
-                <w:top w:val="none" w:sz="0" w:space="0" w:color="000000"/>
-                <w:left w:val="none" w:sz="0" w:space="0" w:color="000000"/>
-                <w:right w:val="none" w:sz="0" w:space="0" w:color="000000"/>
-              </w:pBdr>
-              <w:spacing w:after="100" w:before="100" w:line="240"/>
-              <w:ind w:left="100" w:right="100" w:firstLine="0" w:firstLineChars="0"/>
-              <w:rPr>
-                <w:rFonts w:ascii="Helvetica" w:hAnsi="Helvetica" w:eastAsia="Helvetica" w:cs="Helvetica"/>
-                <w:i w:val="false"/>
-                <w:b w:val="false"/>
-                <w:u w:val="none"/>
-                <w:strike w:val="false"/>
-                <w:sz w:val="20"/>
-                <w:szCs w:val="20"/>
-                <w:color w:val="000000"/>
-              </w:rPr>
-            </w:pPr>
-            <w:r>
-              <w:rPr>
-                <w:rFonts w:ascii="Helvetica" w:hAnsi="Helvetica" w:eastAsia="Helvetica" w:cs="Helvetica"/>
-                <w:i w:val="false"/>
-                <w:b w:val="false"/>
-                <w:u w:val="none"/>
-                <w:strike w:val="false"/>
+              <w:jc w:val="center"/>
+              <w:pBdr>
+                <w:bottom w:val="none" w:sz="0" w:space="0" w:color="000000"/>
+                <w:top w:val="none" w:sz="0" w:space="0" w:color="000000"/>
+                <w:left w:val="none" w:sz="0" w:space="0" w:color="000000"/>
+                <w:right w:val="none" w:sz="0" w:space="0" w:color="000000"/>
+              </w:pBdr>
+              <w:spacing w:after="100" w:before="100" w:line="240"/>
+              <w:ind w:left="100" w:right="100" w:firstLine="0" w:firstLineChars="0"/>
+              <w:rPr>
+                <w:rFonts w:ascii="Helvetica" w:hAnsi="Helvetica" w:eastAsia="Helvetica" w:cs="Helvetica"/>
+                <w:i w:val="false"/>
+                <w:b w:val="false"/>
+                <w:u w:val="none"/>
+                <w:sz w:val="20"/>
+                <w:szCs w:val="20"/>
+                <w:color w:val="000000"/>
+              </w:rPr>
+            </w:pPr>
+            <w:r>
+              <w:rPr>
+                <w:rFonts w:ascii="Helvetica" w:hAnsi="Helvetica" w:eastAsia="Helvetica" w:cs="Helvetica"/>
+                <w:i w:val="false"/>
+                <w:b w:val="false"/>
+                <w:u w:val="none"/>
                 <w:sz w:val="20"/>
                 <w:szCs w:val="20"/>
                 <w:color w:val="000000"/>
@@ -4678,34 +4443,31 @@
           </w:tcPr>
           <w:p>
             <w:pPr>
-              <w:pStyle w:val="Normal"/>
-              <w:jc w:val="center"/>
-              <w:pBdr>
-                <w:bottom w:val="none" w:sz="0" w:space="0" w:color="000000"/>
-                <w:top w:val="none" w:sz="0" w:space="0" w:color="000000"/>
-                <w:left w:val="none" w:sz="0" w:space="0" w:color="000000"/>
-                <w:right w:val="none" w:sz="0" w:space="0" w:color="000000"/>
-              </w:pBdr>
-              <w:spacing w:after="100" w:before="100" w:line="240"/>
-              <w:ind w:left="100" w:right="100" w:firstLine="0" w:firstLineChars="0"/>
-              <w:rPr>
-                <w:rFonts w:ascii="Helvetica" w:hAnsi="Helvetica" w:eastAsia="Helvetica" w:cs="Helvetica"/>
-                <w:i w:val="false"/>
-                <w:b w:val="false"/>
-                <w:u w:val="none"/>
-                <w:strike w:val="false"/>
-                <w:sz w:val="20"/>
-                <w:szCs w:val="20"/>
-                <w:color w:val="000000"/>
-              </w:rPr>
-            </w:pPr>
-            <w:r>
-              <w:rPr>
-                <w:rFonts w:ascii="Helvetica" w:hAnsi="Helvetica" w:eastAsia="Helvetica" w:cs="Helvetica"/>
-                <w:i w:val="false"/>
-                <w:b w:val="false"/>
-                <w:u w:val="none"/>
-                <w:strike w:val="false"/>
+              <w:jc w:val="center"/>
+              <w:pBdr>
+                <w:bottom w:val="none" w:sz="0" w:space="0" w:color="000000"/>
+                <w:top w:val="none" w:sz="0" w:space="0" w:color="000000"/>
+                <w:left w:val="none" w:sz="0" w:space="0" w:color="000000"/>
+                <w:right w:val="none" w:sz="0" w:space="0" w:color="000000"/>
+              </w:pBdr>
+              <w:spacing w:after="100" w:before="100" w:line="240"/>
+              <w:ind w:left="100" w:right="100" w:firstLine="0" w:firstLineChars="0"/>
+              <w:rPr>
+                <w:rFonts w:ascii="Helvetica" w:hAnsi="Helvetica" w:eastAsia="Helvetica" w:cs="Helvetica"/>
+                <w:i w:val="false"/>
+                <w:b w:val="false"/>
+                <w:u w:val="none"/>
+                <w:sz w:val="20"/>
+                <w:szCs w:val="20"/>
+                <w:color w:val="000000"/>
+              </w:rPr>
+            </w:pPr>
+            <w:r>
+              <w:rPr>
+                <w:rFonts w:ascii="Helvetica" w:hAnsi="Helvetica" w:eastAsia="Helvetica" w:cs="Helvetica"/>
+                <w:i w:val="false"/>
+                <w:b w:val="false"/>
+                <w:u w:val="none"/>
                 <w:sz w:val="20"/>
                 <w:szCs w:val="20"/>
                 <w:color w:val="000000"/>
@@ -4719,26 +4481,26 @@
         <w:trPr>
           <w:trHeight w:val="617" w:hRule="auto"/>
         </w:trPr>
-        <w:tc>
-          <w:tcPr>
-            <w:tcBorders>
-              <w:bottom w:val="none" w:sz="0" w:space="0" w:color="000000"/>
-              <w:top w:val="none" w:sz="0" w:space="0" w:color="000000"/>
-              <w:left w:val="none" w:sz="0" w:space="0" w:color="000000"/>
-              <w:right w:val="none" w:sz="0" w:space="0" w:color="000000"/>
-            </w:tcBorders>
-            <w:shd w:val="clear" w:color="auto" w:fill="FFFFFF"/>
-            <w:tcMar>
-              <w:top w:w="0" w:type="dxa"/>
-              <w:bottom w:w="0" w:type="dxa"/>
-              <w:left w:w="0" w:type="dxa"/>
-              <w:right w:w="0" w:type="dxa"/>
-            </w:tcMar>
-            <w:vAlign w:val="center"/>
-          </w:tcPr>
-          <w:p>
-            <w:pPr>
-              <w:pStyle w:val="Normal"/>
+        body14
+        <w:tc>
+          <w:tcPr>
+            <w:tcBorders>
+              <w:bottom w:val="none" w:sz="0" w:space="0" w:color="000000"/>
+              <w:top w:val="none" w:sz="0" w:space="0" w:color="000000"/>
+              <w:left w:val="none" w:sz="0" w:space="0" w:color="000000"/>
+              <w:right w:val="none" w:sz="0" w:space="0" w:color="000000"/>
+            </w:tcBorders>
+            <w:shd w:val="clear" w:color="auto" w:fill="FFFFFF"/>
+            <w:tcMar>
+              <w:top w:w="0" w:type="dxa"/>
+              <w:bottom w:w="0" w:type="dxa"/>
+              <w:left w:w="0" w:type="dxa"/>
+              <w:right w:w="0" w:type="dxa"/>
+            </w:tcMar>
+            <w:vAlign w:val="center"/>
+          </w:tcPr>
+          <w:p>
+            <w:pPr>
               <w:jc w:val="left"/>
               <w:pBdr>
                 <w:bottom w:val="none" w:sz="0" w:space="0" w:color="000000"/>
@@ -4753,19 +4515,17 @@
                 <w:i w:val="false"/>
                 <w:b w:val="false"/>
                 <w:u w:val="none"/>
-                <w:strike w:val="false"/>
-                <w:sz w:val="20"/>
-                <w:szCs w:val="20"/>
-                <w:color w:val="000000"/>
-              </w:rPr>
-            </w:pPr>
-            <w:r>
-              <w:rPr>
-                <w:rFonts w:ascii="Helvetica" w:hAnsi="Helvetica" w:eastAsia="Helvetica" w:cs="Helvetica"/>
-                <w:i w:val="false"/>
-                <w:b w:val="false"/>
-                <w:u w:val="none"/>
-                <w:strike w:val="false"/>
+                <w:sz w:val="20"/>
+                <w:szCs w:val="20"/>
+                <w:color w:val="000000"/>
+              </w:rPr>
+            </w:pPr>
+            <w:r>
+              <w:rPr>
+                <w:rFonts w:ascii="Helvetica" w:hAnsi="Helvetica" w:eastAsia="Helvetica" w:cs="Helvetica"/>
+                <w:i w:val="false"/>
+                <w:b w:val="false"/>
+                <w:u w:val="none"/>
                 <w:sz w:val="20"/>
                 <w:szCs w:val="20"/>
                 <w:color w:val="000000"/>
@@ -4793,34 +4553,31 @@
           </w:tcPr>
           <w:p>
             <w:pPr>
-              <w:pStyle w:val="Normal"/>
-              <w:jc w:val="center"/>
-              <w:pBdr>
-                <w:bottom w:val="none" w:sz="0" w:space="0" w:color="000000"/>
-                <w:top w:val="none" w:sz="0" w:space="0" w:color="000000"/>
-                <w:left w:val="none" w:sz="0" w:space="0" w:color="000000"/>
-                <w:right w:val="none" w:sz="0" w:space="0" w:color="000000"/>
-              </w:pBdr>
-              <w:spacing w:after="100" w:before="100" w:line="240"/>
-              <w:ind w:left="100" w:right="100" w:firstLine="0" w:firstLineChars="0"/>
-              <w:rPr>
-                <w:rFonts w:ascii="Helvetica" w:hAnsi="Helvetica" w:eastAsia="Helvetica" w:cs="Helvetica"/>
-                <w:i w:val="false"/>
-                <w:b w:val="false"/>
-                <w:u w:val="none"/>
-                <w:strike w:val="false"/>
-                <w:sz w:val="20"/>
-                <w:szCs w:val="20"/>
-                <w:color w:val="000000"/>
-              </w:rPr>
-            </w:pPr>
-            <w:r>
-              <w:rPr>
-                <w:rFonts w:ascii="Helvetica" w:hAnsi="Helvetica" w:eastAsia="Helvetica" w:cs="Helvetica"/>
-                <w:i w:val="false"/>
-                <w:b w:val="false"/>
-                <w:u w:val="none"/>
-                <w:strike w:val="false"/>
+              <w:jc w:val="center"/>
+              <w:pBdr>
+                <w:bottom w:val="none" w:sz="0" w:space="0" w:color="000000"/>
+                <w:top w:val="none" w:sz="0" w:space="0" w:color="000000"/>
+                <w:left w:val="none" w:sz="0" w:space="0" w:color="000000"/>
+                <w:right w:val="none" w:sz="0" w:space="0" w:color="000000"/>
+              </w:pBdr>
+              <w:spacing w:after="100" w:before="100" w:line="240"/>
+              <w:ind w:left="100" w:right="100" w:firstLine="0" w:firstLineChars="0"/>
+              <w:rPr>
+                <w:rFonts w:ascii="Helvetica" w:hAnsi="Helvetica" w:eastAsia="Helvetica" w:cs="Helvetica"/>
+                <w:i w:val="false"/>
+                <w:b w:val="false"/>
+                <w:u w:val="none"/>
+                <w:sz w:val="20"/>
+                <w:szCs w:val="20"/>
+                <w:color w:val="000000"/>
+              </w:rPr>
+            </w:pPr>
+            <w:r>
+              <w:rPr>
+                <w:rFonts w:ascii="Helvetica" w:hAnsi="Helvetica" w:eastAsia="Helvetica" w:cs="Helvetica"/>
+                <w:i w:val="false"/>
+                <w:b w:val="false"/>
+                <w:u w:val="none"/>
                 <w:sz w:val="20"/>
                 <w:szCs w:val="20"/>
                 <w:color w:val="000000"/>
@@ -4848,34 +4605,31 @@
           </w:tcPr>
           <w:p>
             <w:pPr>
-              <w:pStyle w:val="Normal"/>
-              <w:jc w:val="center"/>
-              <w:pBdr>
-                <w:bottom w:val="none" w:sz="0" w:space="0" w:color="000000"/>
-                <w:top w:val="none" w:sz="0" w:space="0" w:color="000000"/>
-                <w:left w:val="none" w:sz="0" w:space="0" w:color="000000"/>
-                <w:right w:val="none" w:sz="0" w:space="0" w:color="000000"/>
-              </w:pBdr>
-              <w:spacing w:after="100" w:before="100" w:line="240"/>
-              <w:ind w:left="100" w:right="100" w:firstLine="0" w:firstLineChars="0"/>
-              <w:rPr>
-                <w:rFonts w:ascii="Helvetica" w:hAnsi="Helvetica" w:eastAsia="Helvetica" w:cs="Helvetica"/>
-                <w:i w:val="false"/>
-                <w:b w:val="false"/>
-                <w:u w:val="none"/>
-                <w:strike w:val="false"/>
-                <w:sz w:val="20"/>
-                <w:szCs w:val="20"/>
-                <w:color w:val="000000"/>
-              </w:rPr>
-            </w:pPr>
-            <w:r>
-              <w:rPr>
-                <w:rFonts w:ascii="Helvetica" w:hAnsi="Helvetica" w:eastAsia="Helvetica" w:cs="Helvetica"/>
-                <w:i w:val="false"/>
-                <w:b w:val="false"/>
-                <w:u w:val="none"/>
-                <w:strike w:val="false"/>
+              <w:jc w:val="center"/>
+              <w:pBdr>
+                <w:bottom w:val="none" w:sz="0" w:space="0" w:color="000000"/>
+                <w:top w:val="none" w:sz="0" w:space="0" w:color="000000"/>
+                <w:left w:val="none" w:sz="0" w:space="0" w:color="000000"/>
+                <w:right w:val="none" w:sz="0" w:space="0" w:color="000000"/>
+              </w:pBdr>
+              <w:spacing w:after="100" w:before="100" w:line="240"/>
+              <w:ind w:left="100" w:right="100" w:firstLine="0" w:firstLineChars="0"/>
+              <w:rPr>
+                <w:rFonts w:ascii="Helvetica" w:hAnsi="Helvetica" w:eastAsia="Helvetica" w:cs="Helvetica"/>
+                <w:i w:val="false"/>
+                <w:b w:val="false"/>
+                <w:u w:val="none"/>
+                <w:sz w:val="20"/>
+                <w:szCs w:val="20"/>
+                <w:color w:val="000000"/>
+              </w:rPr>
+            </w:pPr>
+            <w:r>
+              <w:rPr>
+                <w:rFonts w:ascii="Helvetica" w:hAnsi="Helvetica" w:eastAsia="Helvetica" w:cs="Helvetica"/>
+                <w:i w:val="false"/>
+                <w:b w:val="false"/>
+                <w:u w:val="none"/>
                 <w:sz w:val="20"/>
                 <w:szCs w:val="20"/>
                 <w:color w:val="000000"/>
@@ -4903,34 +4657,31 @@
           </w:tcPr>
           <w:p>
             <w:pPr>
-              <w:pStyle w:val="Normal"/>
-              <w:jc w:val="center"/>
-              <w:pBdr>
-                <w:bottom w:val="none" w:sz="0" w:space="0" w:color="000000"/>
-                <w:top w:val="none" w:sz="0" w:space="0" w:color="000000"/>
-                <w:left w:val="none" w:sz="0" w:space="0" w:color="000000"/>
-                <w:right w:val="none" w:sz="0" w:space="0" w:color="000000"/>
-              </w:pBdr>
-              <w:spacing w:after="100" w:before="100" w:line="240"/>
-              <w:ind w:left="100" w:right="100" w:firstLine="0" w:firstLineChars="0"/>
-              <w:rPr>
-                <w:rFonts w:ascii="Helvetica" w:hAnsi="Helvetica" w:eastAsia="Helvetica" w:cs="Helvetica"/>
-                <w:i w:val="false"/>
-                <w:b w:val="false"/>
-                <w:u w:val="none"/>
-                <w:strike w:val="false"/>
-                <w:sz w:val="20"/>
-                <w:szCs w:val="20"/>
-                <w:color w:val="000000"/>
-              </w:rPr>
-            </w:pPr>
-            <w:r>
-              <w:rPr>
-                <w:rFonts w:ascii="Helvetica" w:hAnsi="Helvetica" w:eastAsia="Helvetica" w:cs="Helvetica"/>
-                <w:i w:val="false"/>
-                <w:b w:val="false"/>
-                <w:u w:val="none"/>
-                <w:strike w:val="false"/>
+              <w:jc w:val="center"/>
+              <w:pBdr>
+                <w:bottom w:val="none" w:sz="0" w:space="0" w:color="000000"/>
+                <w:top w:val="none" w:sz="0" w:space="0" w:color="000000"/>
+                <w:left w:val="none" w:sz="0" w:space="0" w:color="000000"/>
+                <w:right w:val="none" w:sz="0" w:space="0" w:color="000000"/>
+              </w:pBdr>
+              <w:spacing w:after="100" w:before="100" w:line="240"/>
+              <w:ind w:left="100" w:right="100" w:firstLine="0" w:firstLineChars="0"/>
+              <w:rPr>
+                <w:rFonts w:ascii="Helvetica" w:hAnsi="Helvetica" w:eastAsia="Helvetica" w:cs="Helvetica"/>
+                <w:i w:val="false"/>
+                <w:b w:val="false"/>
+                <w:u w:val="none"/>
+                <w:sz w:val="20"/>
+                <w:szCs w:val="20"/>
+                <w:color w:val="000000"/>
+              </w:rPr>
+            </w:pPr>
+            <w:r>
+              <w:rPr>
+                <w:rFonts w:ascii="Helvetica" w:hAnsi="Helvetica" w:eastAsia="Helvetica" w:cs="Helvetica"/>
+                <w:i w:val="false"/>
+                <w:b w:val="false"/>
+                <w:u w:val="none"/>
                 <w:sz w:val="20"/>
                 <w:szCs w:val="20"/>
                 <w:color w:val="000000"/>
@@ -4958,94 +4709,88 @@
           </w:tcPr>
           <w:p>
             <w:pPr>
-              <w:pStyle w:val="Normal"/>
-              <w:jc w:val="center"/>
-              <w:pBdr>
-                <w:bottom w:val="none" w:sz="0" w:space="0" w:color="000000"/>
-                <w:top w:val="none" w:sz="0" w:space="0" w:color="000000"/>
-                <w:left w:val="none" w:sz="0" w:space="0" w:color="000000"/>
-                <w:right w:val="none" w:sz="0" w:space="0" w:color="000000"/>
-              </w:pBdr>
-              <w:spacing w:after="100" w:before="100" w:line="240"/>
-              <w:ind w:left="100" w:right="100" w:firstLine="0" w:firstLineChars="0"/>
-              <w:rPr>
-                <w:rFonts w:ascii="Helvetica" w:hAnsi="Helvetica" w:eastAsia="Helvetica" w:cs="Helvetica"/>
-                <w:i w:val="false"/>
-                <w:b w:val="false"/>
-                <w:u w:val="none"/>
-                <w:strike w:val="false"/>
-                <w:sz w:val="20"/>
-                <w:szCs w:val="20"/>
-                <w:color w:val="000000"/>
-              </w:rPr>
-            </w:pPr>
-            <w:r>
-              <w:rPr>
-                <w:rFonts w:ascii="Helvetica" w:hAnsi="Helvetica" w:eastAsia="Helvetica" w:cs="Helvetica"/>
-                <w:i w:val="false"/>
-                <w:b w:val="false"/>
-                <w:u w:val="none"/>
-                <w:strike w:val="false"/>
-                <w:sz w:val="20"/>
-                <w:szCs w:val="20"/>
-                <w:color w:val="000000"/>
-              </w:rPr>
-              <w:t xml:space="preserve">0</w:t>
-            </w:r>
-          </w:p>
-        </w:tc>
-        <w:tc>
-          <w:tcPr>
-            <w:tcBorders>
-              <w:bottom w:val="none" w:sz="0" w:space="0" w:color="000000"/>
-              <w:top w:val="none" w:sz="0" w:space="0" w:color="000000"/>
-              <w:left w:val="none" w:sz="0" w:space="0" w:color="000000"/>
-              <w:right w:val="none" w:sz="0" w:space="0" w:color="000000"/>
-            </w:tcBorders>
-            <w:shd w:val="clear" w:color="auto" w:fill="FFFFFF"/>
-            <w:tcMar>
-              <w:top w:w="0" w:type="dxa"/>
-              <w:bottom w:w="0" w:type="dxa"/>
-              <w:left w:w="0" w:type="dxa"/>
-              <w:right w:w="0" w:type="dxa"/>
-            </w:tcMar>
-            <w:vAlign w:val="center"/>
-          </w:tcPr>
-          <w:p>
-            <w:pPr>
-              <w:pStyle w:val="Normal"/>
-              <w:jc w:val="center"/>
-              <w:pBdr>
-                <w:bottom w:val="none" w:sz="0" w:space="0" w:color="000000"/>
-                <w:top w:val="none" w:sz="0" w:space="0" w:color="000000"/>
-                <w:left w:val="none" w:sz="0" w:space="0" w:color="000000"/>
-                <w:right w:val="none" w:sz="0" w:space="0" w:color="000000"/>
-              </w:pBdr>
-              <w:spacing w:after="100" w:before="100" w:line="240"/>
-              <w:ind w:left="100" w:right="100" w:firstLine="0" w:firstLineChars="0"/>
-              <w:rPr>
-                <w:rFonts w:ascii="Helvetica" w:hAnsi="Helvetica" w:eastAsia="Helvetica" w:cs="Helvetica"/>
-                <w:i w:val="false"/>
-                <w:b w:val="false"/>
-                <w:u w:val="none"/>
-                <w:strike w:val="false"/>
-                <w:sz w:val="20"/>
-                <w:szCs w:val="20"/>
-                <w:color w:val="000000"/>
-              </w:rPr>
-            </w:pPr>
-            <w:r>
-              <w:rPr>
-                <w:rFonts w:ascii="Helvetica" w:hAnsi="Helvetica" w:eastAsia="Helvetica" w:cs="Helvetica"/>
-                <w:i w:val="false"/>
-                <w:b w:val="false"/>
-                <w:u w:val="none"/>
-                <w:strike w:val="false"/>
-                <w:sz w:val="20"/>
-                <w:szCs w:val="20"/>
-                <w:color w:val="000000"/>
-              </w:rPr>
-              <w:t xml:space="preserve">0</w:t>
+              <w:jc w:val="center"/>
+              <w:pBdr>
+                <w:bottom w:val="none" w:sz="0" w:space="0" w:color="000000"/>
+                <w:top w:val="none" w:sz="0" w:space="0" w:color="000000"/>
+                <w:left w:val="none" w:sz="0" w:space="0" w:color="000000"/>
+                <w:right w:val="none" w:sz="0" w:space="0" w:color="000000"/>
+              </w:pBdr>
+              <w:spacing w:after="100" w:before="100" w:line="240"/>
+              <w:ind w:left="100" w:right="100" w:firstLine="0" w:firstLineChars="0"/>
+              <w:rPr>
+                <w:rFonts w:ascii="Helvetica" w:hAnsi="Helvetica" w:eastAsia="Helvetica" w:cs="Helvetica"/>
+                <w:i w:val="false"/>
+                <w:b w:val="false"/>
+                <w:u w:val="none"/>
+                <w:sz w:val="20"/>
+                <w:szCs w:val="20"/>
+                <w:color w:val="000000"/>
+              </w:rPr>
+            </w:pPr>
+            <w:r>
+              <w:rPr>
+                <w:rFonts w:ascii="Helvetica" w:hAnsi="Helvetica" w:eastAsia="Helvetica" w:cs="Helvetica"/>
+                <w:i w:val="false"/>
+                <w:b w:val="false"/>
+                <w:u w:val="none"/>
+                <w:sz w:val="20"/>
+                <w:szCs w:val="20"/>
+                <w:color w:val="000000"/>
+              </w:rPr>
+              <w:t xml:space="preserve">1</w:t>
+            </w:r>
+          </w:p>
+        </w:tc>
+        <w:tc>
+          <w:tcPr>
+            <w:tcBorders>
+              <w:bottom w:val="none" w:sz="0" w:space="0" w:color="000000"/>
+              <w:top w:val="none" w:sz="0" w:space="0" w:color="000000"/>
+              <w:left w:val="none" w:sz="0" w:space="0" w:color="000000"/>
+              <w:right w:val="none" w:sz="0" w:space="0" w:color="000000"/>
+            </w:tcBorders>
+            <w:shd w:val="clear" w:color="auto" w:fill="FFFFFF"/>
+            <w:tcMar>
+              <w:top w:w="0" w:type="dxa"/>
+              <w:bottom w:w="0" w:type="dxa"/>
+              <w:left w:w="0" w:type="dxa"/>
+              <w:right w:w="0" w:type="dxa"/>
+            </w:tcMar>
+            <w:vAlign w:val="center"/>
+          </w:tcPr>
+          <w:p>
+            <w:pPr>
+              <w:jc w:val="center"/>
+              <w:pBdr>
+                <w:bottom w:val="none" w:sz="0" w:space="0" w:color="000000"/>
+                <w:top w:val="none" w:sz="0" w:space="0" w:color="000000"/>
+                <w:left w:val="none" w:sz="0" w:space="0" w:color="000000"/>
+                <w:right w:val="none" w:sz="0" w:space="0" w:color="000000"/>
+              </w:pBdr>
+              <w:spacing w:after="100" w:before="100" w:line="240"/>
+              <w:ind w:left="100" w:right="100" w:firstLine="0" w:firstLineChars="0"/>
+              <w:rPr>
+                <w:rFonts w:ascii="Helvetica" w:hAnsi="Helvetica" w:eastAsia="Helvetica" w:cs="Helvetica"/>
+                <w:i w:val="false"/>
+                <w:b w:val="false"/>
+                <w:u w:val="none"/>
+                <w:sz w:val="20"/>
+                <w:szCs w:val="20"/>
+                <w:color w:val="000000"/>
+              </w:rPr>
+            </w:pPr>
+            <w:r>
+              <w:rPr>
+                <w:rFonts w:ascii="Helvetica" w:hAnsi="Helvetica" w:eastAsia="Helvetica" w:cs="Helvetica"/>
+                <w:i w:val="false"/>
+                <w:b w:val="false"/>
+                <w:u w:val="none"/>
+                <w:sz w:val="20"/>
+                <w:szCs w:val="20"/>
+                <w:color w:val="000000"/>
+              </w:rPr>
+              <w:t xml:space="preserve">0.33</w:t>
             </w:r>
           </w:p>
         </w:tc>
@@ -5054,26 +4799,26 @@
         <w:trPr>
           <w:trHeight w:val="615" w:hRule="auto"/>
         </w:trPr>
-        <w:tc>
-          <w:tcPr>
-            <w:tcBorders>
-              <w:bottom w:val="none" w:sz="0" w:space="0" w:color="000000"/>
-              <w:top w:val="none" w:sz="0" w:space="0" w:color="000000"/>
-              <w:left w:val="none" w:sz="0" w:space="0" w:color="000000"/>
-              <w:right w:val="none" w:sz="0" w:space="0" w:color="000000"/>
-            </w:tcBorders>
-            <w:shd w:val="clear" w:color="auto" w:fill="FFFFFF"/>
-            <w:tcMar>
-              <w:top w:w="0" w:type="dxa"/>
-              <w:bottom w:w="0" w:type="dxa"/>
-              <w:left w:w="0" w:type="dxa"/>
-              <w:right w:w="0" w:type="dxa"/>
-            </w:tcMar>
-            <w:vAlign w:val="center"/>
-          </w:tcPr>
-          <w:p>
-            <w:pPr>
-              <w:pStyle w:val="Normal"/>
+        body15
+        <w:tc>
+          <w:tcPr>
+            <w:tcBorders>
+              <w:bottom w:val="none" w:sz="0" w:space="0" w:color="000000"/>
+              <w:top w:val="none" w:sz="0" w:space="0" w:color="000000"/>
+              <w:left w:val="none" w:sz="0" w:space="0" w:color="000000"/>
+              <w:right w:val="none" w:sz="0" w:space="0" w:color="000000"/>
+            </w:tcBorders>
+            <w:shd w:val="clear" w:color="auto" w:fill="FFFFFF"/>
+            <w:tcMar>
+              <w:top w:w="0" w:type="dxa"/>
+              <w:bottom w:w="0" w:type="dxa"/>
+              <w:left w:w="0" w:type="dxa"/>
+              <w:right w:w="0" w:type="dxa"/>
+            </w:tcMar>
+            <w:vAlign w:val="center"/>
+          </w:tcPr>
+          <w:p>
+            <w:pPr>
               <w:jc w:val="left"/>
               <w:pBdr>
                 <w:bottom w:val="none" w:sz="0" w:space="0" w:color="000000"/>
@@ -5088,19 +4833,17 @@
                 <w:i w:val="false"/>
                 <w:b w:val="false"/>
                 <w:u w:val="none"/>
-                <w:strike w:val="false"/>
-                <w:sz w:val="20"/>
-                <w:szCs w:val="20"/>
-                <w:color w:val="000000"/>
-              </w:rPr>
-            </w:pPr>
-            <w:r>
-              <w:rPr>
-                <w:rFonts w:ascii="Helvetica" w:hAnsi="Helvetica" w:eastAsia="Helvetica" w:cs="Helvetica"/>
-                <w:i w:val="false"/>
-                <w:b w:val="false"/>
-                <w:u w:val="none"/>
-                <w:strike w:val="false"/>
+                <w:sz w:val="20"/>
+                <w:szCs w:val="20"/>
+                <w:color w:val="000000"/>
+              </w:rPr>
+            </w:pPr>
+            <w:r>
+              <w:rPr>
+                <w:rFonts w:ascii="Helvetica" w:hAnsi="Helvetica" w:eastAsia="Helvetica" w:cs="Helvetica"/>
+                <w:i w:val="false"/>
+                <w:b w:val="false"/>
+                <w:u w:val="none"/>
                 <w:sz w:val="20"/>
                 <w:szCs w:val="20"/>
                 <w:color w:val="000000"/>
@@ -5128,34 +4871,31 @@
           </w:tcPr>
           <w:p>
             <w:pPr>
-              <w:pStyle w:val="Normal"/>
-              <w:jc w:val="center"/>
-              <w:pBdr>
-                <w:bottom w:val="none" w:sz="0" w:space="0" w:color="000000"/>
-                <w:top w:val="none" w:sz="0" w:space="0" w:color="000000"/>
-                <w:left w:val="none" w:sz="0" w:space="0" w:color="000000"/>
-                <w:right w:val="none" w:sz="0" w:space="0" w:color="000000"/>
-              </w:pBdr>
-              <w:spacing w:after="100" w:before="100" w:line="240"/>
-              <w:ind w:left="100" w:right="100" w:firstLine="0" w:firstLineChars="0"/>
-              <w:rPr>
-                <w:rFonts w:ascii="Helvetica" w:hAnsi="Helvetica" w:eastAsia="Helvetica" w:cs="Helvetica"/>
-                <w:i w:val="false"/>
-                <w:b w:val="false"/>
-                <w:u w:val="none"/>
-                <w:strike w:val="false"/>
-                <w:sz w:val="20"/>
-                <w:szCs w:val="20"/>
-                <w:color w:val="000000"/>
-              </w:rPr>
-            </w:pPr>
-            <w:r>
-              <w:rPr>
-                <w:rFonts w:ascii="Helvetica" w:hAnsi="Helvetica" w:eastAsia="Helvetica" w:cs="Helvetica"/>
-                <w:i w:val="false"/>
-                <w:b w:val="false"/>
-                <w:u w:val="none"/>
-                <w:strike w:val="false"/>
+              <w:jc w:val="center"/>
+              <w:pBdr>
+                <w:bottom w:val="none" w:sz="0" w:space="0" w:color="000000"/>
+                <w:top w:val="none" w:sz="0" w:space="0" w:color="000000"/>
+                <w:left w:val="none" w:sz="0" w:space="0" w:color="000000"/>
+                <w:right w:val="none" w:sz="0" w:space="0" w:color="000000"/>
+              </w:pBdr>
+              <w:spacing w:after="100" w:before="100" w:line="240"/>
+              <w:ind w:left="100" w:right="100" w:firstLine="0" w:firstLineChars="0"/>
+              <w:rPr>
+                <w:rFonts w:ascii="Helvetica" w:hAnsi="Helvetica" w:eastAsia="Helvetica" w:cs="Helvetica"/>
+                <w:i w:val="false"/>
+                <w:b w:val="false"/>
+                <w:u w:val="none"/>
+                <w:sz w:val="20"/>
+                <w:szCs w:val="20"/>
+                <w:color w:val="000000"/>
+              </w:rPr>
+            </w:pPr>
+            <w:r>
+              <w:rPr>
+                <w:rFonts w:ascii="Helvetica" w:hAnsi="Helvetica" w:eastAsia="Helvetica" w:cs="Helvetica"/>
+                <w:i w:val="false"/>
+                <w:b w:val="false"/>
+                <w:u w:val="none"/>
                 <w:sz w:val="20"/>
                 <w:szCs w:val="20"/>
                 <w:color w:val="000000"/>
@@ -5183,34 +4923,31 @@
           </w:tcPr>
           <w:p>
             <w:pPr>
-              <w:pStyle w:val="Normal"/>
-              <w:jc w:val="center"/>
-              <w:pBdr>
-                <w:bottom w:val="none" w:sz="0" w:space="0" w:color="000000"/>
-                <w:top w:val="none" w:sz="0" w:space="0" w:color="000000"/>
-                <w:left w:val="none" w:sz="0" w:space="0" w:color="000000"/>
-                <w:right w:val="none" w:sz="0" w:space="0" w:color="000000"/>
-              </w:pBdr>
-              <w:spacing w:after="100" w:before="100" w:line="240"/>
-              <w:ind w:left="100" w:right="100" w:firstLine="0" w:firstLineChars="0"/>
-              <w:rPr>
-                <w:rFonts w:ascii="Helvetica" w:hAnsi="Helvetica" w:eastAsia="Helvetica" w:cs="Helvetica"/>
-                <w:i w:val="false"/>
-                <w:b w:val="false"/>
-                <w:u w:val="none"/>
-                <w:strike w:val="false"/>
-                <w:sz w:val="20"/>
-                <w:szCs w:val="20"/>
-                <w:color w:val="000000"/>
-              </w:rPr>
-            </w:pPr>
-            <w:r>
-              <w:rPr>
-                <w:rFonts w:ascii="Helvetica" w:hAnsi="Helvetica" w:eastAsia="Helvetica" w:cs="Helvetica"/>
-                <w:i w:val="false"/>
-                <w:b w:val="false"/>
-                <w:u w:val="none"/>
-                <w:strike w:val="false"/>
+              <w:jc w:val="center"/>
+              <w:pBdr>
+                <w:bottom w:val="none" w:sz="0" w:space="0" w:color="000000"/>
+                <w:top w:val="none" w:sz="0" w:space="0" w:color="000000"/>
+                <w:left w:val="none" w:sz="0" w:space="0" w:color="000000"/>
+                <w:right w:val="none" w:sz="0" w:space="0" w:color="000000"/>
+              </w:pBdr>
+              <w:spacing w:after="100" w:before="100" w:line="240"/>
+              <w:ind w:left="100" w:right="100" w:firstLine="0" w:firstLineChars="0"/>
+              <w:rPr>
+                <w:rFonts w:ascii="Helvetica" w:hAnsi="Helvetica" w:eastAsia="Helvetica" w:cs="Helvetica"/>
+                <w:i w:val="false"/>
+                <w:b w:val="false"/>
+                <w:u w:val="none"/>
+                <w:sz w:val="20"/>
+                <w:szCs w:val="20"/>
+                <w:color w:val="000000"/>
+              </w:rPr>
+            </w:pPr>
+            <w:r>
+              <w:rPr>
+                <w:rFonts w:ascii="Helvetica" w:hAnsi="Helvetica" w:eastAsia="Helvetica" w:cs="Helvetica"/>
+                <w:i w:val="false"/>
+                <w:b w:val="false"/>
+                <w:u w:val="none"/>
                 <w:sz w:val="20"/>
                 <w:szCs w:val="20"/>
                 <w:color w:val="000000"/>
@@ -5238,34 +4975,31 @@
           </w:tcPr>
           <w:p>
             <w:pPr>
-              <w:pStyle w:val="Normal"/>
-              <w:jc w:val="center"/>
-              <w:pBdr>
-                <w:bottom w:val="none" w:sz="0" w:space="0" w:color="000000"/>
-                <w:top w:val="none" w:sz="0" w:space="0" w:color="000000"/>
-                <w:left w:val="none" w:sz="0" w:space="0" w:color="000000"/>
-                <w:right w:val="none" w:sz="0" w:space="0" w:color="000000"/>
-              </w:pBdr>
-              <w:spacing w:after="100" w:before="100" w:line="240"/>
-              <w:ind w:left="100" w:right="100" w:firstLine="0" w:firstLineChars="0"/>
-              <w:rPr>
-                <w:rFonts w:ascii="Helvetica" w:hAnsi="Helvetica" w:eastAsia="Helvetica" w:cs="Helvetica"/>
-                <w:i w:val="false"/>
-                <w:b w:val="false"/>
-                <w:u w:val="none"/>
-                <w:strike w:val="false"/>
-                <w:sz w:val="20"/>
-                <w:szCs w:val="20"/>
-                <w:color w:val="000000"/>
-              </w:rPr>
-            </w:pPr>
-            <w:r>
-              <w:rPr>
-                <w:rFonts w:ascii="Helvetica" w:hAnsi="Helvetica" w:eastAsia="Helvetica" w:cs="Helvetica"/>
-                <w:i w:val="false"/>
-                <w:b w:val="false"/>
-                <w:u w:val="none"/>
-                <w:strike w:val="false"/>
+              <w:jc w:val="center"/>
+              <w:pBdr>
+                <w:bottom w:val="none" w:sz="0" w:space="0" w:color="000000"/>
+                <w:top w:val="none" w:sz="0" w:space="0" w:color="000000"/>
+                <w:left w:val="none" w:sz="0" w:space="0" w:color="000000"/>
+                <w:right w:val="none" w:sz="0" w:space="0" w:color="000000"/>
+              </w:pBdr>
+              <w:spacing w:after="100" w:before="100" w:line="240"/>
+              <w:ind w:left="100" w:right="100" w:firstLine="0" w:firstLineChars="0"/>
+              <w:rPr>
+                <w:rFonts w:ascii="Helvetica" w:hAnsi="Helvetica" w:eastAsia="Helvetica" w:cs="Helvetica"/>
+                <w:i w:val="false"/>
+                <w:b w:val="false"/>
+                <w:u w:val="none"/>
+                <w:sz w:val="20"/>
+                <w:szCs w:val="20"/>
+                <w:color w:val="000000"/>
+              </w:rPr>
+            </w:pPr>
+            <w:r>
+              <w:rPr>
+                <w:rFonts w:ascii="Helvetica" w:hAnsi="Helvetica" w:eastAsia="Helvetica" w:cs="Helvetica"/>
+                <w:i w:val="false"/>
+                <w:b w:val="false"/>
+                <w:u w:val="none"/>
                 <w:sz w:val="20"/>
                 <w:szCs w:val="20"/>
                 <w:color w:val="000000"/>
@@ -5293,34 +5027,31 @@
           </w:tcPr>
           <w:p>
             <w:pPr>
-              <w:pStyle w:val="Normal"/>
-              <w:jc w:val="center"/>
-              <w:pBdr>
-                <w:bottom w:val="none" w:sz="0" w:space="0" w:color="000000"/>
-                <w:top w:val="none" w:sz="0" w:space="0" w:color="000000"/>
-                <w:left w:val="none" w:sz="0" w:space="0" w:color="000000"/>
-                <w:right w:val="none" w:sz="0" w:space="0" w:color="000000"/>
-              </w:pBdr>
-              <w:spacing w:after="100" w:before="100" w:line="240"/>
-              <w:ind w:left="100" w:right="100" w:firstLine="0" w:firstLineChars="0"/>
-              <w:rPr>
-                <w:rFonts w:ascii="Helvetica" w:hAnsi="Helvetica" w:eastAsia="Helvetica" w:cs="Helvetica"/>
-                <w:i w:val="false"/>
-                <w:b w:val="false"/>
-                <w:u w:val="none"/>
-                <w:strike w:val="false"/>
-                <w:sz w:val="20"/>
-                <w:szCs w:val="20"/>
-                <w:color w:val="000000"/>
-              </w:rPr>
-            </w:pPr>
-            <w:r>
-              <w:rPr>
-                <w:rFonts w:ascii="Helvetica" w:hAnsi="Helvetica" w:eastAsia="Helvetica" w:cs="Helvetica"/>
-                <w:i w:val="false"/>
-                <w:b w:val="false"/>
-                <w:u w:val="none"/>
-                <w:strike w:val="false"/>
+              <w:jc w:val="center"/>
+              <w:pBdr>
+                <w:bottom w:val="none" w:sz="0" w:space="0" w:color="000000"/>
+                <w:top w:val="none" w:sz="0" w:space="0" w:color="000000"/>
+                <w:left w:val="none" w:sz="0" w:space="0" w:color="000000"/>
+                <w:right w:val="none" w:sz="0" w:space="0" w:color="000000"/>
+              </w:pBdr>
+              <w:spacing w:after="100" w:before="100" w:line="240"/>
+              <w:ind w:left="100" w:right="100" w:firstLine="0" w:firstLineChars="0"/>
+              <w:rPr>
+                <w:rFonts w:ascii="Helvetica" w:hAnsi="Helvetica" w:eastAsia="Helvetica" w:cs="Helvetica"/>
+                <w:i w:val="false"/>
+                <w:b w:val="false"/>
+                <w:u w:val="none"/>
+                <w:sz w:val="20"/>
+                <w:szCs w:val="20"/>
+                <w:color w:val="000000"/>
+              </w:rPr>
+            </w:pPr>
+            <w:r>
+              <w:rPr>
+                <w:rFonts w:ascii="Helvetica" w:hAnsi="Helvetica" w:eastAsia="Helvetica" w:cs="Helvetica"/>
+                <w:i w:val="false"/>
+                <w:b w:val="false"/>
+                <w:u w:val="none"/>
                 <w:sz w:val="20"/>
                 <w:szCs w:val="20"/>
                 <w:color w:val="000000"/>
@@ -5348,34 +5079,31 @@
           </w:tcPr>
           <w:p>
             <w:pPr>
-              <w:pStyle w:val="Normal"/>
-              <w:jc w:val="center"/>
-              <w:pBdr>
-                <w:bottom w:val="none" w:sz="0" w:space="0" w:color="000000"/>
-                <w:top w:val="none" w:sz="0" w:space="0" w:color="000000"/>
-                <w:left w:val="none" w:sz="0" w:space="0" w:color="000000"/>
-                <w:right w:val="none" w:sz="0" w:space="0" w:color="000000"/>
-              </w:pBdr>
-              <w:spacing w:after="100" w:before="100" w:line="240"/>
-              <w:ind w:left="100" w:right="100" w:firstLine="0" w:firstLineChars="0"/>
-              <w:rPr>
-                <w:rFonts w:ascii="Helvetica" w:hAnsi="Helvetica" w:eastAsia="Helvetica" w:cs="Helvetica"/>
-                <w:i w:val="false"/>
-                <w:b w:val="false"/>
-                <w:u w:val="none"/>
-                <w:strike w:val="false"/>
-                <w:sz w:val="20"/>
-                <w:szCs w:val="20"/>
-                <w:color w:val="000000"/>
-              </w:rPr>
-            </w:pPr>
-            <w:r>
-              <w:rPr>
-                <w:rFonts w:ascii="Helvetica" w:hAnsi="Helvetica" w:eastAsia="Helvetica" w:cs="Helvetica"/>
-                <w:i w:val="false"/>
-                <w:b w:val="false"/>
-                <w:u w:val="none"/>
-                <w:strike w:val="false"/>
+              <w:jc w:val="center"/>
+              <w:pBdr>
+                <w:bottom w:val="none" w:sz="0" w:space="0" w:color="000000"/>
+                <w:top w:val="none" w:sz="0" w:space="0" w:color="000000"/>
+                <w:left w:val="none" w:sz="0" w:space="0" w:color="000000"/>
+                <w:right w:val="none" w:sz="0" w:space="0" w:color="000000"/>
+              </w:pBdr>
+              <w:spacing w:after="100" w:before="100" w:line="240"/>
+              <w:ind w:left="100" w:right="100" w:firstLine="0" w:firstLineChars="0"/>
+              <w:rPr>
+                <w:rFonts w:ascii="Helvetica" w:hAnsi="Helvetica" w:eastAsia="Helvetica" w:cs="Helvetica"/>
+                <w:i w:val="false"/>
+                <w:b w:val="false"/>
+                <w:u w:val="none"/>
+                <w:sz w:val="20"/>
+                <w:szCs w:val="20"/>
+                <w:color w:val="000000"/>
+              </w:rPr>
+            </w:pPr>
+            <w:r>
+              <w:rPr>
+                <w:rFonts w:ascii="Helvetica" w:hAnsi="Helvetica" w:eastAsia="Helvetica" w:cs="Helvetica"/>
+                <w:i w:val="false"/>
+                <w:b w:val="false"/>
+                <w:u w:val="none"/>
                 <w:sz w:val="20"/>
                 <w:szCs w:val="20"/>
                 <w:color w:val="000000"/>
@@ -5389,26 +5117,26 @@
         <w:trPr>
           <w:trHeight w:val="617" w:hRule="auto"/>
         </w:trPr>
-        <w:tc>
-          <w:tcPr>
-            <w:tcBorders>
-              <w:bottom w:val="none" w:sz="0" w:space="0" w:color="000000"/>
-              <w:top w:val="none" w:sz="0" w:space="0" w:color="000000"/>
-              <w:left w:val="none" w:sz="0" w:space="0" w:color="000000"/>
-              <w:right w:val="none" w:sz="0" w:space="0" w:color="000000"/>
-            </w:tcBorders>
-            <w:shd w:val="clear" w:color="auto" w:fill="FFFFFF"/>
-            <w:tcMar>
-              <w:top w:w="0" w:type="dxa"/>
-              <w:bottom w:w="0" w:type="dxa"/>
-              <w:left w:w="0" w:type="dxa"/>
-              <w:right w:w="0" w:type="dxa"/>
-            </w:tcMar>
-            <w:vAlign w:val="center"/>
-          </w:tcPr>
-          <w:p>
-            <w:pPr>
-              <w:pStyle w:val="Normal"/>
+        body16
+        <w:tc>
+          <w:tcPr>
+            <w:tcBorders>
+              <w:bottom w:val="none" w:sz="0" w:space="0" w:color="000000"/>
+              <w:top w:val="none" w:sz="0" w:space="0" w:color="000000"/>
+              <w:left w:val="none" w:sz="0" w:space="0" w:color="000000"/>
+              <w:right w:val="none" w:sz="0" w:space="0" w:color="000000"/>
+            </w:tcBorders>
+            <w:shd w:val="clear" w:color="auto" w:fill="FFFFFF"/>
+            <w:tcMar>
+              <w:top w:w="0" w:type="dxa"/>
+              <w:bottom w:w="0" w:type="dxa"/>
+              <w:left w:w="0" w:type="dxa"/>
+              <w:right w:w="0" w:type="dxa"/>
+            </w:tcMar>
+            <w:vAlign w:val="center"/>
+          </w:tcPr>
+          <w:p>
+            <w:pPr>
               <w:jc w:val="left"/>
               <w:pBdr>
                 <w:bottom w:val="none" w:sz="0" w:space="0" w:color="000000"/>
@@ -5423,19 +5151,17 @@
                 <w:i w:val="false"/>
                 <w:b w:val="false"/>
                 <w:u w:val="none"/>
-                <w:strike w:val="false"/>
-                <w:sz w:val="20"/>
-                <w:szCs w:val="20"/>
-                <w:color w:val="000000"/>
-              </w:rPr>
-            </w:pPr>
-            <w:r>
-              <w:rPr>
-                <w:rFonts w:ascii="Helvetica" w:hAnsi="Helvetica" w:eastAsia="Helvetica" w:cs="Helvetica"/>
-                <w:i w:val="false"/>
-                <w:b w:val="false"/>
-                <w:u w:val="none"/>
-                <w:strike w:val="false"/>
+                <w:sz w:val="20"/>
+                <w:szCs w:val="20"/>
+                <w:color w:val="000000"/>
+              </w:rPr>
+            </w:pPr>
+            <w:r>
+              <w:rPr>
+                <w:rFonts w:ascii="Helvetica" w:hAnsi="Helvetica" w:eastAsia="Helvetica" w:cs="Helvetica"/>
+                <w:i w:val="false"/>
+                <w:b w:val="false"/>
+                <w:u w:val="none"/>
                 <w:sz w:val="20"/>
                 <w:szCs w:val="20"/>
                 <w:color w:val="000000"/>
@@ -5463,34 +5189,31 @@
           </w:tcPr>
           <w:p>
             <w:pPr>
-              <w:pStyle w:val="Normal"/>
-              <w:jc w:val="center"/>
-              <w:pBdr>
-                <w:bottom w:val="none" w:sz="0" w:space="0" w:color="000000"/>
-                <w:top w:val="none" w:sz="0" w:space="0" w:color="000000"/>
-                <w:left w:val="none" w:sz="0" w:space="0" w:color="000000"/>
-                <w:right w:val="none" w:sz="0" w:space="0" w:color="000000"/>
-              </w:pBdr>
-              <w:spacing w:after="100" w:before="100" w:line="240"/>
-              <w:ind w:left="100" w:right="100" w:firstLine="0" w:firstLineChars="0"/>
-              <w:rPr>
-                <w:rFonts w:ascii="Helvetica" w:hAnsi="Helvetica" w:eastAsia="Helvetica" w:cs="Helvetica"/>
-                <w:i w:val="false"/>
-                <w:b w:val="false"/>
-                <w:u w:val="none"/>
-                <w:strike w:val="false"/>
-                <w:sz w:val="20"/>
-                <w:szCs w:val="20"/>
-                <w:color w:val="000000"/>
-              </w:rPr>
-            </w:pPr>
-            <w:r>
-              <w:rPr>
-                <w:rFonts w:ascii="Helvetica" w:hAnsi="Helvetica" w:eastAsia="Helvetica" w:cs="Helvetica"/>
-                <w:i w:val="false"/>
-                <w:b w:val="false"/>
-                <w:u w:val="none"/>
-                <w:strike w:val="false"/>
+              <w:jc w:val="center"/>
+              <w:pBdr>
+                <w:bottom w:val="none" w:sz="0" w:space="0" w:color="000000"/>
+                <w:top w:val="none" w:sz="0" w:space="0" w:color="000000"/>
+                <w:left w:val="none" w:sz="0" w:space="0" w:color="000000"/>
+                <w:right w:val="none" w:sz="0" w:space="0" w:color="000000"/>
+              </w:pBdr>
+              <w:spacing w:after="100" w:before="100" w:line="240"/>
+              <w:ind w:left="100" w:right="100" w:firstLine="0" w:firstLineChars="0"/>
+              <w:rPr>
+                <w:rFonts w:ascii="Helvetica" w:hAnsi="Helvetica" w:eastAsia="Helvetica" w:cs="Helvetica"/>
+                <w:i w:val="false"/>
+                <w:b w:val="false"/>
+                <w:u w:val="none"/>
+                <w:sz w:val="20"/>
+                <w:szCs w:val="20"/>
+                <w:color w:val="000000"/>
+              </w:rPr>
+            </w:pPr>
+            <w:r>
+              <w:rPr>
+                <w:rFonts w:ascii="Helvetica" w:hAnsi="Helvetica" w:eastAsia="Helvetica" w:cs="Helvetica"/>
+                <w:i w:val="false"/>
+                <w:b w:val="false"/>
+                <w:u w:val="none"/>
                 <w:sz w:val="20"/>
                 <w:szCs w:val="20"/>
                 <w:color w:val="000000"/>
@@ -5518,34 +5241,31 @@
           </w:tcPr>
           <w:p>
             <w:pPr>
-              <w:pStyle w:val="Normal"/>
-              <w:jc w:val="center"/>
-              <w:pBdr>
-                <w:bottom w:val="none" w:sz="0" w:space="0" w:color="000000"/>
-                <w:top w:val="none" w:sz="0" w:space="0" w:color="000000"/>
-                <w:left w:val="none" w:sz="0" w:space="0" w:color="000000"/>
-                <w:right w:val="none" w:sz="0" w:space="0" w:color="000000"/>
-              </w:pBdr>
-              <w:spacing w:after="100" w:before="100" w:line="240"/>
-              <w:ind w:left="100" w:right="100" w:firstLine="0" w:firstLineChars="0"/>
-              <w:rPr>
-                <w:rFonts w:ascii="Helvetica" w:hAnsi="Helvetica" w:eastAsia="Helvetica" w:cs="Helvetica"/>
-                <w:i w:val="false"/>
-                <w:b w:val="false"/>
-                <w:u w:val="none"/>
-                <w:strike w:val="false"/>
-                <w:sz w:val="20"/>
-                <w:szCs w:val="20"/>
-                <w:color w:val="000000"/>
-              </w:rPr>
-            </w:pPr>
-            <w:r>
-              <w:rPr>
-                <w:rFonts w:ascii="Helvetica" w:hAnsi="Helvetica" w:eastAsia="Helvetica" w:cs="Helvetica"/>
-                <w:i w:val="false"/>
-                <w:b w:val="false"/>
-                <w:u w:val="none"/>
-                <w:strike w:val="false"/>
+              <w:jc w:val="center"/>
+              <w:pBdr>
+                <w:bottom w:val="none" w:sz="0" w:space="0" w:color="000000"/>
+                <w:top w:val="none" w:sz="0" w:space="0" w:color="000000"/>
+                <w:left w:val="none" w:sz="0" w:space="0" w:color="000000"/>
+                <w:right w:val="none" w:sz="0" w:space="0" w:color="000000"/>
+              </w:pBdr>
+              <w:spacing w:after="100" w:before="100" w:line="240"/>
+              <w:ind w:left="100" w:right="100" w:firstLine="0" w:firstLineChars="0"/>
+              <w:rPr>
+                <w:rFonts w:ascii="Helvetica" w:hAnsi="Helvetica" w:eastAsia="Helvetica" w:cs="Helvetica"/>
+                <w:i w:val="false"/>
+                <w:b w:val="false"/>
+                <w:u w:val="none"/>
+                <w:sz w:val="20"/>
+                <w:szCs w:val="20"/>
+                <w:color w:val="000000"/>
+              </w:rPr>
+            </w:pPr>
+            <w:r>
+              <w:rPr>
+                <w:rFonts w:ascii="Helvetica" w:hAnsi="Helvetica" w:eastAsia="Helvetica" w:cs="Helvetica"/>
+                <w:i w:val="false"/>
+                <w:b w:val="false"/>
+                <w:u w:val="none"/>
                 <w:sz w:val="20"/>
                 <w:szCs w:val="20"/>
                 <w:color w:val="000000"/>
@@ -5573,34 +5293,31 @@
           </w:tcPr>
           <w:p>
             <w:pPr>
-              <w:pStyle w:val="Normal"/>
-              <w:jc w:val="center"/>
-              <w:pBdr>
-                <w:bottom w:val="none" w:sz="0" w:space="0" w:color="000000"/>
-                <w:top w:val="none" w:sz="0" w:space="0" w:color="000000"/>
-                <w:left w:val="none" w:sz="0" w:space="0" w:color="000000"/>
-                <w:right w:val="none" w:sz="0" w:space="0" w:color="000000"/>
-              </w:pBdr>
-              <w:spacing w:after="100" w:before="100" w:line="240"/>
-              <w:ind w:left="100" w:right="100" w:firstLine="0" w:firstLineChars="0"/>
-              <w:rPr>
-                <w:rFonts w:ascii="Helvetica" w:hAnsi="Helvetica" w:eastAsia="Helvetica" w:cs="Helvetica"/>
-                <w:i w:val="false"/>
-                <w:b w:val="false"/>
-                <w:u w:val="none"/>
-                <w:strike w:val="false"/>
-                <w:sz w:val="20"/>
-                <w:szCs w:val="20"/>
-                <w:color w:val="000000"/>
-              </w:rPr>
-            </w:pPr>
-            <w:r>
-              <w:rPr>
-                <w:rFonts w:ascii="Helvetica" w:hAnsi="Helvetica" w:eastAsia="Helvetica" w:cs="Helvetica"/>
-                <w:i w:val="false"/>
-                <w:b w:val="false"/>
-                <w:u w:val="none"/>
-                <w:strike w:val="false"/>
+              <w:jc w:val="center"/>
+              <w:pBdr>
+                <w:bottom w:val="none" w:sz="0" w:space="0" w:color="000000"/>
+                <w:top w:val="none" w:sz="0" w:space="0" w:color="000000"/>
+                <w:left w:val="none" w:sz="0" w:space="0" w:color="000000"/>
+                <w:right w:val="none" w:sz="0" w:space="0" w:color="000000"/>
+              </w:pBdr>
+              <w:spacing w:after="100" w:before="100" w:line="240"/>
+              <w:ind w:left="100" w:right="100" w:firstLine="0" w:firstLineChars="0"/>
+              <w:rPr>
+                <w:rFonts w:ascii="Helvetica" w:hAnsi="Helvetica" w:eastAsia="Helvetica" w:cs="Helvetica"/>
+                <w:i w:val="false"/>
+                <w:b w:val="false"/>
+                <w:u w:val="none"/>
+                <w:sz w:val="20"/>
+                <w:szCs w:val="20"/>
+                <w:color w:val="000000"/>
+              </w:rPr>
+            </w:pPr>
+            <w:r>
+              <w:rPr>
+                <w:rFonts w:ascii="Helvetica" w:hAnsi="Helvetica" w:eastAsia="Helvetica" w:cs="Helvetica"/>
+                <w:i w:val="false"/>
+                <w:b w:val="false"/>
+                <w:u w:val="none"/>
                 <w:sz w:val="20"/>
                 <w:szCs w:val="20"/>
                 <w:color w:val="000000"/>
@@ -5628,34 +5345,31 @@
           </w:tcPr>
           <w:p>
             <w:pPr>
-              <w:pStyle w:val="Normal"/>
-              <w:jc w:val="center"/>
-              <w:pBdr>
-                <w:bottom w:val="none" w:sz="0" w:space="0" w:color="000000"/>
-                <w:top w:val="none" w:sz="0" w:space="0" w:color="000000"/>
-                <w:left w:val="none" w:sz="0" w:space="0" w:color="000000"/>
-                <w:right w:val="none" w:sz="0" w:space="0" w:color="000000"/>
-              </w:pBdr>
-              <w:spacing w:after="100" w:before="100" w:line="240"/>
-              <w:ind w:left="100" w:right="100" w:firstLine="0" w:firstLineChars="0"/>
-              <w:rPr>
-                <w:rFonts w:ascii="Helvetica" w:hAnsi="Helvetica" w:eastAsia="Helvetica" w:cs="Helvetica"/>
-                <w:i w:val="false"/>
-                <w:b w:val="false"/>
-                <w:u w:val="none"/>
-                <w:strike w:val="false"/>
-                <w:sz w:val="20"/>
-                <w:szCs w:val="20"/>
-                <w:color w:val="000000"/>
-              </w:rPr>
-            </w:pPr>
-            <w:r>
-              <w:rPr>
-                <w:rFonts w:ascii="Helvetica" w:hAnsi="Helvetica" w:eastAsia="Helvetica" w:cs="Helvetica"/>
-                <w:i w:val="false"/>
-                <w:b w:val="false"/>
-                <w:u w:val="none"/>
-                <w:strike w:val="false"/>
+              <w:jc w:val="center"/>
+              <w:pBdr>
+                <w:bottom w:val="none" w:sz="0" w:space="0" w:color="000000"/>
+                <w:top w:val="none" w:sz="0" w:space="0" w:color="000000"/>
+                <w:left w:val="none" w:sz="0" w:space="0" w:color="000000"/>
+                <w:right w:val="none" w:sz="0" w:space="0" w:color="000000"/>
+              </w:pBdr>
+              <w:spacing w:after="100" w:before="100" w:line="240"/>
+              <w:ind w:left="100" w:right="100" w:firstLine="0" w:firstLineChars="0"/>
+              <w:rPr>
+                <w:rFonts w:ascii="Helvetica" w:hAnsi="Helvetica" w:eastAsia="Helvetica" w:cs="Helvetica"/>
+                <w:i w:val="false"/>
+                <w:b w:val="false"/>
+                <w:u w:val="none"/>
+                <w:sz w:val="20"/>
+                <w:szCs w:val="20"/>
+                <w:color w:val="000000"/>
+              </w:rPr>
+            </w:pPr>
+            <w:r>
+              <w:rPr>
+                <w:rFonts w:ascii="Helvetica" w:hAnsi="Helvetica" w:eastAsia="Helvetica" w:cs="Helvetica"/>
+                <w:i w:val="false"/>
+                <w:b w:val="false"/>
+                <w:u w:val="none"/>
                 <w:sz w:val="20"/>
                 <w:szCs w:val="20"/>
                 <w:color w:val="000000"/>
@@ -5683,34 +5397,31 @@
           </w:tcPr>
           <w:p>
             <w:pPr>
-              <w:pStyle w:val="Normal"/>
-              <w:jc w:val="center"/>
-              <w:pBdr>
-                <w:bottom w:val="none" w:sz="0" w:space="0" w:color="000000"/>
-                <w:top w:val="none" w:sz="0" w:space="0" w:color="000000"/>
-                <w:left w:val="none" w:sz="0" w:space="0" w:color="000000"/>
-                <w:right w:val="none" w:sz="0" w:space="0" w:color="000000"/>
-              </w:pBdr>
-              <w:spacing w:after="100" w:before="100" w:line="240"/>
-              <w:ind w:left="100" w:right="100" w:firstLine="0" w:firstLineChars="0"/>
-              <w:rPr>
-                <w:rFonts w:ascii="Helvetica" w:hAnsi="Helvetica" w:eastAsia="Helvetica" w:cs="Helvetica"/>
-                <w:i w:val="false"/>
-                <w:b w:val="false"/>
-                <w:u w:val="none"/>
-                <w:strike w:val="false"/>
-                <w:sz w:val="20"/>
-                <w:szCs w:val="20"/>
-                <w:color w:val="000000"/>
-              </w:rPr>
-            </w:pPr>
-            <w:r>
-              <w:rPr>
-                <w:rFonts w:ascii="Helvetica" w:hAnsi="Helvetica" w:eastAsia="Helvetica" w:cs="Helvetica"/>
-                <w:i w:val="false"/>
-                <w:b w:val="false"/>
-                <w:u w:val="none"/>
-                <w:strike w:val="false"/>
+              <w:jc w:val="center"/>
+              <w:pBdr>
+                <w:bottom w:val="none" w:sz="0" w:space="0" w:color="000000"/>
+                <w:top w:val="none" w:sz="0" w:space="0" w:color="000000"/>
+                <w:left w:val="none" w:sz="0" w:space="0" w:color="000000"/>
+                <w:right w:val="none" w:sz="0" w:space="0" w:color="000000"/>
+              </w:pBdr>
+              <w:spacing w:after="100" w:before="100" w:line="240"/>
+              <w:ind w:left="100" w:right="100" w:firstLine="0" w:firstLineChars="0"/>
+              <w:rPr>
+                <w:rFonts w:ascii="Helvetica" w:hAnsi="Helvetica" w:eastAsia="Helvetica" w:cs="Helvetica"/>
+                <w:i w:val="false"/>
+                <w:b w:val="false"/>
+                <w:u w:val="none"/>
+                <w:sz w:val="20"/>
+                <w:szCs w:val="20"/>
+                <w:color w:val="000000"/>
+              </w:rPr>
+            </w:pPr>
+            <w:r>
+              <w:rPr>
+                <w:rFonts w:ascii="Helvetica" w:hAnsi="Helvetica" w:eastAsia="Helvetica" w:cs="Helvetica"/>
+                <w:i w:val="false"/>
+                <w:b w:val="false"/>
+                <w:u w:val="none"/>
                 <w:sz w:val="20"/>
                 <w:szCs w:val="20"/>
                 <w:color w:val="000000"/>
@@ -5724,26 +5435,26 @@
         <w:trPr>
           <w:trHeight w:val="621" w:hRule="auto"/>
         </w:trPr>
-        <w:tc>
-          <w:tcPr>
-            <w:tcBorders>
-              <w:bottom w:val="none" w:sz="0" w:space="0" w:color="000000"/>
-              <w:top w:val="none" w:sz="0" w:space="0" w:color="000000"/>
-              <w:left w:val="none" w:sz="0" w:space="0" w:color="000000"/>
-              <w:right w:val="none" w:sz="0" w:space="0" w:color="000000"/>
-            </w:tcBorders>
-            <w:shd w:val="clear" w:color="auto" w:fill="FFFFFF"/>
-            <w:tcMar>
-              <w:top w:w="0" w:type="dxa"/>
-              <w:bottom w:w="0" w:type="dxa"/>
-              <w:left w:w="0" w:type="dxa"/>
-              <w:right w:w="0" w:type="dxa"/>
-            </w:tcMar>
-            <w:vAlign w:val="center"/>
-          </w:tcPr>
-          <w:p>
-            <w:pPr>
-              <w:pStyle w:val="Normal"/>
+        body17
+        <w:tc>
+          <w:tcPr>
+            <w:tcBorders>
+              <w:bottom w:val="none" w:sz="0" w:space="0" w:color="000000"/>
+              <w:top w:val="none" w:sz="0" w:space="0" w:color="000000"/>
+              <w:left w:val="none" w:sz="0" w:space="0" w:color="000000"/>
+              <w:right w:val="none" w:sz="0" w:space="0" w:color="000000"/>
+            </w:tcBorders>
+            <w:shd w:val="clear" w:color="auto" w:fill="FFFFFF"/>
+            <w:tcMar>
+              <w:top w:w="0" w:type="dxa"/>
+              <w:bottom w:w="0" w:type="dxa"/>
+              <w:left w:w="0" w:type="dxa"/>
+              <w:right w:w="0" w:type="dxa"/>
+            </w:tcMar>
+            <w:vAlign w:val="center"/>
+          </w:tcPr>
+          <w:p>
+            <w:pPr>
               <w:jc w:val="left"/>
               <w:pBdr>
                 <w:bottom w:val="none" w:sz="0" w:space="0" w:color="000000"/>
@@ -5758,19 +5469,17 @@
                 <w:i w:val="false"/>
                 <w:b w:val="false"/>
                 <w:u w:val="none"/>
-                <w:strike w:val="false"/>
-                <w:sz w:val="20"/>
-                <w:szCs w:val="20"/>
-                <w:color w:val="000000"/>
-              </w:rPr>
-            </w:pPr>
-            <w:r>
-              <w:rPr>
-                <w:rFonts w:ascii="Helvetica" w:hAnsi="Helvetica" w:eastAsia="Helvetica" w:cs="Helvetica"/>
-                <w:i w:val="false"/>
-                <w:b w:val="false"/>
-                <w:u w:val="none"/>
-                <w:strike w:val="false"/>
+                <w:sz w:val="20"/>
+                <w:szCs w:val="20"/>
+                <w:color w:val="000000"/>
+              </w:rPr>
+            </w:pPr>
+            <w:r>
+              <w:rPr>
+                <w:rFonts w:ascii="Helvetica" w:hAnsi="Helvetica" w:eastAsia="Helvetica" w:cs="Helvetica"/>
+                <w:i w:val="false"/>
+                <w:b w:val="false"/>
+                <w:u w:val="none"/>
                 <w:sz w:val="20"/>
                 <w:szCs w:val="20"/>
                 <w:color w:val="000000"/>
@@ -5798,34 +5507,31 @@
           </w:tcPr>
           <w:p>
             <w:pPr>
-              <w:pStyle w:val="Normal"/>
-              <w:jc w:val="center"/>
-              <w:pBdr>
-                <w:bottom w:val="none" w:sz="0" w:space="0" w:color="000000"/>
-                <w:top w:val="none" w:sz="0" w:space="0" w:color="000000"/>
-                <w:left w:val="none" w:sz="0" w:space="0" w:color="000000"/>
-                <w:right w:val="none" w:sz="0" w:space="0" w:color="000000"/>
-              </w:pBdr>
-              <w:spacing w:after="100" w:before="100" w:line="240"/>
-              <w:ind w:left="100" w:right="100" w:firstLine="0" w:firstLineChars="0"/>
-              <w:rPr>
-                <w:rFonts w:ascii="Helvetica" w:hAnsi="Helvetica" w:eastAsia="Helvetica" w:cs="Helvetica"/>
-                <w:i w:val="false"/>
-                <w:b w:val="false"/>
-                <w:u w:val="none"/>
-                <w:strike w:val="false"/>
-                <w:sz w:val="20"/>
-                <w:szCs w:val="20"/>
-                <w:color w:val="000000"/>
-              </w:rPr>
-            </w:pPr>
-            <w:r>
-              <w:rPr>
-                <w:rFonts w:ascii="Helvetica" w:hAnsi="Helvetica" w:eastAsia="Helvetica" w:cs="Helvetica"/>
-                <w:i w:val="false"/>
-                <w:b w:val="false"/>
-                <w:u w:val="none"/>
-                <w:strike w:val="false"/>
+              <w:jc w:val="center"/>
+              <w:pBdr>
+                <w:bottom w:val="none" w:sz="0" w:space="0" w:color="000000"/>
+                <w:top w:val="none" w:sz="0" w:space="0" w:color="000000"/>
+                <w:left w:val="none" w:sz="0" w:space="0" w:color="000000"/>
+                <w:right w:val="none" w:sz="0" w:space="0" w:color="000000"/>
+              </w:pBdr>
+              <w:spacing w:after="100" w:before="100" w:line="240"/>
+              <w:ind w:left="100" w:right="100" w:firstLine="0" w:firstLineChars="0"/>
+              <w:rPr>
+                <w:rFonts w:ascii="Helvetica" w:hAnsi="Helvetica" w:eastAsia="Helvetica" w:cs="Helvetica"/>
+                <w:i w:val="false"/>
+                <w:b w:val="false"/>
+                <w:u w:val="none"/>
+                <w:sz w:val="20"/>
+                <w:szCs w:val="20"/>
+                <w:color w:val="000000"/>
+              </w:rPr>
+            </w:pPr>
+            <w:r>
+              <w:rPr>
+                <w:rFonts w:ascii="Helvetica" w:hAnsi="Helvetica" w:eastAsia="Helvetica" w:cs="Helvetica"/>
+                <w:i w:val="false"/>
+                <w:b w:val="false"/>
+                <w:u w:val="none"/>
                 <w:sz w:val="20"/>
                 <w:szCs w:val="20"/>
                 <w:color w:val="000000"/>
@@ -5853,34 +5559,31 @@
           </w:tcPr>
           <w:p>
             <w:pPr>
-              <w:pStyle w:val="Normal"/>
-              <w:jc w:val="center"/>
-              <w:pBdr>
-                <w:bottom w:val="none" w:sz="0" w:space="0" w:color="000000"/>
-                <w:top w:val="none" w:sz="0" w:space="0" w:color="000000"/>
-                <w:left w:val="none" w:sz="0" w:space="0" w:color="000000"/>
-                <w:right w:val="none" w:sz="0" w:space="0" w:color="000000"/>
-              </w:pBdr>
-              <w:spacing w:after="100" w:before="100" w:line="240"/>
-              <w:ind w:left="100" w:right="100" w:firstLine="0" w:firstLineChars="0"/>
-              <w:rPr>
-                <w:rFonts w:ascii="Helvetica" w:hAnsi="Helvetica" w:eastAsia="Helvetica" w:cs="Helvetica"/>
-                <w:i w:val="false"/>
-                <w:b w:val="false"/>
-                <w:u w:val="none"/>
-                <w:strike w:val="false"/>
-                <w:sz w:val="20"/>
-                <w:szCs w:val="20"/>
-                <w:color w:val="000000"/>
-              </w:rPr>
-            </w:pPr>
-            <w:r>
-              <w:rPr>
-                <w:rFonts w:ascii="Helvetica" w:hAnsi="Helvetica" w:eastAsia="Helvetica" w:cs="Helvetica"/>
-                <w:i w:val="false"/>
-                <w:b w:val="false"/>
-                <w:u w:val="none"/>
-                <w:strike w:val="false"/>
+              <w:jc w:val="center"/>
+              <w:pBdr>
+                <w:bottom w:val="none" w:sz="0" w:space="0" w:color="000000"/>
+                <w:top w:val="none" w:sz="0" w:space="0" w:color="000000"/>
+                <w:left w:val="none" w:sz="0" w:space="0" w:color="000000"/>
+                <w:right w:val="none" w:sz="0" w:space="0" w:color="000000"/>
+              </w:pBdr>
+              <w:spacing w:after="100" w:before="100" w:line="240"/>
+              <w:ind w:left="100" w:right="100" w:firstLine="0" w:firstLineChars="0"/>
+              <w:rPr>
+                <w:rFonts w:ascii="Helvetica" w:hAnsi="Helvetica" w:eastAsia="Helvetica" w:cs="Helvetica"/>
+                <w:i w:val="false"/>
+                <w:b w:val="false"/>
+                <w:u w:val="none"/>
+                <w:sz w:val="20"/>
+                <w:szCs w:val="20"/>
+                <w:color w:val="000000"/>
+              </w:rPr>
+            </w:pPr>
+            <w:r>
+              <w:rPr>
+                <w:rFonts w:ascii="Helvetica" w:hAnsi="Helvetica" w:eastAsia="Helvetica" w:cs="Helvetica"/>
+                <w:i w:val="false"/>
+                <w:b w:val="false"/>
+                <w:u w:val="none"/>
                 <w:sz w:val="20"/>
                 <w:szCs w:val="20"/>
                 <w:color w:val="000000"/>
@@ -5908,34 +5611,31 @@
           </w:tcPr>
           <w:p>
             <w:pPr>
-              <w:pStyle w:val="Normal"/>
-              <w:jc w:val="center"/>
-              <w:pBdr>
-                <w:bottom w:val="none" w:sz="0" w:space="0" w:color="000000"/>
-                <w:top w:val="none" w:sz="0" w:space="0" w:color="000000"/>
-                <w:left w:val="none" w:sz="0" w:space="0" w:color="000000"/>
-                <w:right w:val="none" w:sz="0" w:space="0" w:color="000000"/>
-              </w:pBdr>
-              <w:spacing w:after="100" w:before="100" w:line="240"/>
-              <w:ind w:left="100" w:right="100" w:firstLine="0" w:firstLineChars="0"/>
-              <w:rPr>
-                <w:rFonts w:ascii="Helvetica" w:hAnsi="Helvetica" w:eastAsia="Helvetica" w:cs="Helvetica"/>
-                <w:i w:val="false"/>
-                <w:b w:val="false"/>
-                <w:u w:val="none"/>
-                <w:strike w:val="false"/>
-                <w:sz w:val="20"/>
-                <w:szCs w:val="20"/>
-                <w:color w:val="000000"/>
-              </w:rPr>
-            </w:pPr>
-            <w:r>
-              <w:rPr>
-                <w:rFonts w:ascii="Helvetica" w:hAnsi="Helvetica" w:eastAsia="Helvetica" w:cs="Helvetica"/>
-                <w:i w:val="false"/>
-                <w:b w:val="false"/>
-                <w:u w:val="none"/>
-                <w:strike w:val="false"/>
+              <w:jc w:val="center"/>
+              <w:pBdr>
+                <w:bottom w:val="none" w:sz="0" w:space="0" w:color="000000"/>
+                <w:top w:val="none" w:sz="0" w:space="0" w:color="000000"/>
+                <w:left w:val="none" w:sz="0" w:space="0" w:color="000000"/>
+                <w:right w:val="none" w:sz="0" w:space="0" w:color="000000"/>
+              </w:pBdr>
+              <w:spacing w:after="100" w:before="100" w:line="240"/>
+              <w:ind w:left="100" w:right="100" w:firstLine="0" w:firstLineChars="0"/>
+              <w:rPr>
+                <w:rFonts w:ascii="Helvetica" w:hAnsi="Helvetica" w:eastAsia="Helvetica" w:cs="Helvetica"/>
+                <w:i w:val="false"/>
+                <w:b w:val="false"/>
+                <w:u w:val="none"/>
+                <w:sz w:val="20"/>
+                <w:szCs w:val="20"/>
+                <w:color w:val="000000"/>
+              </w:rPr>
+            </w:pPr>
+            <w:r>
+              <w:rPr>
+                <w:rFonts w:ascii="Helvetica" w:hAnsi="Helvetica" w:eastAsia="Helvetica" w:cs="Helvetica"/>
+                <w:i w:val="false"/>
+                <w:b w:val="false"/>
+                <w:u w:val="none"/>
                 <w:sz w:val="20"/>
                 <w:szCs w:val="20"/>
                 <w:color w:val="000000"/>
@@ -5963,34 +5663,31 @@
           </w:tcPr>
           <w:p>
             <w:pPr>
-              <w:pStyle w:val="Normal"/>
-              <w:jc w:val="center"/>
-              <w:pBdr>
-                <w:bottom w:val="none" w:sz="0" w:space="0" w:color="000000"/>
-                <w:top w:val="none" w:sz="0" w:space="0" w:color="000000"/>
-                <w:left w:val="none" w:sz="0" w:space="0" w:color="000000"/>
-                <w:right w:val="none" w:sz="0" w:space="0" w:color="000000"/>
-              </w:pBdr>
-              <w:spacing w:after="100" w:before="100" w:line="240"/>
-              <w:ind w:left="100" w:right="100" w:firstLine="0" w:firstLineChars="0"/>
-              <w:rPr>
-                <w:rFonts w:ascii="Helvetica" w:hAnsi="Helvetica" w:eastAsia="Helvetica" w:cs="Helvetica"/>
-                <w:i w:val="false"/>
-                <w:b w:val="false"/>
-                <w:u w:val="none"/>
-                <w:strike w:val="false"/>
-                <w:sz w:val="20"/>
-                <w:szCs w:val="20"/>
-                <w:color w:val="000000"/>
-              </w:rPr>
-            </w:pPr>
-            <w:r>
-              <w:rPr>
-                <w:rFonts w:ascii="Helvetica" w:hAnsi="Helvetica" w:eastAsia="Helvetica" w:cs="Helvetica"/>
-                <w:i w:val="false"/>
-                <w:b w:val="false"/>
-                <w:u w:val="none"/>
-                <w:strike w:val="false"/>
+              <w:jc w:val="center"/>
+              <w:pBdr>
+                <w:bottom w:val="none" w:sz="0" w:space="0" w:color="000000"/>
+                <w:top w:val="none" w:sz="0" w:space="0" w:color="000000"/>
+                <w:left w:val="none" w:sz="0" w:space="0" w:color="000000"/>
+                <w:right w:val="none" w:sz="0" w:space="0" w:color="000000"/>
+              </w:pBdr>
+              <w:spacing w:after="100" w:before="100" w:line="240"/>
+              <w:ind w:left="100" w:right="100" w:firstLine="0" w:firstLineChars="0"/>
+              <w:rPr>
+                <w:rFonts w:ascii="Helvetica" w:hAnsi="Helvetica" w:eastAsia="Helvetica" w:cs="Helvetica"/>
+                <w:i w:val="false"/>
+                <w:b w:val="false"/>
+                <w:u w:val="none"/>
+                <w:sz w:val="20"/>
+                <w:szCs w:val="20"/>
+                <w:color w:val="000000"/>
+              </w:rPr>
+            </w:pPr>
+            <w:r>
+              <w:rPr>
+                <w:rFonts w:ascii="Helvetica" w:hAnsi="Helvetica" w:eastAsia="Helvetica" w:cs="Helvetica"/>
+                <w:i w:val="false"/>
+                <w:b w:val="false"/>
+                <w:u w:val="none"/>
                 <w:sz w:val="20"/>
                 <w:szCs w:val="20"/>
                 <w:color w:val="000000"/>
@@ -6018,34 +5715,31 @@
           </w:tcPr>
           <w:p>
             <w:pPr>
-              <w:pStyle w:val="Normal"/>
-              <w:jc w:val="center"/>
-              <w:pBdr>
-                <w:bottom w:val="none" w:sz="0" w:space="0" w:color="000000"/>
-                <w:top w:val="none" w:sz="0" w:space="0" w:color="000000"/>
-                <w:left w:val="none" w:sz="0" w:space="0" w:color="000000"/>
-                <w:right w:val="none" w:sz="0" w:space="0" w:color="000000"/>
-              </w:pBdr>
-              <w:spacing w:after="100" w:before="100" w:line="240"/>
-              <w:ind w:left="100" w:right="100" w:firstLine="0" w:firstLineChars="0"/>
-              <w:rPr>
-                <w:rFonts w:ascii="Helvetica" w:hAnsi="Helvetica" w:eastAsia="Helvetica" w:cs="Helvetica"/>
-                <w:i w:val="false"/>
-                <w:b w:val="false"/>
-                <w:u w:val="none"/>
-                <w:strike w:val="false"/>
-                <w:sz w:val="20"/>
-                <w:szCs w:val="20"/>
-                <w:color w:val="000000"/>
-              </w:rPr>
-            </w:pPr>
-            <w:r>
-              <w:rPr>
-                <w:rFonts w:ascii="Helvetica" w:hAnsi="Helvetica" w:eastAsia="Helvetica" w:cs="Helvetica"/>
-                <w:i w:val="false"/>
-                <w:b w:val="false"/>
-                <w:u w:val="none"/>
-                <w:strike w:val="false"/>
+              <w:jc w:val="center"/>
+              <w:pBdr>
+                <w:bottom w:val="none" w:sz="0" w:space="0" w:color="000000"/>
+                <w:top w:val="none" w:sz="0" w:space="0" w:color="000000"/>
+                <w:left w:val="none" w:sz="0" w:space="0" w:color="000000"/>
+                <w:right w:val="none" w:sz="0" w:space="0" w:color="000000"/>
+              </w:pBdr>
+              <w:spacing w:after="100" w:before="100" w:line="240"/>
+              <w:ind w:left="100" w:right="100" w:firstLine="0" w:firstLineChars="0"/>
+              <w:rPr>
+                <w:rFonts w:ascii="Helvetica" w:hAnsi="Helvetica" w:eastAsia="Helvetica" w:cs="Helvetica"/>
+                <w:i w:val="false"/>
+                <w:b w:val="false"/>
+                <w:u w:val="none"/>
+                <w:sz w:val="20"/>
+                <w:szCs w:val="20"/>
+                <w:color w:val="000000"/>
+              </w:rPr>
+            </w:pPr>
+            <w:r>
+              <w:rPr>
+                <w:rFonts w:ascii="Helvetica" w:hAnsi="Helvetica" w:eastAsia="Helvetica" w:cs="Helvetica"/>
+                <w:i w:val="false"/>
+                <w:b w:val="false"/>
+                <w:u w:val="none"/>
                 <w:sz w:val="20"/>
                 <w:szCs w:val="20"/>
                 <w:color w:val="000000"/>
@@ -6059,26 +5753,26 @@
         <w:trPr>
           <w:trHeight w:val="577" w:hRule="auto"/>
         </w:trPr>
-        <w:tc>
-          <w:tcPr>
-            <w:tcBorders>
-              <w:bottom w:val="none" w:sz="0" w:space="0" w:color="000000"/>
-              <w:top w:val="none" w:sz="0" w:space="0" w:color="000000"/>
-              <w:left w:val="none" w:sz="0" w:space="0" w:color="000000"/>
-              <w:right w:val="none" w:sz="0" w:space="0" w:color="000000"/>
-            </w:tcBorders>
-            <w:shd w:val="clear" w:color="auto" w:fill="FFFFFF"/>
-            <w:tcMar>
-              <w:top w:w="0" w:type="dxa"/>
-              <w:bottom w:w="0" w:type="dxa"/>
-              <w:left w:w="0" w:type="dxa"/>
-              <w:right w:w="0" w:type="dxa"/>
-            </w:tcMar>
-            <w:vAlign w:val="center"/>
-          </w:tcPr>
-          <w:p>
-            <w:pPr>
-              <w:pStyle w:val="Normal"/>
+        body18
+        <w:tc>
+          <w:tcPr>
+            <w:tcBorders>
+              <w:bottom w:val="none" w:sz="0" w:space="0" w:color="000000"/>
+              <w:top w:val="none" w:sz="0" w:space="0" w:color="000000"/>
+              <w:left w:val="none" w:sz="0" w:space="0" w:color="000000"/>
+              <w:right w:val="none" w:sz="0" w:space="0" w:color="000000"/>
+            </w:tcBorders>
+            <w:shd w:val="clear" w:color="auto" w:fill="FFFFFF"/>
+            <w:tcMar>
+              <w:top w:w="0" w:type="dxa"/>
+              <w:bottom w:w="0" w:type="dxa"/>
+              <w:left w:w="0" w:type="dxa"/>
+              <w:right w:w="0" w:type="dxa"/>
+            </w:tcMar>
+            <w:vAlign w:val="center"/>
+          </w:tcPr>
+          <w:p>
+            <w:pPr>
               <w:jc w:val="left"/>
               <w:pBdr>
                 <w:bottom w:val="none" w:sz="0" w:space="0" w:color="000000"/>
@@ -6093,19 +5787,17 @@
                 <w:i w:val="false"/>
                 <w:b w:val="false"/>
                 <w:u w:val="none"/>
-                <w:strike w:val="false"/>
-                <w:sz w:val="20"/>
-                <w:szCs w:val="20"/>
-                <w:color w:val="000000"/>
-              </w:rPr>
-            </w:pPr>
-            <w:r>
-              <w:rPr>
-                <w:rFonts w:ascii="Helvetica" w:hAnsi="Helvetica" w:eastAsia="Helvetica" w:cs="Helvetica"/>
-                <w:i w:val="false"/>
-                <w:b w:val="false"/>
-                <w:u w:val="none"/>
-                <w:strike w:val="false"/>
+                <w:sz w:val="20"/>
+                <w:szCs w:val="20"/>
+                <w:color w:val="000000"/>
+              </w:rPr>
+            </w:pPr>
+            <w:r>
+              <w:rPr>
+                <w:rFonts w:ascii="Helvetica" w:hAnsi="Helvetica" w:eastAsia="Helvetica" w:cs="Helvetica"/>
+                <w:i w:val="false"/>
+                <w:b w:val="false"/>
+                <w:u w:val="none"/>
                 <w:sz w:val="20"/>
                 <w:szCs w:val="20"/>
                 <w:color w:val="000000"/>
@@ -6133,34 +5825,31 @@
           </w:tcPr>
           <w:p>
             <w:pPr>
-              <w:pStyle w:val="Normal"/>
-              <w:jc w:val="center"/>
-              <w:pBdr>
-                <w:bottom w:val="none" w:sz="0" w:space="0" w:color="000000"/>
-                <w:top w:val="none" w:sz="0" w:space="0" w:color="000000"/>
-                <w:left w:val="none" w:sz="0" w:space="0" w:color="000000"/>
-                <w:right w:val="none" w:sz="0" w:space="0" w:color="000000"/>
-              </w:pBdr>
-              <w:spacing w:after="100" w:before="100" w:line="240"/>
-              <w:ind w:left="100" w:right="100" w:firstLine="0" w:firstLineChars="0"/>
-              <w:rPr>
-                <w:rFonts w:ascii="Helvetica" w:hAnsi="Helvetica" w:eastAsia="Helvetica" w:cs="Helvetica"/>
-                <w:i w:val="false"/>
-                <w:b w:val="false"/>
-                <w:u w:val="none"/>
-                <w:strike w:val="false"/>
-                <w:sz w:val="20"/>
-                <w:szCs w:val="20"/>
-                <w:color w:val="000000"/>
-              </w:rPr>
-            </w:pPr>
-            <w:r>
-              <w:rPr>
-                <w:rFonts w:ascii="Helvetica" w:hAnsi="Helvetica" w:eastAsia="Helvetica" w:cs="Helvetica"/>
-                <w:i w:val="false"/>
-                <w:b w:val="false"/>
-                <w:u w:val="none"/>
-                <w:strike w:val="false"/>
+              <w:jc w:val="center"/>
+              <w:pBdr>
+                <w:bottom w:val="none" w:sz="0" w:space="0" w:color="000000"/>
+                <w:top w:val="none" w:sz="0" w:space="0" w:color="000000"/>
+                <w:left w:val="none" w:sz="0" w:space="0" w:color="000000"/>
+                <w:right w:val="none" w:sz="0" w:space="0" w:color="000000"/>
+              </w:pBdr>
+              <w:spacing w:after="100" w:before="100" w:line="240"/>
+              <w:ind w:left="100" w:right="100" w:firstLine="0" w:firstLineChars="0"/>
+              <w:rPr>
+                <w:rFonts w:ascii="Helvetica" w:hAnsi="Helvetica" w:eastAsia="Helvetica" w:cs="Helvetica"/>
+                <w:i w:val="false"/>
+                <w:b w:val="false"/>
+                <w:u w:val="none"/>
+                <w:sz w:val="20"/>
+                <w:szCs w:val="20"/>
+                <w:color w:val="000000"/>
+              </w:rPr>
+            </w:pPr>
+            <w:r>
+              <w:rPr>
+                <w:rFonts w:ascii="Helvetica" w:hAnsi="Helvetica" w:eastAsia="Helvetica" w:cs="Helvetica"/>
+                <w:i w:val="false"/>
+                <w:b w:val="false"/>
+                <w:u w:val="none"/>
                 <w:sz w:val="20"/>
                 <w:szCs w:val="20"/>
                 <w:color w:val="000000"/>
@@ -6188,34 +5877,31 @@
           </w:tcPr>
           <w:p>
             <w:pPr>
-              <w:pStyle w:val="Normal"/>
-              <w:jc w:val="center"/>
-              <w:pBdr>
-                <w:bottom w:val="none" w:sz="0" w:space="0" w:color="000000"/>
-                <w:top w:val="none" w:sz="0" w:space="0" w:color="000000"/>
-                <w:left w:val="none" w:sz="0" w:space="0" w:color="000000"/>
-                <w:right w:val="none" w:sz="0" w:space="0" w:color="000000"/>
-              </w:pBdr>
-              <w:spacing w:after="100" w:before="100" w:line="240"/>
-              <w:ind w:left="100" w:right="100" w:firstLine="0" w:firstLineChars="0"/>
-              <w:rPr>
-                <w:rFonts w:ascii="Helvetica" w:hAnsi="Helvetica" w:eastAsia="Helvetica" w:cs="Helvetica"/>
-                <w:i w:val="false"/>
-                <w:b w:val="false"/>
-                <w:u w:val="none"/>
-                <w:strike w:val="false"/>
-                <w:sz w:val="20"/>
-                <w:szCs w:val="20"/>
-                <w:color w:val="000000"/>
-              </w:rPr>
-            </w:pPr>
-            <w:r>
-              <w:rPr>
-                <w:rFonts w:ascii="Helvetica" w:hAnsi="Helvetica" w:eastAsia="Helvetica" w:cs="Helvetica"/>
-                <w:i w:val="false"/>
-                <w:b w:val="false"/>
-                <w:u w:val="none"/>
-                <w:strike w:val="false"/>
+              <w:jc w:val="center"/>
+              <w:pBdr>
+                <w:bottom w:val="none" w:sz="0" w:space="0" w:color="000000"/>
+                <w:top w:val="none" w:sz="0" w:space="0" w:color="000000"/>
+                <w:left w:val="none" w:sz="0" w:space="0" w:color="000000"/>
+                <w:right w:val="none" w:sz="0" w:space="0" w:color="000000"/>
+              </w:pBdr>
+              <w:spacing w:after="100" w:before="100" w:line="240"/>
+              <w:ind w:left="100" w:right="100" w:firstLine="0" w:firstLineChars="0"/>
+              <w:rPr>
+                <w:rFonts w:ascii="Helvetica" w:hAnsi="Helvetica" w:eastAsia="Helvetica" w:cs="Helvetica"/>
+                <w:i w:val="false"/>
+                <w:b w:val="false"/>
+                <w:u w:val="none"/>
+                <w:sz w:val="20"/>
+                <w:szCs w:val="20"/>
+                <w:color w:val="000000"/>
+              </w:rPr>
+            </w:pPr>
+            <w:r>
+              <w:rPr>
+                <w:rFonts w:ascii="Helvetica" w:hAnsi="Helvetica" w:eastAsia="Helvetica" w:cs="Helvetica"/>
+                <w:i w:val="false"/>
+                <w:b w:val="false"/>
+                <w:u w:val="none"/>
                 <w:sz w:val="20"/>
                 <w:szCs w:val="20"/>
                 <w:color w:val="000000"/>
@@ -6243,34 +5929,31 @@
           </w:tcPr>
           <w:p>
             <w:pPr>
-              <w:pStyle w:val="Normal"/>
-              <w:jc w:val="center"/>
-              <w:pBdr>
-                <w:bottom w:val="none" w:sz="0" w:space="0" w:color="000000"/>
-                <w:top w:val="none" w:sz="0" w:space="0" w:color="000000"/>
-                <w:left w:val="none" w:sz="0" w:space="0" w:color="000000"/>
-                <w:right w:val="none" w:sz="0" w:space="0" w:color="000000"/>
-              </w:pBdr>
-              <w:spacing w:after="100" w:before="100" w:line="240"/>
-              <w:ind w:left="100" w:right="100" w:firstLine="0" w:firstLineChars="0"/>
-              <w:rPr>
-                <w:rFonts w:ascii="Helvetica" w:hAnsi="Helvetica" w:eastAsia="Helvetica" w:cs="Helvetica"/>
-                <w:i w:val="false"/>
-                <w:b w:val="false"/>
-                <w:u w:val="none"/>
-                <w:strike w:val="false"/>
-                <w:sz w:val="20"/>
-                <w:szCs w:val="20"/>
-                <w:color w:val="000000"/>
-              </w:rPr>
-            </w:pPr>
-            <w:r>
-              <w:rPr>
-                <w:rFonts w:ascii="Helvetica" w:hAnsi="Helvetica" w:eastAsia="Helvetica" w:cs="Helvetica"/>
-                <w:i w:val="false"/>
-                <w:b w:val="false"/>
-                <w:u w:val="none"/>
-                <w:strike w:val="false"/>
+              <w:jc w:val="center"/>
+              <w:pBdr>
+                <w:bottom w:val="none" w:sz="0" w:space="0" w:color="000000"/>
+                <w:top w:val="none" w:sz="0" w:space="0" w:color="000000"/>
+                <w:left w:val="none" w:sz="0" w:space="0" w:color="000000"/>
+                <w:right w:val="none" w:sz="0" w:space="0" w:color="000000"/>
+              </w:pBdr>
+              <w:spacing w:after="100" w:before="100" w:line="240"/>
+              <w:ind w:left="100" w:right="100" w:firstLine="0" w:firstLineChars="0"/>
+              <w:rPr>
+                <w:rFonts w:ascii="Helvetica" w:hAnsi="Helvetica" w:eastAsia="Helvetica" w:cs="Helvetica"/>
+                <w:i w:val="false"/>
+                <w:b w:val="false"/>
+                <w:u w:val="none"/>
+                <w:sz w:val="20"/>
+                <w:szCs w:val="20"/>
+                <w:color w:val="000000"/>
+              </w:rPr>
+            </w:pPr>
+            <w:r>
+              <w:rPr>
+                <w:rFonts w:ascii="Helvetica" w:hAnsi="Helvetica" w:eastAsia="Helvetica" w:cs="Helvetica"/>
+                <w:i w:val="false"/>
+                <w:b w:val="false"/>
+                <w:u w:val="none"/>
                 <w:sz w:val="20"/>
                 <w:szCs w:val="20"/>
                 <w:color w:val="000000"/>
@@ -6298,34 +5981,31 @@
           </w:tcPr>
           <w:p>
             <w:pPr>
-              <w:pStyle w:val="Normal"/>
-              <w:jc w:val="center"/>
-              <w:pBdr>
-                <w:bottom w:val="none" w:sz="0" w:space="0" w:color="000000"/>
-                <w:top w:val="none" w:sz="0" w:space="0" w:color="000000"/>
-                <w:left w:val="none" w:sz="0" w:space="0" w:color="000000"/>
-                <w:right w:val="none" w:sz="0" w:space="0" w:color="000000"/>
-              </w:pBdr>
-              <w:spacing w:after="100" w:before="100" w:line="240"/>
-              <w:ind w:left="100" w:right="100" w:firstLine="0" w:firstLineChars="0"/>
-              <w:rPr>
-                <w:rFonts w:ascii="Helvetica" w:hAnsi="Helvetica" w:eastAsia="Helvetica" w:cs="Helvetica"/>
-                <w:i w:val="false"/>
-                <w:b w:val="false"/>
-                <w:u w:val="none"/>
-                <w:strike w:val="false"/>
-                <w:sz w:val="20"/>
-                <w:szCs w:val="20"/>
-                <w:color w:val="000000"/>
-              </w:rPr>
-            </w:pPr>
-            <w:r>
-              <w:rPr>
-                <w:rFonts w:ascii="Helvetica" w:hAnsi="Helvetica" w:eastAsia="Helvetica" w:cs="Helvetica"/>
-                <w:i w:val="false"/>
-                <w:b w:val="false"/>
-                <w:u w:val="none"/>
-                <w:strike w:val="false"/>
+              <w:jc w:val="center"/>
+              <w:pBdr>
+                <w:bottom w:val="none" w:sz="0" w:space="0" w:color="000000"/>
+                <w:top w:val="none" w:sz="0" w:space="0" w:color="000000"/>
+                <w:left w:val="none" w:sz="0" w:space="0" w:color="000000"/>
+                <w:right w:val="none" w:sz="0" w:space="0" w:color="000000"/>
+              </w:pBdr>
+              <w:spacing w:after="100" w:before="100" w:line="240"/>
+              <w:ind w:left="100" w:right="100" w:firstLine="0" w:firstLineChars="0"/>
+              <w:rPr>
+                <w:rFonts w:ascii="Helvetica" w:hAnsi="Helvetica" w:eastAsia="Helvetica" w:cs="Helvetica"/>
+                <w:i w:val="false"/>
+                <w:b w:val="false"/>
+                <w:u w:val="none"/>
+                <w:sz w:val="20"/>
+                <w:szCs w:val="20"/>
+                <w:color w:val="000000"/>
+              </w:rPr>
+            </w:pPr>
+            <w:r>
+              <w:rPr>
+                <w:rFonts w:ascii="Helvetica" w:hAnsi="Helvetica" w:eastAsia="Helvetica" w:cs="Helvetica"/>
+                <w:i w:val="false"/>
+                <w:b w:val="false"/>
+                <w:u w:val="none"/>
                 <w:sz w:val="20"/>
                 <w:szCs w:val="20"/>
                 <w:color w:val="000000"/>
@@ -6353,34 +6033,31 @@
           </w:tcPr>
           <w:p>
             <w:pPr>
-              <w:pStyle w:val="Normal"/>
-              <w:jc w:val="center"/>
-              <w:pBdr>
-                <w:bottom w:val="none" w:sz="0" w:space="0" w:color="000000"/>
-                <w:top w:val="none" w:sz="0" w:space="0" w:color="000000"/>
-                <w:left w:val="none" w:sz="0" w:space="0" w:color="000000"/>
-                <w:right w:val="none" w:sz="0" w:space="0" w:color="000000"/>
-              </w:pBdr>
-              <w:spacing w:after="100" w:before="100" w:line="240"/>
-              <w:ind w:left="100" w:right="100" w:firstLine="0" w:firstLineChars="0"/>
-              <w:rPr>
-                <w:rFonts w:ascii="Helvetica" w:hAnsi="Helvetica" w:eastAsia="Helvetica" w:cs="Helvetica"/>
-                <w:i w:val="false"/>
-                <w:b w:val="false"/>
-                <w:u w:val="none"/>
-                <w:strike w:val="false"/>
-                <w:sz w:val="20"/>
-                <w:szCs w:val="20"/>
-                <w:color w:val="000000"/>
-              </w:rPr>
-            </w:pPr>
-            <w:r>
-              <w:rPr>
-                <w:rFonts w:ascii="Helvetica" w:hAnsi="Helvetica" w:eastAsia="Helvetica" w:cs="Helvetica"/>
-                <w:i w:val="false"/>
-                <w:b w:val="false"/>
-                <w:u w:val="none"/>
-                <w:strike w:val="false"/>
+              <w:jc w:val="center"/>
+              <w:pBdr>
+                <w:bottom w:val="none" w:sz="0" w:space="0" w:color="000000"/>
+                <w:top w:val="none" w:sz="0" w:space="0" w:color="000000"/>
+                <w:left w:val="none" w:sz="0" w:space="0" w:color="000000"/>
+                <w:right w:val="none" w:sz="0" w:space="0" w:color="000000"/>
+              </w:pBdr>
+              <w:spacing w:after="100" w:before="100" w:line="240"/>
+              <w:ind w:left="100" w:right="100" w:firstLine="0" w:firstLineChars="0"/>
+              <w:rPr>
+                <w:rFonts w:ascii="Helvetica" w:hAnsi="Helvetica" w:eastAsia="Helvetica" w:cs="Helvetica"/>
+                <w:i w:val="false"/>
+                <w:b w:val="false"/>
+                <w:u w:val="none"/>
+                <w:sz w:val="20"/>
+                <w:szCs w:val="20"/>
+                <w:color w:val="000000"/>
+              </w:rPr>
+            </w:pPr>
+            <w:r>
+              <w:rPr>
+                <w:rFonts w:ascii="Helvetica" w:hAnsi="Helvetica" w:eastAsia="Helvetica" w:cs="Helvetica"/>
+                <w:i w:val="false"/>
+                <w:b w:val="false"/>
+                <w:u w:val="none"/>
                 <w:sz w:val="20"/>
                 <w:szCs w:val="20"/>
                 <w:color w:val="000000"/>
@@ -6394,26 +6071,26 @@
         <w:trPr>
           <w:trHeight w:val="616" w:hRule="auto"/>
         </w:trPr>
-        <w:tc>
-          <w:tcPr>
-            <w:tcBorders>
-              <w:bottom w:val="none" w:sz="0" w:space="0" w:color="000000"/>
-              <w:top w:val="none" w:sz="0" w:space="0" w:color="000000"/>
-              <w:left w:val="none" w:sz="0" w:space="0" w:color="000000"/>
-              <w:right w:val="none" w:sz="0" w:space="0" w:color="000000"/>
-            </w:tcBorders>
-            <w:shd w:val="clear" w:color="auto" w:fill="FFFFFF"/>
-            <w:tcMar>
-              <w:top w:w="0" w:type="dxa"/>
-              <w:bottom w:w="0" w:type="dxa"/>
-              <w:left w:w="0" w:type="dxa"/>
-              <w:right w:w="0" w:type="dxa"/>
-            </w:tcMar>
-            <w:vAlign w:val="center"/>
-          </w:tcPr>
-          <w:p>
-            <w:pPr>
-              <w:pStyle w:val="Normal"/>
+        body19
+        <w:tc>
+          <w:tcPr>
+            <w:tcBorders>
+              <w:bottom w:val="none" w:sz="0" w:space="0" w:color="000000"/>
+              <w:top w:val="none" w:sz="0" w:space="0" w:color="000000"/>
+              <w:left w:val="none" w:sz="0" w:space="0" w:color="000000"/>
+              <w:right w:val="none" w:sz="0" w:space="0" w:color="000000"/>
+            </w:tcBorders>
+            <w:shd w:val="clear" w:color="auto" w:fill="FFFFFF"/>
+            <w:tcMar>
+              <w:top w:w="0" w:type="dxa"/>
+              <w:bottom w:w="0" w:type="dxa"/>
+              <w:left w:w="0" w:type="dxa"/>
+              <w:right w:w="0" w:type="dxa"/>
+            </w:tcMar>
+            <w:vAlign w:val="center"/>
+          </w:tcPr>
+          <w:p>
+            <w:pPr>
               <w:jc w:val="left"/>
               <w:pBdr>
                 <w:bottom w:val="none" w:sz="0" w:space="0" w:color="000000"/>
@@ -6428,19 +6105,17 @@
                 <w:i w:val="false"/>
                 <w:b w:val="false"/>
                 <w:u w:val="none"/>
-                <w:strike w:val="false"/>
-                <w:sz w:val="20"/>
-                <w:szCs w:val="20"/>
-                <w:color w:val="000000"/>
-              </w:rPr>
-            </w:pPr>
-            <w:r>
-              <w:rPr>
-                <w:rFonts w:ascii="Helvetica" w:hAnsi="Helvetica" w:eastAsia="Helvetica" w:cs="Helvetica"/>
-                <w:i w:val="false"/>
-                <w:b w:val="false"/>
-                <w:u w:val="none"/>
-                <w:strike w:val="false"/>
+                <w:sz w:val="20"/>
+                <w:szCs w:val="20"/>
+                <w:color w:val="000000"/>
+              </w:rPr>
+            </w:pPr>
+            <w:r>
+              <w:rPr>
+                <w:rFonts w:ascii="Helvetica" w:hAnsi="Helvetica" w:eastAsia="Helvetica" w:cs="Helvetica"/>
+                <w:i w:val="false"/>
+                <w:b w:val="false"/>
+                <w:u w:val="none"/>
                 <w:sz w:val="20"/>
                 <w:szCs w:val="20"/>
                 <w:color w:val="000000"/>
@@ -6468,34 +6143,31 @@
           </w:tcPr>
           <w:p>
             <w:pPr>
-              <w:pStyle w:val="Normal"/>
-              <w:jc w:val="center"/>
-              <w:pBdr>
-                <w:bottom w:val="none" w:sz="0" w:space="0" w:color="000000"/>
-                <w:top w:val="none" w:sz="0" w:space="0" w:color="000000"/>
-                <w:left w:val="none" w:sz="0" w:space="0" w:color="000000"/>
-                <w:right w:val="none" w:sz="0" w:space="0" w:color="000000"/>
-              </w:pBdr>
-              <w:spacing w:after="100" w:before="100" w:line="240"/>
-              <w:ind w:left="100" w:right="100" w:firstLine="0" w:firstLineChars="0"/>
-              <w:rPr>
-                <w:rFonts w:ascii="Helvetica" w:hAnsi="Helvetica" w:eastAsia="Helvetica" w:cs="Helvetica"/>
-                <w:i w:val="false"/>
-                <w:b w:val="false"/>
-                <w:u w:val="none"/>
-                <w:strike w:val="false"/>
-                <w:sz w:val="20"/>
-                <w:szCs w:val="20"/>
-                <w:color w:val="000000"/>
-              </w:rPr>
-            </w:pPr>
-            <w:r>
-              <w:rPr>
-                <w:rFonts w:ascii="Helvetica" w:hAnsi="Helvetica" w:eastAsia="Helvetica" w:cs="Helvetica"/>
-                <w:i w:val="false"/>
-                <w:b w:val="false"/>
-                <w:u w:val="none"/>
-                <w:strike w:val="false"/>
+              <w:jc w:val="center"/>
+              <w:pBdr>
+                <w:bottom w:val="none" w:sz="0" w:space="0" w:color="000000"/>
+                <w:top w:val="none" w:sz="0" w:space="0" w:color="000000"/>
+                <w:left w:val="none" w:sz="0" w:space="0" w:color="000000"/>
+                <w:right w:val="none" w:sz="0" w:space="0" w:color="000000"/>
+              </w:pBdr>
+              <w:spacing w:after="100" w:before="100" w:line="240"/>
+              <w:ind w:left="100" w:right="100" w:firstLine="0" w:firstLineChars="0"/>
+              <w:rPr>
+                <w:rFonts w:ascii="Helvetica" w:hAnsi="Helvetica" w:eastAsia="Helvetica" w:cs="Helvetica"/>
+                <w:i w:val="false"/>
+                <w:b w:val="false"/>
+                <w:u w:val="none"/>
+                <w:sz w:val="20"/>
+                <w:szCs w:val="20"/>
+                <w:color w:val="000000"/>
+              </w:rPr>
+            </w:pPr>
+            <w:r>
+              <w:rPr>
+                <w:rFonts w:ascii="Helvetica" w:hAnsi="Helvetica" w:eastAsia="Helvetica" w:cs="Helvetica"/>
+                <w:i w:val="false"/>
+                <w:b w:val="false"/>
+                <w:u w:val="none"/>
                 <w:sz w:val="20"/>
                 <w:szCs w:val="20"/>
                 <w:color w:val="000000"/>
@@ -6523,34 +6195,31 @@
           </w:tcPr>
           <w:p>
             <w:pPr>
-              <w:pStyle w:val="Normal"/>
-              <w:jc w:val="center"/>
-              <w:pBdr>
-                <w:bottom w:val="none" w:sz="0" w:space="0" w:color="000000"/>
-                <w:top w:val="none" w:sz="0" w:space="0" w:color="000000"/>
-                <w:left w:val="none" w:sz="0" w:space="0" w:color="000000"/>
-                <w:right w:val="none" w:sz="0" w:space="0" w:color="000000"/>
-              </w:pBdr>
-              <w:spacing w:after="100" w:before="100" w:line="240"/>
-              <w:ind w:left="100" w:right="100" w:firstLine="0" w:firstLineChars="0"/>
-              <w:rPr>
-                <w:rFonts w:ascii="Helvetica" w:hAnsi="Helvetica" w:eastAsia="Helvetica" w:cs="Helvetica"/>
-                <w:i w:val="false"/>
-                <w:b w:val="false"/>
-                <w:u w:val="none"/>
-                <w:strike w:val="false"/>
-                <w:sz w:val="20"/>
-                <w:szCs w:val="20"/>
-                <w:color w:val="000000"/>
-              </w:rPr>
-            </w:pPr>
-            <w:r>
-              <w:rPr>
-                <w:rFonts w:ascii="Helvetica" w:hAnsi="Helvetica" w:eastAsia="Helvetica" w:cs="Helvetica"/>
-                <w:i w:val="false"/>
-                <w:b w:val="false"/>
-                <w:u w:val="none"/>
-                <w:strike w:val="false"/>
+              <w:jc w:val="center"/>
+              <w:pBdr>
+                <w:bottom w:val="none" w:sz="0" w:space="0" w:color="000000"/>
+                <w:top w:val="none" w:sz="0" w:space="0" w:color="000000"/>
+                <w:left w:val="none" w:sz="0" w:space="0" w:color="000000"/>
+                <w:right w:val="none" w:sz="0" w:space="0" w:color="000000"/>
+              </w:pBdr>
+              <w:spacing w:after="100" w:before="100" w:line="240"/>
+              <w:ind w:left="100" w:right="100" w:firstLine="0" w:firstLineChars="0"/>
+              <w:rPr>
+                <w:rFonts w:ascii="Helvetica" w:hAnsi="Helvetica" w:eastAsia="Helvetica" w:cs="Helvetica"/>
+                <w:i w:val="false"/>
+                <w:b w:val="false"/>
+                <w:u w:val="none"/>
+                <w:sz w:val="20"/>
+                <w:szCs w:val="20"/>
+                <w:color w:val="000000"/>
+              </w:rPr>
+            </w:pPr>
+            <w:r>
+              <w:rPr>
+                <w:rFonts w:ascii="Helvetica" w:hAnsi="Helvetica" w:eastAsia="Helvetica" w:cs="Helvetica"/>
+                <w:i w:val="false"/>
+                <w:b w:val="false"/>
+                <w:u w:val="none"/>
                 <w:sz w:val="20"/>
                 <w:szCs w:val="20"/>
                 <w:color w:val="000000"/>
@@ -6578,34 +6247,31 @@
           </w:tcPr>
           <w:p>
             <w:pPr>
-              <w:pStyle w:val="Normal"/>
-              <w:jc w:val="center"/>
-              <w:pBdr>
-                <w:bottom w:val="none" w:sz="0" w:space="0" w:color="000000"/>
-                <w:top w:val="none" w:sz="0" w:space="0" w:color="000000"/>
-                <w:left w:val="none" w:sz="0" w:space="0" w:color="000000"/>
-                <w:right w:val="none" w:sz="0" w:space="0" w:color="000000"/>
-              </w:pBdr>
-              <w:spacing w:after="100" w:before="100" w:line="240"/>
-              <w:ind w:left="100" w:right="100" w:firstLine="0" w:firstLineChars="0"/>
-              <w:rPr>
-                <w:rFonts w:ascii="Helvetica" w:hAnsi="Helvetica" w:eastAsia="Helvetica" w:cs="Helvetica"/>
-                <w:i w:val="false"/>
-                <w:b w:val="false"/>
-                <w:u w:val="none"/>
-                <w:strike w:val="false"/>
-                <w:sz w:val="20"/>
-                <w:szCs w:val="20"/>
-                <w:color w:val="000000"/>
-              </w:rPr>
-            </w:pPr>
-            <w:r>
-              <w:rPr>
-                <w:rFonts w:ascii="Helvetica" w:hAnsi="Helvetica" w:eastAsia="Helvetica" w:cs="Helvetica"/>
-                <w:i w:val="false"/>
-                <w:b w:val="false"/>
-                <w:u w:val="none"/>
-                <w:strike w:val="false"/>
+              <w:jc w:val="center"/>
+              <w:pBdr>
+                <w:bottom w:val="none" w:sz="0" w:space="0" w:color="000000"/>
+                <w:top w:val="none" w:sz="0" w:space="0" w:color="000000"/>
+                <w:left w:val="none" w:sz="0" w:space="0" w:color="000000"/>
+                <w:right w:val="none" w:sz="0" w:space="0" w:color="000000"/>
+              </w:pBdr>
+              <w:spacing w:after="100" w:before="100" w:line="240"/>
+              <w:ind w:left="100" w:right="100" w:firstLine="0" w:firstLineChars="0"/>
+              <w:rPr>
+                <w:rFonts w:ascii="Helvetica" w:hAnsi="Helvetica" w:eastAsia="Helvetica" w:cs="Helvetica"/>
+                <w:i w:val="false"/>
+                <w:b w:val="false"/>
+                <w:u w:val="none"/>
+                <w:sz w:val="20"/>
+                <w:szCs w:val="20"/>
+                <w:color w:val="000000"/>
+              </w:rPr>
+            </w:pPr>
+            <w:r>
+              <w:rPr>
+                <w:rFonts w:ascii="Helvetica" w:hAnsi="Helvetica" w:eastAsia="Helvetica" w:cs="Helvetica"/>
+                <w:i w:val="false"/>
+                <w:b w:val="false"/>
+                <w:u w:val="none"/>
                 <w:sz w:val="20"/>
                 <w:szCs w:val="20"/>
                 <w:color w:val="000000"/>
@@ -6633,34 +6299,31 @@
           </w:tcPr>
           <w:p>
             <w:pPr>
-              <w:pStyle w:val="Normal"/>
-              <w:jc w:val="center"/>
-              <w:pBdr>
-                <w:bottom w:val="none" w:sz="0" w:space="0" w:color="000000"/>
-                <w:top w:val="none" w:sz="0" w:space="0" w:color="000000"/>
-                <w:left w:val="none" w:sz="0" w:space="0" w:color="000000"/>
-                <w:right w:val="none" w:sz="0" w:space="0" w:color="000000"/>
-              </w:pBdr>
-              <w:spacing w:after="100" w:before="100" w:line="240"/>
-              <w:ind w:left="100" w:right="100" w:firstLine="0" w:firstLineChars="0"/>
-              <w:rPr>
-                <w:rFonts w:ascii="Helvetica" w:hAnsi="Helvetica" w:eastAsia="Helvetica" w:cs="Helvetica"/>
-                <w:i w:val="false"/>
-                <w:b w:val="false"/>
-                <w:u w:val="none"/>
-                <w:strike w:val="false"/>
-                <w:sz w:val="20"/>
-                <w:szCs w:val="20"/>
-                <w:color w:val="000000"/>
-              </w:rPr>
-            </w:pPr>
-            <w:r>
-              <w:rPr>
-                <w:rFonts w:ascii="Helvetica" w:hAnsi="Helvetica" w:eastAsia="Helvetica" w:cs="Helvetica"/>
-                <w:i w:val="false"/>
-                <w:b w:val="false"/>
-                <w:u w:val="none"/>
-                <w:strike w:val="false"/>
+              <w:jc w:val="center"/>
+              <w:pBdr>
+                <w:bottom w:val="none" w:sz="0" w:space="0" w:color="000000"/>
+                <w:top w:val="none" w:sz="0" w:space="0" w:color="000000"/>
+                <w:left w:val="none" w:sz="0" w:space="0" w:color="000000"/>
+                <w:right w:val="none" w:sz="0" w:space="0" w:color="000000"/>
+              </w:pBdr>
+              <w:spacing w:after="100" w:before="100" w:line="240"/>
+              <w:ind w:left="100" w:right="100" w:firstLine="0" w:firstLineChars="0"/>
+              <w:rPr>
+                <w:rFonts w:ascii="Helvetica" w:hAnsi="Helvetica" w:eastAsia="Helvetica" w:cs="Helvetica"/>
+                <w:i w:val="false"/>
+                <w:b w:val="false"/>
+                <w:u w:val="none"/>
+                <w:sz w:val="20"/>
+                <w:szCs w:val="20"/>
+                <w:color w:val="000000"/>
+              </w:rPr>
+            </w:pPr>
+            <w:r>
+              <w:rPr>
+                <w:rFonts w:ascii="Helvetica" w:hAnsi="Helvetica" w:eastAsia="Helvetica" w:cs="Helvetica"/>
+                <w:i w:val="false"/>
+                <w:b w:val="false"/>
+                <w:u w:val="none"/>
                 <w:sz w:val="20"/>
                 <w:szCs w:val="20"/>
                 <w:color w:val="000000"/>
@@ -6688,34 +6351,31 @@
           </w:tcPr>
           <w:p>
             <w:pPr>
-              <w:pStyle w:val="Normal"/>
-              <w:jc w:val="center"/>
-              <w:pBdr>
-                <w:bottom w:val="none" w:sz="0" w:space="0" w:color="000000"/>
-                <w:top w:val="none" w:sz="0" w:space="0" w:color="000000"/>
-                <w:left w:val="none" w:sz="0" w:space="0" w:color="000000"/>
-                <w:right w:val="none" w:sz="0" w:space="0" w:color="000000"/>
-              </w:pBdr>
-              <w:spacing w:after="100" w:before="100" w:line="240"/>
-              <w:ind w:left="100" w:right="100" w:firstLine="0" w:firstLineChars="0"/>
-              <w:rPr>
-                <w:rFonts w:ascii="Helvetica" w:hAnsi="Helvetica" w:eastAsia="Helvetica" w:cs="Helvetica"/>
-                <w:i w:val="false"/>
-                <w:b w:val="false"/>
-                <w:u w:val="none"/>
-                <w:strike w:val="false"/>
-                <w:sz w:val="20"/>
-                <w:szCs w:val="20"/>
-                <w:color w:val="000000"/>
-              </w:rPr>
-            </w:pPr>
-            <w:r>
-              <w:rPr>
-                <w:rFonts w:ascii="Helvetica" w:hAnsi="Helvetica" w:eastAsia="Helvetica" w:cs="Helvetica"/>
-                <w:i w:val="false"/>
-                <w:b w:val="false"/>
-                <w:u w:val="none"/>
-                <w:strike w:val="false"/>
+              <w:jc w:val="center"/>
+              <w:pBdr>
+                <w:bottom w:val="none" w:sz="0" w:space="0" w:color="000000"/>
+                <w:top w:val="none" w:sz="0" w:space="0" w:color="000000"/>
+                <w:left w:val="none" w:sz="0" w:space="0" w:color="000000"/>
+                <w:right w:val="none" w:sz="0" w:space="0" w:color="000000"/>
+              </w:pBdr>
+              <w:spacing w:after="100" w:before="100" w:line="240"/>
+              <w:ind w:left="100" w:right="100" w:firstLine="0" w:firstLineChars="0"/>
+              <w:rPr>
+                <w:rFonts w:ascii="Helvetica" w:hAnsi="Helvetica" w:eastAsia="Helvetica" w:cs="Helvetica"/>
+                <w:i w:val="false"/>
+                <w:b w:val="false"/>
+                <w:u w:val="none"/>
+                <w:sz w:val="20"/>
+                <w:szCs w:val="20"/>
+                <w:color w:val="000000"/>
+              </w:rPr>
+            </w:pPr>
+            <w:r>
+              <w:rPr>
+                <w:rFonts w:ascii="Helvetica" w:hAnsi="Helvetica" w:eastAsia="Helvetica" w:cs="Helvetica"/>
+                <w:i w:val="false"/>
+                <w:b w:val="false"/>
+                <w:u w:val="none"/>
                 <w:sz w:val="20"/>
                 <w:szCs w:val="20"/>
                 <w:color w:val="000000"/>
@@ -6729,6 +6389,7 @@
         <w:trPr>
           <w:trHeight w:val="577" w:hRule="auto"/>
         </w:trPr>
+        body20
         <w:tc>
           <w:tcPr>
             <w:tcBorders>
@@ -6748,7 +6409,6 @@
           </w:tcPr>
           <w:p>
             <w:pPr>
-              <w:pStyle w:val="Normal"/>
               <w:jc w:val="left"/>
               <w:pBdr>
                 <w:bottom w:val="none" w:sz="0" w:space="0" w:color="000000"/>
@@ -6763,19 +6423,17 @@
                 <w:i w:val="false"/>
                 <w:b w:val="false"/>
                 <w:u w:val="none"/>
-                <w:strike w:val="false"/>
-                <w:sz w:val="20"/>
-                <w:szCs w:val="20"/>
-                <w:color w:val="000000"/>
-              </w:rPr>
-            </w:pPr>
-            <w:r>
-              <w:rPr>
-                <w:rFonts w:ascii="Helvetica" w:hAnsi="Helvetica" w:eastAsia="Helvetica" w:cs="Helvetica"/>
-                <w:i w:val="false"/>
-                <w:b w:val="false"/>
-                <w:u w:val="none"/>
-                <w:strike w:val="false"/>
+                <w:sz w:val="20"/>
+                <w:szCs w:val="20"/>
+                <w:color w:val="000000"/>
+              </w:rPr>
+            </w:pPr>
+            <w:r>
+              <w:rPr>
+                <w:rFonts w:ascii="Helvetica" w:hAnsi="Helvetica" w:eastAsia="Helvetica" w:cs="Helvetica"/>
+                <w:i w:val="false"/>
+                <w:b w:val="false"/>
+                <w:u w:val="none"/>
                 <w:sz w:val="20"/>
                 <w:szCs w:val="20"/>
                 <w:color w:val="000000"/>
@@ -6803,34 +6461,31 @@
           </w:tcPr>
           <w:p>
             <w:pPr>
-              <w:pStyle w:val="Normal"/>
-              <w:jc w:val="center"/>
-              <w:pBdr>
-                <w:bottom w:val="none" w:sz="0" w:space="0" w:color="000000"/>
-                <w:top w:val="none" w:sz="0" w:space="0" w:color="000000"/>
-                <w:left w:val="none" w:sz="0" w:space="0" w:color="000000"/>
-                <w:right w:val="none" w:sz="0" w:space="0" w:color="000000"/>
-              </w:pBdr>
-              <w:spacing w:after="100" w:before="100" w:line="240"/>
-              <w:ind w:left="100" w:right="100" w:firstLine="0" w:firstLineChars="0"/>
-              <w:rPr>
-                <w:rFonts w:ascii="Helvetica" w:hAnsi="Helvetica" w:eastAsia="Helvetica" w:cs="Helvetica"/>
-                <w:i w:val="false"/>
-                <w:b w:val="false"/>
-                <w:u w:val="none"/>
-                <w:strike w:val="false"/>
-                <w:sz w:val="20"/>
-                <w:szCs w:val="20"/>
-                <w:color w:val="000000"/>
-              </w:rPr>
-            </w:pPr>
-            <w:r>
-              <w:rPr>
-                <w:rFonts w:ascii="Helvetica" w:hAnsi="Helvetica" w:eastAsia="Helvetica" w:cs="Helvetica"/>
-                <w:i w:val="false"/>
-                <w:b w:val="false"/>
-                <w:u w:val="none"/>
-                <w:strike w:val="false"/>
+              <w:jc w:val="center"/>
+              <w:pBdr>
+                <w:bottom w:val="none" w:sz="0" w:space="0" w:color="000000"/>
+                <w:top w:val="none" w:sz="0" w:space="0" w:color="000000"/>
+                <w:left w:val="none" w:sz="0" w:space="0" w:color="000000"/>
+                <w:right w:val="none" w:sz="0" w:space="0" w:color="000000"/>
+              </w:pBdr>
+              <w:spacing w:after="100" w:before="100" w:line="240"/>
+              <w:ind w:left="100" w:right="100" w:firstLine="0" w:firstLineChars="0"/>
+              <w:rPr>
+                <w:rFonts w:ascii="Helvetica" w:hAnsi="Helvetica" w:eastAsia="Helvetica" w:cs="Helvetica"/>
+                <w:i w:val="false"/>
+                <w:b w:val="false"/>
+                <w:u w:val="none"/>
+                <w:sz w:val="20"/>
+                <w:szCs w:val="20"/>
+                <w:color w:val="000000"/>
+              </w:rPr>
+            </w:pPr>
+            <w:r>
+              <w:rPr>
+                <w:rFonts w:ascii="Helvetica" w:hAnsi="Helvetica" w:eastAsia="Helvetica" w:cs="Helvetica"/>
+                <w:i w:val="false"/>
+                <w:b w:val="false"/>
+                <w:u w:val="none"/>
                 <w:sz w:val="20"/>
                 <w:szCs w:val="20"/>
                 <w:color w:val="000000"/>
@@ -6858,34 +6513,31 @@
           </w:tcPr>
           <w:p>
             <w:pPr>
-              <w:pStyle w:val="Normal"/>
-              <w:jc w:val="center"/>
-              <w:pBdr>
-                <w:bottom w:val="none" w:sz="0" w:space="0" w:color="000000"/>
-                <w:top w:val="none" w:sz="0" w:space="0" w:color="000000"/>
-                <w:left w:val="none" w:sz="0" w:space="0" w:color="000000"/>
-                <w:right w:val="none" w:sz="0" w:space="0" w:color="000000"/>
-              </w:pBdr>
-              <w:spacing w:after="100" w:before="100" w:line="240"/>
-              <w:ind w:left="100" w:right="100" w:firstLine="0" w:firstLineChars="0"/>
-              <w:rPr>
-                <w:rFonts w:ascii="Helvetica" w:hAnsi="Helvetica" w:eastAsia="Helvetica" w:cs="Helvetica"/>
-                <w:i w:val="false"/>
-                <w:b w:val="false"/>
-                <w:u w:val="none"/>
-                <w:strike w:val="false"/>
-                <w:sz w:val="20"/>
-                <w:szCs w:val="20"/>
-                <w:color w:val="000000"/>
-              </w:rPr>
-            </w:pPr>
-            <w:r>
-              <w:rPr>
-                <w:rFonts w:ascii="Helvetica" w:hAnsi="Helvetica" w:eastAsia="Helvetica" w:cs="Helvetica"/>
-                <w:i w:val="false"/>
-                <w:b w:val="false"/>
-                <w:u w:val="none"/>
-                <w:strike w:val="false"/>
+              <w:jc w:val="center"/>
+              <w:pBdr>
+                <w:bottom w:val="none" w:sz="0" w:space="0" w:color="000000"/>
+                <w:top w:val="none" w:sz="0" w:space="0" w:color="000000"/>
+                <w:left w:val="none" w:sz="0" w:space="0" w:color="000000"/>
+                <w:right w:val="none" w:sz="0" w:space="0" w:color="000000"/>
+              </w:pBdr>
+              <w:spacing w:after="100" w:before="100" w:line="240"/>
+              <w:ind w:left="100" w:right="100" w:firstLine="0" w:firstLineChars="0"/>
+              <w:rPr>
+                <w:rFonts w:ascii="Helvetica" w:hAnsi="Helvetica" w:eastAsia="Helvetica" w:cs="Helvetica"/>
+                <w:i w:val="false"/>
+                <w:b w:val="false"/>
+                <w:u w:val="none"/>
+                <w:sz w:val="20"/>
+                <w:szCs w:val="20"/>
+                <w:color w:val="000000"/>
+              </w:rPr>
+            </w:pPr>
+            <w:r>
+              <w:rPr>
+                <w:rFonts w:ascii="Helvetica" w:hAnsi="Helvetica" w:eastAsia="Helvetica" w:cs="Helvetica"/>
+                <w:i w:val="false"/>
+                <w:b w:val="false"/>
+                <w:u w:val="none"/>
                 <w:sz w:val="20"/>
                 <w:szCs w:val="20"/>
                 <w:color w:val="000000"/>
@@ -6913,34 +6565,31 @@
           </w:tcPr>
           <w:p>
             <w:pPr>
-              <w:pStyle w:val="Normal"/>
-              <w:jc w:val="center"/>
-              <w:pBdr>
-                <w:bottom w:val="none" w:sz="0" w:space="0" w:color="000000"/>
-                <w:top w:val="none" w:sz="0" w:space="0" w:color="000000"/>
-                <w:left w:val="none" w:sz="0" w:space="0" w:color="000000"/>
-                <w:right w:val="none" w:sz="0" w:space="0" w:color="000000"/>
-              </w:pBdr>
-              <w:spacing w:after="100" w:before="100" w:line="240"/>
-              <w:ind w:left="100" w:right="100" w:firstLine="0" w:firstLineChars="0"/>
-              <w:rPr>
-                <w:rFonts w:ascii="Helvetica" w:hAnsi="Helvetica" w:eastAsia="Helvetica" w:cs="Helvetica"/>
-                <w:i w:val="false"/>
-                <w:b w:val="false"/>
-                <w:u w:val="none"/>
-                <w:strike w:val="false"/>
-                <w:sz w:val="20"/>
-                <w:szCs w:val="20"/>
-                <w:color w:val="000000"/>
-              </w:rPr>
-            </w:pPr>
-            <w:r>
-              <w:rPr>
-                <w:rFonts w:ascii="Helvetica" w:hAnsi="Helvetica" w:eastAsia="Helvetica" w:cs="Helvetica"/>
-                <w:i w:val="false"/>
-                <w:b w:val="false"/>
-                <w:u w:val="none"/>
-                <w:strike w:val="false"/>
+              <w:jc w:val="center"/>
+              <w:pBdr>
+                <w:bottom w:val="none" w:sz="0" w:space="0" w:color="000000"/>
+                <w:top w:val="none" w:sz="0" w:space="0" w:color="000000"/>
+                <w:left w:val="none" w:sz="0" w:space="0" w:color="000000"/>
+                <w:right w:val="none" w:sz="0" w:space="0" w:color="000000"/>
+              </w:pBdr>
+              <w:spacing w:after="100" w:before="100" w:line="240"/>
+              <w:ind w:left="100" w:right="100" w:firstLine="0" w:firstLineChars="0"/>
+              <w:rPr>
+                <w:rFonts w:ascii="Helvetica" w:hAnsi="Helvetica" w:eastAsia="Helvetica" w:cs="Helvetica"/>
+                <w:i w:val="false"/>
+                <w:b w:val="false"/>
+                <w:u w:val="none"/>
+                <w:sz w:val="20"/>
+                <w:szCs w:val="20"/>
+                <w:color w:val="000000"/>
+              </w:rPr>
+            </w:pPr>
+            <w:r>
+              <w:rPr>
+                <w:rFonts w:ascii="Helvetica" w:hAnsi="Helvetica" w:eastAsia="Helvetica" w:cs="Helvetica"/>
+                <w:i w:val="false"/>
+                <w:b w:val="false"/>
+                <w:u w:val="none"/>
                 <w:sz w:val="20"/>
                 <w:szCs w:val="20"/>
                 <w:color w:val="000000"/>
@@ -6968,34 +6617,31 @@
           </w:tcPr>
           <w:p>
             <w:pPr>
-              <w:pStyle w:val="Normal"/>
-              <w:jc w:val="center"/>
-              <w:pBdr>
-                <w:bottom w:val="none" w:sz="0" w:space="0" w:color="000000"/>
-                <w:top w:val="none" w:sz="0" w:space="0" w:color="000000"/>
-                <w:left w:val="none" w:sz="0" w:space="0" w:color="000000"/>
-                <w:right w:val="none" w:sz="0" w:space="0" w:color="000000"/>
-              </w:pBdr>
-              <w:spacing w:after="100" w:before="100" w:line="240"/>
-              <w:ind w:left="100" w:right="100" w:firstLine="0" w:firstLineChars="0"/>
-              <w:rPr>
-                <w:rFonts w:ascii="Helvetica" w:hAnsi="Helvetica" w:eastAsia="Helvetica" w:cs="Helvetica"/>
-                <w:i w:val="false"/>
-                <w:b w:val="false"/>
-                <w:u w:val="none"/>
-                <w:strike w:val="false"/>
-                <w:sz w:val="20"/>
-                <w:szCs w:val="20"/>
-                <w:color w:val="000000"/>
-              </w:rPr>
-            </w:pPr>
-            <w:r>
-              <w:rPr>
-                <w:rFonts w:ascii="Helvetica" w:hAnsi="Helvetica" w:eastAsia="Helvetica" w:cs="Helvetica"/>
-                <w:i w:val="false"/>
-                <w:b w:val="false"/>
-                <w:u w:val="none"/>
-                <w:strike w:val="false"/>
+              <w:jc w:val="center"/>
+              <w:pBdr>
+                <w:bottom w:val="none" w:sz="0" w:space="0" w:color="000000"/>
+                <w:top w:val="none" w:sz="0" w:space="0" w:color="000000"/>
+                <w:left w:val="none" w:sz="0" w:space="0" w:color="000000"/>
+                <w:right w:val="none" w:sz="0" w:space="0" w:color="000000"/>
+              </w:pBdr>
+              <w:spacing w:after="100" w:before="100" w:line="240"/>
+              <w:ind w:left="100" w:right="100" w:firstLine="0" w:firstLineChars="0"/>
+              <w:rPr>
+                <w:rFonts w:ascii="Helvetica" w:hAnsi="Helvetica" w:eastAsia="Helvetica" w:cs="Helvetica"/>
+                <w:i w:val="false"/>
+                <w:b w:val="false"/>
+                <w:u w:val="none"/>
+                <w:sz w:val="20"/>
+                <w:szCs w:val="20"/>
+                <w:color w:val="000000"/>
+              </w:rPr>
+            </w:pPr>
+            <w:r>
+              <w:rPr>
+                <w:rFonts w:ascii="Helvetica" w:hAnsi="Helvetica" w:eastAsia="Helvetica" w:cs="Helvetica"/>
+                <w:i w:val="false"/>
+                <w:b w:val="false"/>
+                <w:u w:val="none"/>
                 <w:sz w:val="20"/>
                 <w:szCs w:val="20"/>
                 <w:color w:val="000000"/>
@@ -7023,34 +6669,31 @@
           </w:tcPr>
           <w:p>
             <w:pPr>
-              <w:pStyle w:val="Normal"/>
-              <w:jc w:val="center"/>
-              <w:pBdr>
-                <w:bottom w:val="none" w:sz="0" w:space="0" w:color="000000"/>
-                <w:top w:val="none" w:sz="0" w:space="0" w:color="000000"/>
-                <w:left w:val="none" w:sz="0" w:space="0" w:color="000000"/>
-                <w:right w:val="none" w:sz="0" w:space="0" w:color="000000"/>
-              </w:pBdr>
-              <w:spacing w:after="100" w:before="100" w:line="240"/>
-              <w:ind w:left="100" w:right="100" w:firstLine="0" w:firstLineChars="0"/>
-              <w:rPr>
-                <w:rFonts w:ascii="Helvetica" w:hAnsi="Helvetica" w:eastAsia="Helvetica" w:cs="Helvetica"/>
-                <w:i w:val="false"/>
-                <w:b w:val="false"/>
-                <w:u w:val="none"/>
-                <w:strike w:val="false"/>
-                <w:sz w:val="20"/>
-                <w:szCs w:val="20"/>
-                <w:color w:val="000000"/>
-              </w:rPr>
-            </w:pPr>
-            <w:r>
-              <w:rPr>
-                <w:rFonts w:ascii="Helvetica" w:hAnsi="Helvetica" w:eastAsia="Helvetica" w:cs="Helvetica"/>
-                <w:i w:val="false"/>
-                <w:b w:val="false"/>
-                <w:u w:val="none"/>
-                <w:strike w:val="false"/>
+              <w:jc w:val="center"/>
+              <w:pBdr>
+                <w:bottom w:val="none" w:sz="0" w:space="0" w:color="000000"/>
+                <w:top w:val="none" w:sz="0" w:space="0" w:color="000000"/>
+                <w:left w:val="none" w:sz="0" w:space="0" w:color="000000"/>
+                <w:right w:val="none" w:sz="0" w:space="0" w:color="000000"/>
+              </w:pBdr>
+              <w:spacing w:after="100" w:before="100" w:line="240"/>
+              <w:ind w:left="100" w:right="100" w:firstLine="0" w:firstLineChars="0"/>
+              <w:rPr>
+                <w:rFonts w:ascii="Helvetica" w:hAnsi="Helvetica" w:eastAsia="Helvetica" w:cs="Helvetica"/>
+                <w:i w:val="false"/>
+                <w:b w:val="false"/>
+                <w:u w:val="none"/>
+                <w:sz w:val="20"/>
+                <w:szCs w:val="20"/>
+                <w:color w:val="000000"/>
+              </w:rPr>
+            </w:pPr>
+            <w:r>
+              <w:rPr>
+                <w:rFonts w:ascii="Helvetica" w:hAnsi="Helvetica" w:eastAsia="Helvetica" w:cs="Helvetica"/>
+                <w:i w:val="false"/>
+                <w:b w:val="false"/>
+                <w:u w:val="none"/>
                 <w:sz w:val="20"/>
                 <w:szCs w:val="20"/>
                 <w:color w:val="000000"/>
@@ -7064,6 +6707,7 @@
         <w:trPr>
           <w:trHeight w:val="360" w:hRule="auto"/>
         </w:trPr>
+        footer 1
         <w:tc>
           <w:tcPr>
             <w:gridSpan w:val="6"/>
@@ -7084,7 +6728,6 @@
           </w:tcPr>
           <w:p>
             <w:pPr>
-              <w:pStyle w:val="Normal"/>
               <w:jc w:val="left"/>
               <w:pBdr>
                 <w:bottom w:val="none" w:sz="0" w:space="0" w:color="000000"/>
@@ -7099,7 +6742,6 @@
                 <w:i w:val="false"/>
                 <w:b w:val="false"/>
                 <w:u w:val="none"/>
-                <w:strike w:val="false"/>
                 <w:sz w:val="22"/>
                 <w:szCs w:val="22"/>
                 <w:color w:val="000000"/>
@@ -7111,7 +6753,6 @@
                 <w:i w:val="false"/>
                 <w:b w:val="false"/>
                 <w:u w:val="none"/>
-                <w:strike w:val="false"/>
                 <w:sz w:val="22"/>
                 <w:szCs w:val="22"/>
                 <w:color w:val="000000"/>
